--- a/docs/rpg/SCOPE_OVERVIEW.docx
+++ b/docs/rpg/SCOPE_OVERVIEW.docx
@@ -88,7 +88,7 @@
           </w:pPr>
           <w:hyperlink w:history="1" w:anchor="_Toc2">
             <w:r>
-              <w:t xml:space="preserve">Where the game stands (26 October 2026)</w:t>
+              <w:t xml:space="preserve">How we work (owner's direction, 26 October 2026)</w:t>
             </w:r>
             <w:r>
               <w:tab/>
@@ -110,7 +110,7 @@
           </w:pPr>
           <w:hyperlink w:history="1" w:anchor="_Toc3">
             <w:r>
-              <w:t xml:space="preserve">Phase 0: Finish and harden what is live</w:t>
+              <w:t xml:space="preserve">Where the game stands (26 October 2026)</w:t>
             </w:r>
             <w:r>
               <w:tab/>
@@ -132,7 +132,7 @@
           </w:pPr>
           <w:hyperlink w:history="1" w:anchor="_Toc4">
             <w:r>
-              <w:t xml:space="preserve">Phase 1: The mid-game holds up</w:t>
+              <w:t xml:space="preserve">Phase 0: Finish and harden what is live</w:t>
             </w:r>
             <w:r>
               <w:tab/>
@@ -147,14 +147,14 @@
         </w:p>
         <w:p>
           <w:pPr>
-            <w:pStyle w:val="TOC2"/>
+            <w:pStyle w:val="TOC1"/>
             <w:tabs>
               <w:tab w:val="right" w:pos="9638" w:leader="dot"/>
             </w:tabs>
           </w:pPr>
           <w:hyperlink w:history="1" w:anchor="_Toc5">
             <w:r>
-              <w:t xml:space="preserve">1.1 Simpler time controls (S)</w:t>
+              <w:t xml:space="preserve">Phase 1: The made man's life</w:t>
             </w:r>
             <w:r>
               <w:tab/>
@@ -176,7 +176,7 @@
           </w:pPr>
           <w:hyperlink w:history="1" w:anchor="_Toc6">
             <w:r>
-              <w:t xml:space="preserve">1.2 Locations overhaul (L; was V90: places, family HQs and fronts)</w:t>
+              <w:t xml:space="preserve">1.1 Simpler time controls (S)</w:t>
             </w:r>
             <w:r>
               <w:tab/>
@@ -198,7 +198,7 @@
           </w:pPr>
           <w:hyperlink w:history="1" w:anchor="_Toc7">
             <w:r>
-              <w:t xml:space="preserve">1.3 Scores you play (L)</w:t>
+              <w:t xml:space="preserve">1.2 Crew and authority: the soldier's season (L, the centrepiece)</w:t>
             </w:r>
             <w:r>
               <w:tab/>
@@ -220,7 +220,7 @@
           </w:pPr>
           <w:hyperlink w:history="1" w:anchor="_Toc8">
             <w:r>
-              <w:t xml:space="preserve">1.4 Rackets as businesses you run (L)</w:t>
+              <w:t xml:space="preserve">1.3 The road to captain (M)</w:t>
             </w:r>
             <w:r>
               <w:tab/>
@@ -242,7 +242,7 @@
           </w:pPr>
           <w:hyperlink w:history="1" w:anchor="_Toc9">
             <w:r>
-              <w:t xml:space="preserve">1.5 Gambling, in period (M)</w:t>
+              <w:t xml:space="preserve">1.4 One compelling racket (M; the vertical slice before 1.6)</w:t>
             </w:r>
             <w:r>
               <w:tab/>
@@ -264,7 +264,7 @@
           </w:pPr>
           <w:hyperlink w:history="1" w:anchor="_Toc10">
             <w:r>
-              <w:t xml:space="preserve">1.6 A soldier's season and the road to captain (L)</w:t>
+              <w:t xml:space="preserve">1.5 One score you play (M; the vertical slice before 1.6)</w:t>
             </w:r>
             <w:r>
               <w:tab/>
@@ -286,7 +286,7 @@
           </w:pPr>
           <w:hyperlink w:history="1" w:anchor="_Toc11">
             <w:r>
-              <w:t xml:space="preserve">1.7 Who the player is, and when it ends (M)</w:t>
+              <w:t xml:space="preserve">1.6 Breadth, once the slices are good (L)</w:t>
             </w:r>
             <w:r>
               <w:tab/>
@@ -308,7 +308,7 @@
           </w:pPr>
           <w:hyperlink w:history="1" w:anchor="_Toc12">
             <w:r>
-              <w:t xml:space="preserve">1.8 Stopgaps and tuning (S–M)</w:t>
+              <w:t xml:space="preserve">1.7 Who the player is, and when it ends (M)</w:t>
             </w:r>
             <w:r>
               <w:tab/>
@@ -323,14 +323,14 @@
         </w:p>
         <w:p>
           <w:pPr>
-            <w:pStyle w:val="TOC1"/>
+            <w:pStyle w:val="TOC2"/>
             <w:tabs>
               <w:tab w:val="right" w:pos="9638" w:leader="dot"/>
             </w:tabs>
           </w:pPr>
           <w:hyperlink w:history="1" w:anchor="_Toc13">
             <w:r>
-              <w:t xml:space="preserve">Phase 2: Make the stories visible (M–L)</w:t>
+              <w:t xml:space="preserve">1.8 Stopgaps and tuning (S–M)</w:t>
             </w:r>
             <w:r>
               <w:tab/>
@@ -352,7 +352,7 @@
           </w:pPr>
           <w:hyperlink w:history="1" w:anchor="_Toc14">
             <w:r>
-              <w:t xml:space="preserve">Phase 3: The Living Ecosystem (V91)</w:t>
+              <w:t xml:space="preserve">Phase 2: Make the stories visible (M–L)</w:t>
             </w:r>
             <w:r>
               <w:tab/>
@@ -367,14 +367,14 @@
         </w:p>
         <w:p>
           <w:pPr>
-            <w:pStyle w:val="TOC2"/>
+            <w:pStyle w:val="TOC1"/>
             <w:tabs>
               <w:tab w:val="right" w:pos="9638" w:leader="dot"/>
             </w:tabs>
           </w:pPr>
           <w:hyperlink w:history="1" w:anchor="_Toc15">
             <w:r>
-              <w:t xml:space="preserve">3.1 Family feuds as real conflicts (L)</w:t>
+              <w:t xml:space="preserve">Phase 3: The Living Ecosystem (V91)</w:t>
             </w:r>
             <w:r>
               <w:tab/>
@@ -396,7 +396,7 @@
           </w:pPr>
           <w:hyperlink w:history="1" w:anchor="_Toc16">
             <w:r>
-              <w:t xml:space="preserve">3.2 Authority, violence and change (L)</w:t>
+              <w:t xml:space="preserve">3.1 Family feuds as real conflicts (L)</w:t>
             </w:r>
             <w:r>
               <w:tab/>
@@ -418,7 +418,7 @@
           </w:pPr>
           <w:hyperlink w:history="1" w:anchor="_Toc17">
             <w:r>
-              <w:t xml:space="preserve">3.3 The police faction (XL)</w:t>
+              <w:t xml:space="preserve">3.2 Authority, violence and change (L)</w:t>
             </w:r>
             <w:r>
               <w:tab/>
@@ -440,7 +440,7 @@
           </w:pPr>
           <w:hyperlink w:history="1" w:anchor="_Toc18">
             <w:r>
-              <w:t xml:space="preserve">3.4 The Feds and RICO (L)</w:t>
+              <w:t xml:space="preserve">3.3 The police: one investigation first, then the faction (L, then XL)</w:t>
             </w:r>
             <w:r>
               <w:tab/>
@@ -462,7 +462,7 @@
           </w:pPr>
           <w:hyperlink w:history="1" w:anchor="_Toc19">
             <w:r>
-              <w:t xml:space="preserve">3.5 The rackets that made the money (L)</w:t>
+              <w:t xml:space="preserve">3.4 The Feds and RICO (L)</w:t>
             </w:r>
             <w:r>
               <w:tab/>
@@ -484,7 +484,7 @@
           </w:pPr>
           <w:hyperlink w:history="1" w:anchor="_Toc20">
             <w:r>
-              <w:t xml:space="preserve">3.6 Politics and the courts (M)</w:t>
+              <w:t xml:space="preserve">3.5 The rackets that made the money (L)</w:t>
             </w:r>
             <w:r>
               <w:tab/>
@@ -506,7 +506,7 @@
           </w:pPr>
           <w:hyperlink w:history="1" w:anchor="_Toc21">
             <w:r>
-              <w:t xml:space="preserve">3.7 The wider underworld (L)</w:t>
+              <w:t xml:space="preserve">3.6 Politics and the courts (M)</w:t>
             </w:r>
             <w:r>
               <w:tab/>
@@ -528,7 +528,7 @@
           </w:pPr>
           <w:hyperlink w:history="1" w:anchor="_Toc22">
             <w:r>
-              <w:t xml:space="preserve">3.8 Information and the neighbourhood (M)</w:t>
+              <w:t xml:space="preserve">3.7 The wider underworld (L)</w:t>
             </w:r>
             <w:r>
               <w:tab/>
@@ -543,14 +543,14 @@
         </w:p>
         <w:p>
           <w:pPr>
-            <w:pStyle w:val="TOC1"/>
+            <w:pStyle w:val="TOC2"/>
             <w:tabs>
               <w:tab w:val="right" w:pos="9638" w:leader="dot"/>
             </w:tabs>
           </w:pPr>
           <w:hyperlink w:history="1" w:anchor="_Toc23">
             <w:r>
-              <w:t xml:space="preserve">Phase 3b: Playing at the top (XL)</w:t>
+              <w:t xml:space="preserve">3.8 Information and the neighbourhood (M)</w:t>
             </w:r>
             <w:r>
               <w:tab/>
@@ -572,7 +572,7 @@
           </w:pPr>
           <w:hyperlink w:history="1" w:anchor="_Toc24">
             <w:r>
-              <w:t xml:space="preserve">Phase 4: A Life (V92)</w:t>
+              <w:t xml:space="preserve">Phase 3b: Playing at the top (XL)</w:t>
             </w:r>
             <w:r>
               <w:tab/>
@@ -594,7 +594,7 @@
           </w:pPr>
           <w:hyperlink w:history="1" w:anchor="_Toc25">
             <w:r>
-              <w:t xml:space="preserve">Phase 5: Big moments (L)</w:t>
+              <w:t xml:space="preserve">Phase 4: A Life (V92)</w:t>
             </w:r>
             <w:r>
               <w:tab/>
@@ -616,7 +616,7 @@
           </w:pPr>
           <w:hyperlink w:history="1" w:anchor="_Toc26">
             <w:r>
-              <w:t xml:space="preserve">Phase 6: Presentation and feel (runs alongside)</w:t>
+              <w:t xml:space="preserve">Phase 5: Big moments (L)</w:t>
             </w:r>
             <w:r>
               <w:tab/>
@@ -638,7 +638,7 @@
           </w:pPr>
           <w:hyperlink w:history="1" w:anchor="_Toc27">
             <w:r>
-              <w:t xml:space="preserve">Throughout: how we know it got better</w:t>
+              <w:t xml:space="preserve">Phase 6: Presentation and feel (runs alongside)</w:t>
             </w:r>
             <w:r>
               <w:tab/>
@@ -660,7 +660,7 @@
           </w:pPr>
           <w:hyperlink w:history="1" w:anchor="_Toc28">
             <w:r>
-              <w:t xml:space="preserve">Suggested order and dependencies</w:t>
+              <w:t xml:space="preserve">Permanent workstream: conversational depth</w:t>
             </w:r>
             <w:r>
               <w:tab/>
@@ -668,6 +668,72 @@
             <w:r>
               <w:fldChar w:fldCharType="begin" w:dirty="true"/>
               <w:instrText xml:space="preserve">PAGEREF _Toc28 \h</w:instrText>
+              <w:fldChar w:fldCharType="separate"/>
+              <w:fldChar w:fldCharType="end"/>
+            </w:r>
+          </w:hyperlink>
+        </w:p>
+        <w:p>
+          <w:pPr>
+            <w:pStyle w:val="TOC1"/>
+            <w:tabs>
+              <w:tab w:val="right" w:pos="9638" w:leader="dot"/>
+            </w:tabs>
+          </w:pPr>
+          <w:hyperlink w:history="1" w:anchor="_Toc29">
+            <w:r>
+              <w:t xml:space="preserve">Release criteria</w:t>
+            </w:r>
+            <w:r>
+              <w:tab/>
+            </w:r>
+            <w:r>
+              <w:fldChar w:fldCharType="begin" w:dirty="true"/>
+              <w:instrText xml:space="preserve">PAGEREF _Toc29 \h</w:instrText>
+              <w:fldChar w:fldCharType="separate"/>
+              <w:fldChar w:fldCharType="end"/>
+            </w:r>
+          </w:hyperlink>
+        </w:p>
+        <w:p>
+          <w:pPr>
+            <w:pStyle w:val="TOC1"/>
+            <w:tabs>
+              <w:tab w:val="right" w:pos="9638" w:leader="dot"/>
+            </w:tabs>
+          </w:pPr>
+          <w:hyperlink w:history="1" w:anchor="_Toc30">
+            <w:r>
+              <w:t xml:space="preserve">Throughout: how we know it got better</w:t>
+            </w:r>
+            <w:r>
+              <w:tab/>
+            </w:r>
+            <w:r>
+              <w:fldChar w:fldCharType="begin" w:dirty="true"/>
+              <w:instrText xml:space="preserve">PAGEREF _Toc30 \h</w:instrText>
+              <w:fldChar w:fldCharType="separate"/>
+              <w:fldChar w:fldCharType="end"/>
+            </w:r>
+          </w:hyperlink>
+        </w:p>
+        <w:p>
+          <w:pPr>
+            <w:pStyle w:val="TOC1"/>
+            <w:tabs>
+              <w:tab w:val="right" w:pos="9638" w:leader="dot"/>
+            </w:tabs>
+          </w:pPr>
+          <w:hyperlink w:history="1" w:anchor="_Toc31">
+            <w:r>
+              <w:t xml:space="preserve">Suggested order and dependencies</w:t>
+            </w:r>
+            <w:r>
+              <w:tab/>
+            </w:r>
+            <w:r>
+              <w:fldChar w:fldCharType="begin" w:dirty="true"/>
+              <w:instrText xml:space="preserve">PAGEREF _Toc31 \h</w:instrText>
               <w:fldChar w:fldCharType="separate"/>
               <w:fldChar w:fldCharType="end"/>
             </w:r>
@@ -979,9 +1045,176 @@
           <w:sz w:val="21"/>
           <w:szCs w:val="21"/>
         </w:rPr>
+        <w:t xml:space="preserve">How we work (owner's direction, 26 October 2026)</w:t>
+      </w:r>
+      <w:bookmarkEnd w:id="2"/>
+    </w:p>
+    <w:p>
+      <w:pPr>
+        <w:tabs>
+          <w:tab w:val="left" w:pos="660"/>
+        </w:tabs>
+        <w:spacing w:after="60" w:line="264"/>
+        <w:ind w:left="660" w:hanging="360"/>
+      </w:pPr>
+      <w:r>
+        <w:rPr>
+          <w:sz w:val="21"/>
+          <w:szCs w:val="21"/>
+        </w:rPr>
+        <w:t xml:space="preserve">1.	</w:t>
+      </w:r>
+      <w:r>
+        <w:rPr>
+          <w:b/>
+          <w:bCs/>
+          <w:sz w:val="21"/>
+          <w:szCs w:val="21"/>
+        </w:rPr>
+        <w:t xml:space="preserve">The soldier's experience comes first.</w:t>
+      </w:r>
+      <w:r>
+        <w:rPr>
+          <w:sz w:val="21"/>
+          <w:szCs w:val="21"/>
+        </w:rPr>
+        <w:t xml:space="preserve"> A meaningful crew and authority system is delivered before weeks are spent widening
+locations or criminal activity. Breadth waits until the made man's life is worth living.</w:t>
+      </w:r>
+    </w:p>
+    <w:p>
+      <w:pPr>
+        <w:tabs>
+          <w:tab w:val="left" w:pos="660"/>
+        </w:tabs>
+        <w:spacing w:after="60" w:line="264"/>
+        <w:ind w:left="660" w:hanging="360"/>
+      </w:pPr>
+      <w:r>
+        <w:rPr>
+          <w:sz w:val="21"/>
+          <w:szCs w:val="21"/>
+        </w:rPr>
+        <w:t xml:space="preserve">2.	</w:t>
+      </w:r>
+      <w:r>
+        <w:rPr>
+          <w:b/>
+          <w:bCs/>
+          <w:sz w:val="21"/>
+          <w:szCs w:val="21"/>
+        </w:rPr>
+        <w:t xml:space="preserve">Conversational depth is a permanent workstream,</w:t>
+      </w:r>
+      <w:r>
+        <w:rPr>
+          <w:sz w:val="21"/>
+          <w:szCs w:val="21"/>
+        </w:rPr>
+        <w:t xml:space="preserve"> not a phase that ends. NPC reasoning (why he says what he says), initiative
+(what he raises and seeks out unprompted) and dialogue that develops over a relationship are explicit objectives in every phase.</w:t>
+      </w:r>
+    </w:p>
+    <w:p>
+      <w:pPr>
+        <w:tabs>
+          <w:tab w:val="left" w:pos="660"/>
+        </w:tabs>
+        <w:spacing w:after="60" w:line="264"/>
+        <w:ind w:left="660" w:hanging="360"/>
+      </w:pPr>
+      <w:r>
+        <w:rPr>
+          <w:sz w:val="21"/>
+          <w:szCs w:val="21"/>
+        </w:rPr>
+        <w:t xml:space="preserve">3.	</w:t>
+      </w:r>
+      <w:r>
+        <w:rPr>
+          <w:b/>
+          <w:bCs/>
+          <w:sz w:val="21"/>
+          <w:szCs w:val="21"/>
+        </w:rPr>
+        <w:t xml:space="preserve">Major systems are built as vertical slices.</w:t>
+      </w:r>
+      <w:r>
+        <w:rPr>
+          <w:sz w:val="21"/>
+          <w:szCs w:val="21"/>
+        </w:rPr>
+        <w:t xml:space="preserve"> One convincing example, end to end, before breadth: one police investigation
+before a police faction; one compelling racket before every racket; one score before a score engine for everything; one district
+of real places before seven. Breadth only follows a slice that works.</w:t>
+      </w:r>
+    </w:p>
+    <w:p>
+      <w:pPr>
+        <w:tabs>
+          <w:tab w:val="left" w:pos="660"/>
+        </w:tabs>
+        <w:spacing w:after="60" w:line="264"/>
+        <w:ind w:left="660" w:hanging="360"/>
+      </w:pPr>
+      <w:r>
+        <w:rPr>
+          <w:sz w:val="21"/>
+          <w:szCs w:val="21"/>
+        </w:rPr>
+        <w:t xml:space="preserve">4.	</w:t>
+      </w:r>
+      <w:r>
+        <w:rPr>
+          <w:b/>
+          <w:bCs/>
+          <w:sz w:val="21"/>
+          <w:szCs w:val="21"/>
+        </w:rPr>
+        <w:t xml:space="preserve">Player enjoyment is a release criterion.</w:t>
+      </w:r>
+      <w:r>
+        <w:rPr>
+          <w:sz w:val="21"/>
+          <w:szCs w:val="21"/>
+        </w:rPr>
+        <w:t xml:space="preserve"> A feature is not finished because it works, passes its tests and makes the
+simulation busier. It is finished when playing it is enjoyable: it creates a decision the player cares about, an outcome worth
+retelling, or a moment he would seek out again. A slice that isn't enjoyable is reworked or cut, not widened. (How this is
+judged: see "Release criteria" under </w:t>
+      </w:r>
+      <w:r>
+        <w:rPr>
+          <w:i/>
+          <w:iCs/>
+          <w:sz w:val="21"/>
+          <w:szCs w:val="21"/>
+        </w:rPr>
+        <w:t xml:space="preserve">Throughout</w:t>
+      </w:r>
+      <w:r>
+        <w:rPr>
+          <w:sz w:val="21"/>
+          <w:szCs w:val="21"/>
+        </w:rPr>
+        <w:t xml:space="preserve">.)</w:t>
+      </w:r>
+    </w:p>
+    <w:p>
+      <w:pPr>
+        <w:pStyle w:val="Heading1"/>
+        <w:keepNext/>
+        <w:pageBreakBefore/>
+      </w:pPr>
+      <w:bookmarkStart w:name="_Toc3" w:id="3"/>
+      <w:r>
+        <w:rPr>
+          <w:sz w:val="21"/>
+          <w:szCs w:val="21"/>
+        </w:rPr>
         <w:t xml:space="preserve">Where the game stands (26 October 2026)</w:t>
       </w:r>
-      <w:bookmarkEnd w:id="2"/>
+      <w:bookmarkEnd w:id="3"/>
     </w:p>
     <w:p>
       <w:pPr>
@@ -1392,7 +1625,7 @@
         <w:keepNext/>
         <w:pageBreakBefore/>
       </w:pPr>
-      <w:bookmarkStart w:name="_Toc3" w:id="3"/>
+      <w:bookmarkStart w:name="_Toc4" w:id="4"/>
       <w:r>
         <w:rPr>
           <w:sz w:val="21"/>
@@ -1400,7 +1633,7 @@
         </w:rPr>
         <w:t xml:space="preserve">Phase 0: Finish and harden what is live</w:t>
       </w:r>
-      <w:bookmarkEnd w:id="3"/>
+      <w:bookmarkEnd w:id="4"/>
     </w:p>
     <w:p>
       <w:pPr>
@@ -1741,15 +1974,15 @@
         <w:keepNext/>
         <w:pageBreakBefore/>
       </w:pPr>
-      <w:bookmarkStart w:name="_Toc4" w:id="4"/>
-      <w:r>
-        <w:rPr>
-          <w:sz w:val="21"/>
-          <w:szCs w:val="21"/>
-        </w:rPr>
-        <w:t xml:space="preserve">Phase 1: The mid-game holds up</w:t>
-      </w:r>
-      <w:bookmarkEnd w:id="4"/>
+      <w:bookmarkStart w:name="_Toc5" w:id="5"/>
+      <w:r>
+        <w:rPr>
+          <w:sz w:val="21"/>
+          <w:szCs w:val="21"/>
+        </w:rPr>
+        <w:t xml:space="preserve">Phase 1: The made man's life</w:t>
+      </w:r>
+      <w:bookmarkEnd w:id="5"/>
     </w:p>
     <w:p>
       <w:pPr>
@@ -1769,7 +2002,8 @@
           <w:sz w:val="21"/>
           <w:szCs w:val="21"/>
         </w:rPr>
-        <w:t xml:space="preserve"> make hours five to fifty as good as the first hour. This phase does the most for how the game feels.</w:t>
+        <w:t xml:space="preserve"> make hours five to fifty as good as the first hour, starting with what it is to be a soldier with men under him.
+Each part is a vertical slice that must be enjoyable before anything is widened.</w:t>
       </w:r>
     </w:p>
     <w:p>
@@ -1777,7 +2011,7 @@
         <w:pStyle w:val="Heading2"/>
         <w:keepNext/>
       </w:pPr>
-      <w:bookmarkStart w:name="_Toc5" w:id="5"/>
+      <w:bookmarkStart w:name="_Toc6" w:id="6"/>
       <w:r>
         <w:rPr>
           <w:sz w:val="21"/>
@@ -1785,7 +2019,7 @@
         </w:rPr>
         <w:t xml:space="preserve">1.1 Simpler time controls (S)</w:t>
       </w:r>
-      <w:bookmarkEnd w:id="5"/>
+      <w:bookmarkEnd w:id="6"/>
     </w:p>
     <w:p>
       <w:pPr>
@@ -1958,7 +2192,7 @@
           <w:sz w:val="21"/>
           <w:szCs w:val="21"/>
         </w:rPr>
-        <w:t xml:space="preserve"> on its card (replacing "An hour").</w:t>
+        <w:t xml:space="preserve"> on its card.</w:t>
       </w:r>
     </w:p>
     <w:p>
@@ -1989,20 +2223,10 @@
       </w:pPr>
       <w:r>
         <w:rPr>
-          <w:b/>
-          <w:bCs/>
-          <w:sz w:val="21"/>
-          <w:szCs w:val="21"/>
-        </w:rPr>
-        <w:t xml:space="preserve">Done when:</w:t>
-      </w:r>
-      <w:r>
-        <w:rPr>
-          <w:sz w:val="21"/>
-          <w:szCs w:val="21"/>
-        </w:rPr>
-        <w:t xml:space="preserve"> every timed thing (summons, meetings, shop hours, night gigs, the induction) can be reached from the four buttons or
-its own card, and the browser playthrough never needs a finer step.</w:t>
+          <w:sz w:val="21"/>
+          <w:szCs w:val="21"/>
+        </w:rPr>
+        <w:t xml:space="preserve">Small and independent, so it goes first. It makes every later playtest quicker.</w:t>
       </w:r>
     </w:p>
     <w:p>
@@ -2010,113 +2234,45 @@
         <w:pStyle w:val="Heading2"/>
         <w:keepNext/>
       </w:pPr>
-      <w:bookmarkStart w:name="_Toc6" w:id="6"/>
-      <w:r>
-        <w:rPr>
-          <w:sz w:val="21"/>
-          <w:szCs w:val="21"/>
-        </w:rPr>
-        <w:t xml:space="preserve">1.2 Locations overhaul (L; was V90: places, family HQs and fronts)</w:t>
-      </w:r>
-      <w:bookmarkEnd w:id="6"/>
-    </w:p>
-    <w:p>
-      <w:pPr>
-        <w:pStyle w:val="ListParagraph"/>
-        <w:numPr>
-          <w:ilvl w:val="0"/>
-          <w:numId w:val="2"/>
-        </w:numPr>
-        <w:spacing w:after="60" w:line="264"/>
-      </w:pPr>
-      <w:r>
-        <w:rPr>
-          <w:b/>
-          <w:bCs/>
-          <w:sz w:val="21"/>
-          <w:szCs w:val="21"/>
-        </w:rPr>
-        <w:t xml:space="preserve">Real places in real districts.</w:t>
-      </w:r>
-      <w:r>
-        <w:rPr>
-          <w:sz w:val="21"/>
-          <w:szCs w:val="21"/>
-        </w:rPr>
-        <w:t xml:space="preserve"> Each of the seven districts gets its own places with hours and regulars: each family's club
-(its headquarters), bars, barbers, a diner, the docks, the church, card games and after-hours clubs, and the track. The three
-generic rooms go.</w:t>
-      </w:r>
-    </w:p>
-    <w:p>
-      <w:pPr>
-        <w:pStyle w:val="ListParagraph"/>
-        <w:numPr>
-          <w:ilvl w:val="0"/>
-          <w:numId w:val="2"/>
-        </w:numPr>
-        <w:spacing w:after="60" w:line="264"/>
-      </w:pPr>
-      <w:r>
-        <w:rPr>
-          <w:b/>
-          <w:bCs/>
-          <w:sz w:val="21"/>
-          <w:szCs w:val="21"/>
-        </w:rPr>
-        <w:t xml:space="preserve">Businesses as places.</w:t>
-      </w:r>
-      <w:r>
-        <w:rPr>
-          <w:sz w:val="21"/>
-          <w:szCs w:val="21"/>
-        </w:rPr>
-        <w:t xml:space="preserve"> Every business can be seen, listed by district, and walked into. It shows who owns it, who it pays,
-and how it's doing, as far as the player knows (knowledge rules apply). </w:t>
-      </w:r>
-      <w:r>
-        <w:rPr>
-          <w:b/>
-          <w:bCs/>
-          <w:sz w:val="21"/>
-          <w:szCs w:val="21"/>
-        </w:rPr>
-        <w:t xml:space="preserve">Fronts:</w:t>
-      </w:r>
-      <w:r>
-        <w:rPr>
-          <w:sz w:val="21"/>
-          <w:szCs w:val="21"/>
-        </w:rPr>
-        <w:t xml:space="preserve"> legitimate businesses used for cover and
-laundering.</w:t>
-      </w:r>
-    </w:p>
-    <w:p>
-      <w:pPr>
-        <w:pStyle w:val="ListParagraph"/>
-        <w:numPr>
-          <w:ilvl w:val="0"/>
-          <w:numId w:val="2"/>
-        </w:numPr>
-        <w:spacing w:after="60" w:line="264"/>
-      </w:pPr>
-      <w:r>
-        <w:rPr>
-          <w:b/>
-          <w:bCs/>
-          <w:sz w:val="21"/>
-          <w:szCs w:val="21"/>
-        </w:rPr>
-        <w:t xml:space="preserve">Routines with reasons.</w:t>
-      </w:r>
-      <w:r>
-        <w:rPr>
-          <w:sz w:val="21"/>
-          <w:szCs w:val="21"/>
-        </w:rPr>
-        <w:t xml:space="preserve"> Where a man is follows his life: shop or work by day, his family's club in the evening, the bar if he
-drinks, the track if he gambles, church on Sunday, home late.</w:t>
+      <w:bookmarkStart w:name="_Toc7" w:id="7"/>
+      <w:r>
+        <w:rPr>
+          <w:sz w:val="21"/>
+          <w:szCs w:val="21"/>
+        </w:rPr>
+        <w:t xml:space="preserve">1.2 Crew and authority: the soldier's season (L, the centrepiece)</w:t>
+      </w:r>
+      <w:bookmarkEnd w:id="7"/>
+    </w:p>
+    <w:p>
+      <w:pPr>
+        <w:spacing w:after="120" w:line="276"/>
+      </w:pPr>
+      <w:r>
+        <w:rPr>
+          <w:sz w:val="21"/>
+          <w:szCs w:val="21"/>
+        </w:rPr>
+        <w:t xml:space="preserve">A made man has men, and his word means something to them. This is delivered, playtested and enjoyed before 1.4 onwards.</w:t>
+      </w:r>
+    </w:p>
+    <w:p>
+      <w:pPr>
+        <w:pStyle w:val="ListParagraph"/>
+        <w:numPr>
+          <w:ilvl w:val="0"/>
+          <w:numId w:val="2"/>
+        </w:numPr>
+        <w:spacing w:after="60" w:line="264"/>
+      </w:pPr>
+      <w:r>
+        <w:rPr>
+          <w:b/>
+          <w:bCs/>
+          <w:sz w:val="21"/>
+          <w:szCs w:val="21"/>
+        </w:rPr>
+        <w:t xml:space="preserve">Getting a crew.</w:t>
       </w:r>
     </w:p>
     <w:p>
@@ -2133,7 +2289,7 @@
           <w:sz w:val="21"/>
           <w:szCs w:val="21"/>
         </w:rPr>
-        <w:t xml:space="preserve">Full routines for men in the life and shop owners.</w:t>
+        <w:t xml:space="preserve">Associates come to him to be taken on, for their own reasons: ambition, money, a debt, a cousin's word.</w:t>
       </w:r>
     </w:p>
     <w:p>
@@ -2150,7 +2306,7 @@
           <w:sz w:val="21"/>
           <w:szCs w:val="21"/>
         </w:rPr>
-        <w:t xml:space="preserve">A simple one for civilians the player has met.</w:t>
+        <w:t xml:space="preserve">His captain hands him a man or a shop.</w:t>
       </w:r>
     </w:p>
     <w:p>
@@ -2167,7 +2323,7 @@
           <w:sz w:val="21"/>
           <w:szCs w:val="21"/>
         </w:rPr>
-        <w:t xml:space="preserve">Unknown civilians are anonymous regulars.</w:t>
+        <w:t xml:space="preserve">He can recruit, and turn men away.</w:t>
       </w:r>
     </w:p>
     <w:p>
@@ -2184,86 +2340,229 @@
           <w:sz w:val="21"/>
           <w:szCs w:val="21"/>
         </w:rPr>
-        <w:t xml:space="preserve">Routines are a pure function of the man and the clock: deterministic, stable between looks, no new saved state.</w:t>
-      </w:r>
-    </w:p>
-    <w:p>
-      <w:pPr>
-        <w:pStyle w:val="ListParagraph"/>
-        <w:numPr>
-          <w:ilvl w:val="0"/>
-          <w:numId w:val="2"/>
-        </w:numPr>
-        <w:spacing w:after="60" w:line="264"/>
-      </w:pPr>
-      <w:r>
-        <w:rPr>
-          <w:b/>
-          <w:bCs/>
-          <w:sz w:val="21"/>
-          <w:szCs w:val="21"/>
-        </w:rPr>
-        <w:t xml:space="preserve">Being there is the action.</w:t>
-      </w:r>
-      <w:r>
-        <w:rPr>
-          <w:sz w:val="21"/>
-          <w:szCs w:val="21"/>
-        </w:rPr>
-        <w:t xml:space="preserve"> Arriving shows who is in and what is going on, and offers what can be done there: talk, wait for
-someone, listen in, lean on the owner, case it. Approaches happen at a place.</w:t>
-      </w:r>
-    </w:p>
-    <w:p>
-      <w:pPr>
-        <w:pStyle w:val="ListParagraph"/>
-        <w:numPr>
-          <w:ilvl w:val="0"/>
-          <w:numId w:val="2"/>
-        </w:numPr>
-        <w:spacing w:after="60" w:line="264"/>
-      </w:pPr>
-      <w:r>
-        <w:rPr>
-          <w:b/>
-          <w:bCs/>
-          <w:sz w:val="21"/>
-          <w:szCs w:val="21"/>
-        </w:rPr>
-        <w:t xml:space="preserve">Territory you can feel.</w:t>
-      </w:r>
-      <w:r>
-        <w:rPr>
-          <w:sz w:val="21"/>
-          <w:szCs w:val="21"/>
-        </w:rPr>
-        <w:t xml:space="preserve"> Each district shows whose ground it is. Another family's ground means being seen and noticed.</w:t>
-      </w:r>
-    </w:p>
-    <w:p>
-      <w:pPr>
-        <w:pStyle w:val="ListParagraph"/>
-        <w:numPr>
-          <w:ilvl w:val="0"/>
-          <w:numId w:val="2"/>
-        </w:numPr>
-        <w:spacing w:after="60" w:line="264"/>
-      </w:pPr>
-      <w:r>
-        <w:rPr>
-          <w:b/>
-          <w:bCs/>
-          <w:sz w:val="21"/>
-          <w:szCs w:val="21"/>
-        </w:rPr>
-        <w:t xml:space="preserve">A list by district,</w:t>
-      </w:r>
-      <w:r>
-        <w:rPr>
-          <w:sz w:val="21"/>
-          <w:szCs w:val="21"/>
-        </w:rPr>
-        <w:t xml:space="preserve"> phone-friendly. A drawn map comes later (Phase 6).</w:t>
+        <w:t xml:space="preserve">Every man has a history the player can learn.</w:t>
+      </w:r>
+    </w:p>
+    <w:p>
+      <w:pPr>
+        <w:pStyle w:val="ListParagraph"/>
+        <w:numPr>
+          <w:ilvl w:val="0"/>
+          <w:numId w:val="2"/>
+        </w:numPr>
+        <w:spacing w:after="60" w:line="264"/>
+      </w:pPr>
+      <w:r>
+        <w:rPr>
+          <w:b/>
+          <w:bCs/>
+          <w:sz w:val="21"/>
+          <w:szCs w:val="21"/>
+        </w:rPr>
+        <w:t xml:space="preserve">Running them.</w:t>
+      </w:r>
+    </w:p>
+    <w:p>
+      <w:pPr>
+        <w:pStyle w:val="ListParagraph"/>
+        <w:numPr>
+          <w:ilvl w:val="1"/>
+          <w:numId w:val="2"/>
+        </w:numPr>
+        <w:spacing w:after="60" w:line="264"/>
+      </w:pPr>
+      <w:r>
+        <w:rPr>
+          <w:sz w:val="21"/>
+          <w:szCs w:val="21"/>
+        </w:rPr>
+        <w:t xml:space="preserve">He gives them work (orders.ts): pickups, collections, a message, a watch. Each man does it his own way (behaviour by
+temperament: clean, skim, bungle, overdo it).</w:t>
+      </w:r>
+    </w:p>
+    <w:p>
+      <w:pPr>
+        <w:pStyle w:val="ListParagraph"/>
+        <w:numPr>
+          <w:ilvl w:val="1"/>
+          <w:numId w:val="2"/>
+        </w:numPr>
+        <w:spacing w:after="60" w:line="264"/>
+      </w:pPr>
+      <w:r>
+        <w:rPr>
+          <w:sz w:val="21"/>
+          <w:szCs w:val="21"/>
+        </w:rPr>
+        <w:t xml:space="preserve">He is paid their envelopes, and decides what to pass up.</w:t>
+      </w:r>
+    </w:p>
+    <w:p>
+      <w:pPr>
+        <w:pStyle w:val="ListParagraph"/>
+        <w:numPr>
+          <w:ilvl w:val="0"/>
+          <w:numId w:val="2"/>
+        </w:numPr>
+        <w:spacing w:after="60" w:line="264"/>
+      </w:pPr>
+      <w:r>
+        <w:rPr>
+          <w:b/>
+          <w:bCs/>
+          <w:sz w:val="21"/>
+          <w:szCs w:val="21"/>
+        </w:rPr>
+        <w:t xml:space="preserve">Authority, felt both ways.</w:t>
+      </w:r>
+    </w:p>
+    <w:p>
+      <w:pPr>
+        <w:pStyle w:val="ListParagraph"/>
+        <w:numPr>
+          <w:ilvl w:val="1"/>
+          <w:numId w:val="2"/>
+        </w:numPr>
+        <w:spacing w:after="60" w:line="264"/>
+      </w:pPr>
+      <w:r>
+        <w:rPr>
+          <w:sz w:val="21"/>
+          <w:szCs w:val="21"/>
+        </w:rPr>
+        <w:t xml:space="preserve">His men bring him their quarrels, debts, troubles and requests; he settles them, and how he settles them is remembered.</w:t>
+      </w:r>
+    </w:p>
+    <w:p>
+      <w:pPr>
+        <w:pStyle w:val="ListParagraph"/>
+        <w:numPr>
+          <w:ilvl w:val="1"/>
+          <w:numId w:val="2"/>
+        </w:numPr>
+        <w:spacing w:after="60" w:line="264"/>
+      </w:pPr>
+      <w:r>
+        <w:rPr>
+          <w:sz w:val="21"/>
+          <w:szCs w:val="21"/>
+        </w:rPr>
+        <w:t xml:space="preserve">He answers upstairs for what they do: a man who beats the wrong shopkeeper is his problem with his captain.</w:t>
+      </w:r>
+    </w:p>
+    <w:p>
+      <w:pPr>
+        <w:pStyle w:val="ListParagraph"/>
+        <w:numPr>
+          <w:ilvl w:val="1"/>
+          <w:numId w:val="2"/>
+        </w:numPr>
+        <w:spacing w:after="60" w:line="264"/>
+      </w:pPr>
+      <w:r>
+        <w:rPr>
+          <w:sz w:val="21"/>
+          <w:szCs w:val="21"/>
+        </w:rPr>
+        <w:t xml:space="preserve">Discipline: warn, fine, cut his share, have him roughed up, put him out. Each has consequences for loyalty and for what the
+crew thinks of him.</w:t>
+      </w:r>
+    </w:p>
+    <w:p>
+      <w:pPr>
+        <w:pStyle w:val="ListParagraph"/>
+        <w:numPr>
+          <w:ilvl w:val="0"/>
+          <w:numId w:val="2"/>
+        </w:numPr>
+        <w:spacing w:after="60" w:line="264"/>
+      </w:pPr>
+      <w:r>
+        <w:rPr>
+          <w:b/>
+          <w:bCs/>
+          <w:sz w:val="21"/>
+          <w:szCs w:val="21"/>
+        </w:rPr>
+        <w:t xml:space="preserve">Loyalty that moves.</w:t>
+      </w:r>
+    </w:p>
+    <w:p>
+      <w:pPr>
+        <w:pStyle w:val="ListParagraph"/>
+        <w:numPr>
+          <w:ilvl w:val="1"/>
+          <w:numId w:val="2"/>
+        </w:numPr>
+        <w:spacing w:after="60" w:line="264"/>
+      </w:pPr>
+      <w:r>
+        <w:rPr>
+          <w:sz w:val="21"/>
+          <w:szCs w:val="21"/>
+        </w:rPr>
+        <w:t xml:space="preserve">Men grow loyal or resentful from how they're treated and paid.</w:t>
+      </w:r>
+    </w:p>
+    <w:p>
+      <w:pPr>
+        <w:pStyle w:val="ListParagraph"/>
+        <w:numPr>
+          <w:ilvl w:val="1"/>
+          <w:numId w:val="2"/>
+        </w:numPr>
+        <w:spacing w:after="60" w:line="264"/>
+      </w:pPr>
+      <w:r>
+        <w:rPr>
+          <w:sz w:val="21"/>
+          <w:szCs w:val="21"/>
+        </w:rPr>
+        <w:t xml:space="preserve">A man may be courted by another crew, skim, talk to the police (later), or go over his head.</w:t>
+      </w:r>
+    </w:p>
+    <w:p>
+      <w:pPr>
+        <w:pStyle w:val="ListParagraph"/>
+        <w:numPr>
+          <w:ilvl w:val="1"/>
+          <w:numId w:val="2"/>
+        </w:numPr>
+        <w:spacing w:after="60" w:line="264"/>
+      </w:pPr>
+      <w:r>
+        <w:rPr>
+          <w:sz w:val="21"/>
+          <w:szCs w:val="21"/>
+        </w:rPr>
+        <w:t xml:space="preserve">The best of them want to be made, and need him to put them forward.</w:t>
+      </w:r>
+    </w:p>
+    <w:p>
+      <w:pPr>
+        <w:pStyle w:val="ListParagraph"/>
+        <w:numPr>
+          <w:ilvl w:val="0"/>
+          <w:numId w:val="2"/>
+        </w:numPr>
+        <w:spacing w:after="60" w:line="264"/>
+      </w:pPr>
+      <w:r>
+        <w:rPr>
+          <w:b/>
+          <w:bCs/>
+          <w:sz w:val="21"/>
+          <w:szCs w:val="21"/>
+        </w:rPr>
+        <w:t xml:space="preserve">Conversation is the medium.</w:t>
+      </w:r>
+      <w:r>
+        <w:rPr>
+          <w:sz w:val="21"/>
+          <w:szCs w:val="21"/>
+        </w:rPr>
+        <w:t xml:space="preserve"> Most of this happens in talk with his men, in their voices, with reasons. It is not a management
+screen. A small crew page shows only what he knows: who, what they earn him, what's wrong.</w:t>
       </w:r>
     </w:p>
     <w:p>
@@ -2289,34 +2588,8 @@
           <w:sz w:val="21"/>
           <w:szCs w:val="21"/>
         </w:rPr>
-        <w:t xml:space="preserve"> places.ts, where.ts, clubdata.ts, the business records, travel times, districts.</w:t>
-      </w:r>
-    </w:p>
-    <w:p>
-      <w:pPr>
-        <w:pStyle w:val="ListParagraph"/>
-        <w:numPr>
-          <w:ilvl w:val="0"/>
-          <w:numId w:val="2"/>
-        </w:numPr>
-        <w:spacing w:after="60" w:line="264"/>
-      </w:pPr>
-      <w:r>
-        <w:rPr>
-          <w:b/>
-          <w:bCs/>
-          <w:sz w:val="21"/>
-          <w:szCs w:val="21"/>
-        </w:rPr>
-        <w:t xml:space="preserve">Risk:</w:t>
-      </w:r>
-      <w:r>
-        <w:rPr>
-          <w:sz w:val="21"/>
-          <w:szCs w:val="21"/>
-        </w:rPr>
-        <w:t xml:space="preserve"> where everyone is changes, so who meets whom changes, and many test expectations will move. Do it in two steps: places
-and routines alongside the old rooms, then retire the old rooms.</w:t>
+        <w:t xml:space="preserve"> orders.ts (behaviour, workShift), crewlife.ts, career.ts and path.ts (sponsoring and proposing), recruitment in
+conv/acts, books.ts (envelopes), loyalty.ts, imposed.ts.</w:t>
       </w:r>
     </w:p>
     <w:p>
@@ -2337,13 +2610,74 @@
         </w:rPr>
         <w:t xml:space="preserve">Done when:</w:t>
       </w:r>
-      <w:r>
-        <w:rPr>
-          <w:sz w:val="21"/>
-          <w:szCs w:val="21"/>
-        </w:rPr>
-        <w:t xml:space="preserve"> a player can find any man by knowing his habits; every business is visitable; approaches name where they happen;
-the long-run scorecard is no worse than baseline.</w:t>
+    </w:p>
+    <w:p>
+      <w:pPr>
+        <w:pStyle w:val="ListParagraph"/>
+        <w:numPr>
+          <w:ilvl w:val="1"/>
+          <w:numId w:val="2"/>
+        </w:numPr>
+        <w:spacing w:after="60" w:line="264"/>
+      </w:pPr>
+      <w:r>
+        <w:rPr>
+          <w:sz w:val="21"/>
+          <w:szCs w:val="21"/>
+        </w:rPr>
+        <w:t xml:space="preserve">the climber, once made, has a crew within a season;</w:t>
+      </w:r>
+    </w:p>
+    <w:p>
+      <w:pPr>
+        <w:pStyle w:val="ListParagraph"/>
+        <w:numPr>
+          <w:ilvl w:val="1"/>
+          <w:numId w:val="2"/>
+        </w:numPr>
+        <w:spacing w:after="60" w:line="264"/>
+      </w:pPr>
+      <w:r>
+        <w:rPr>
+          <w:sz w:val="21"/>
+          <w:szCs w:val="21"/>
+        </w:rPr>
+        <w:t xml:space="preserve">in a browser playthrough, a made man's weeks are visibly different from an associate's: men come to him, he decides, it
+matters;</w:t>
+      </w:r>
+    </w:p>
+    <w:p>
+      <w:pPr>
+        <w:pStyle w:val="ListParagraph"/>
+        <w:numPr>
+          <w:ilvl w:val="1"/>
+          <w:numId w:val="2"/>
+        </w:numPr>
+        <w:spacing w:after="60" w:line="264"/>
+      </w:pPr>
+      <w:r>
+        <w:rPr>
+          <w:sz w:val="21"/>
+          <w:szCs w:val="21"/>
+        </w:rPr>
+        <w:t xml:space="preserve">at least three crew stories happen unprompted in 60 days (a skimmer caught, a quarrel settled, a man courted away);</w:t>
+      </w:r>
+    </w:p>
+    <w:p>
+      <w:pPr>
+        <w:pStyle w:val="ListParagraph"/>
+        <w:numPr>
+          <w:ilvl w:val="1"/>
+          <w:numId w:val="2"/>
+        </w:numPr>
+        <w:spacing w:after="60" w:line="264"/>
+      </w:pPr>
+      <w:r>
+        <w:rPr>
+          <w:sz w:val="21"/>
+          <w:szCs w:val="21"/>
+        </w:rPr>
+        <w:t xml:space="preserve">a playtester enjoys running the crew and can retell what happened with one of his men.</w:t>
       </w:r>
     </w:p>
     <w:p>
@@ -2351,31 +2685,313 @@
         <w:pStyle w:val="Heading2"/>
         <w:keepNext/>
       </w:pPr>
-      <w:bookmarkStart w:name="_Toc7" w:id="7"/>
-      <w:r>
-        <w:rPr>
-          <w:sz w:val="21"/>
-          <w:szCs w:val="21"/>
-        </w:rPr>
-        <w:t xml:space="preserve">1.3 Scores you play (L)</w:t>
-      </w:r>
-      <w:bookmarkEnd w:id="7"/>
-    </w:p>
-    <w:p>
-      <w:pPr>
-        <w:pStyle w:val="ListParagraph"/>
-        <w:numPr>
-          <w:ilvl w:val="0"/>
-          <w:numId w:val="2"/>
-        </w:numPr>
-        <w:spacing w:after="60" w:line="264"/>
-      </w:pPr>
-      <w:r>
-        <w:rPr>
-          <w:sz w:val="21"/>
-          <w:szCs w:val="21"/>
-        </w:rPr>
-        <w:t xml:space="preserve">One engine for criminal jobs as a short played sequence:</w:t>
+      <w:bookmarkStart w:name="_Toc8" w:id="8"/>
+      <w:r>
+        <w:rPr>
+          <w:sz w:val="21"/>
+          <w:szCs w:val="21"/>
+        </w:rPr>
+        <w:t xml:space="preserve">1.3 The road to captain (M)</w:t>
+      </w:r>
+      <w:bookmarkEnd w:id="8"/>
+    </w:p>
+    <w:p>
+      <w:pPr>
+        <w:pStyle w:val="ListParagraph"/>
+        <w:numPr>
+          <w:ilvl w:val="0"/>
+          <w:numId w:val="2"/>
+        </w:numPr>
+        <w:spacing w:after="60" w:line="264"/>
+      </w:pPr>
+      <w:r>
+        <w:rPr>
+          <w:sz w:val="21"/>
+          <w:szCs w:val="21"/>
+        </w:rPr>
+        <w:t xml:space="preserve">Measured with the climber, as the road to soldier was: vacancies, rivals for the seat, the boss's choice, and the crew's
+record as the case for him.</w:t>
+      </w:r>
+    </w:p>
+    <w:p>
+      <w:pPr>
+        <w:pStyle w:val="ListParagraph"/>
+        <w:numPr>
+          <w:ilvl w:val="0"/>
+          <w:numId w:val="2"/>
+        </w:numPr>
+        <w:spacing w:after="60" w:line="264"/>
+      </w:pPr>
+      <w:r>
+        <w:rPr>
+          <w:sz w:val="21"/>
+          <w:szCs w:val="21"/>
+        </w:rPr>
+        <w:t xml:space="preserve">Captains pass down their own needs instead of "nothing now" (work.ts needsOf, extended upward).</w:t>
+      </w:r>
+    </w:p>
+    <w:p>
+      <w:pPr>
+        <w:pStyle w:val="Heading2"/>
+        <w:keepNext/>
+      </w:pPr>
+      <w:bookmarkStart w:name="_Toc9" w:id="9"/>
+      <w:r>
+        <w:rPr>
+          <w:sz w:val="21"/>
+          <w:szCs w:val="21"/>
+        </w:rPr>
+        <w:t xml:space="preserve">1.4 One compelling racket (M; the vertical slice before 1.6)</w:t>
+      </w:r>
+      <w:bookmarkEnd w:id="9"/>
+    </w:p>
+    <w:p>
+      <w:pPr>
+        <w:pStyle w:val="ListParagraph"/>
+        <w:numPr>
+          <w:ilvl w:val="0"/>
+          <w:numId w:val="2"/>
+        </w:numPr>
+        <w:spacing w:after="60" w:line="264"/>
+      </w:pPr>
+      <w:r>
+        <w:rPr>
+          <w:b/>
+          <w:bCs/>
+          <w:sz w:val="21"/>
+          <w:szCs w:val="21"/>
+        </w:rPr>
+        <w:t xml:space="preserve">One racket first: the book</w:t>
+      </w:r>
+      <w:r>
+        <w:rPr>
+          <w:sz w:val="21"/>
+          <w:szCs w:val="21"/>
+        </w:rPr>
+        <w:t xml:space="preserve"> (bookmaking). The player runs it with his crew:</w:t>
+      </w:r>
+    </w:p>
+    <w:p>
+      <w:pPr>
+        <w:pStyle w:val="ListParagraph"/>
+        <w:numPr>
+          <w:ilvl w:val="1"/>
+          <w:numId w:val="2"/>
+        </w:numPr>
+        <w:spacing w:after="60" w:line="264"/>
+      </w:pPr>
+      <w:r>
+        <w:rPr>
+          <w:sz w:val="21"/>
+          <w:szCs w:val="21"/>
+        </w:rPr>
+        <w:t xml:space="preserve">taking bets through his men and their spots;</w:t>
+      </w:r>
+    </w:p>
+    <w:p>
+      <w:pPr>
+        <w:pStyle w:val="ListParagraph"/>
+        <w:numPr>
+          <w:ilvl w:val="1"/>
+          <w:numId w:val="2"/>
+        </w:numPr>
+        <w:spacing w:after="60" w:line="264"/>
+      </w:pPr>
+      <w:r>
+        <w:rPr>
+          <w:sz w:val="21"/>
+          <w:szCs w:val="21"/>
+        </w:rPr>
+        <w:t xml:space="preserve">laying off or holding a big bet;</w:t>
+      </w:r>
+    </w:p>
+    <w:p>
+      <w:pPr>
+        <w:pStyle w:val="ListParagraph"/>
+        <w:numPr>
+          <w:ilvl w:val="1"/>
+          <w:numId w:val="2"/>
+        </w:numPr>
+        <w:spacing w:after="60" w:line="264"/>
+      </w:pPr>
+      <w:r>
+        <w:rPr>
+          <w:sz w:val="21"/>
+          <w:szCs w:val="21"/>
+        </w:rPr>
+        <w:t xml:space="preserve">a winner he can't pay;</w:t>
+      </w:r>
+    </w:p>
+    <w:p>
+      <w:pPr>
+        <w:pStyle w:val="ListParagraph"/>
+        <w:numPr>
+          <w:ilvl w:val="1"/>
+          <w:numId w:val="2"/>
+        </w:numPr>
+        <w:spacing w:after="60" w:line="264"/>
+      </w:pPr>
+      <w:r>
+        <w:rPr>
+          <w:sz w:val="21"/>
+          <w:szCs w:val="21"/>
+        </w:rPr>
+        <w:t xml:space="preserve">a runner skimming;</w:t>
+      </w:r>
+    </w:p>
+    <w:p>
+      <w:pPr>
+        <w:pStyle w:val="ListParagraph"/>
+        <w:numPr>
+          <w:ilvl w:val="1"/>
+          <w:numId w:val="2"/>
+        </w:numPr>
+        <w:spacing w:after="60" w:line="264"/>
+      </w:pPr>
+      <w:r>
+        <w:rPr>
+          <w:sz w:val="21"/>
+          <w:szCs w:val="21"/>
+        </w:rPr>
+        <w:t xml:space="preserve">a rival book on his ground;</w:t>
+      </w:r>
+    </w:p>
+    <w:p>
+      <w:pPr>
+        <w:pStyle w:val="ListParagraph"/>
+        <w:numPr>
+          <w:ilvl w:val="1"/>
+          <w:numId w:val="2"/>
+        </w:numPr>
+        <w:spacing w:after="60" w:line="264"/>
+      </w:pPr>
+      <w:r>
+        <w:rPr>
+          <w:sz w:val="21"/>
+          <w:szCs w:val="21"/>
+        </w:rPr>
+        <w:t xml:space="preserve">the cop who wants his envelope (a stopgap until Phase 3).</w:t>
+      </w:r>
+    </w:p>
+    <w:p>
+      <w:pPr>
+        <w:pStyle w:val="ListParagraph"/>
+        <w:numPr>
+          <w:ilvl w:val="0"/>
+          <w:numId w:val="2"/>
+        </w:numPr>
+        <w:spacing w:after="60" w:line="264"/>
+      </w:pPr>
+      <w:r>
+        <w:rPr>
+          <w:b/>
+          <w:bCs/>
+          <w:sz w:val="21"/>
+          <w:szCs w:val="21"/>
+        </w:rPr>
+        <w:t xml:space="preserve">Weekly decisions with consequences,</w:t>
+      </w:r>
+      <w:r>
+        <w:rPr>
+          <w:sz w:val="21"/>
+          <w:szCs w:val="21"/>
+        </w:rPr>
+        <w:t xml:space="preserve"> problems from causes (a man's vice, a competitor, a lucky streak) rather than dice. The
+money balances in every audit.</w:t>
+      </w:r>
+    </w:p>
+    <w:p>
+      <w:pPr>
+        <w:pStyle w:val="ListParagraph"/>
+        <w:numPr>
+          <w:ilvl w:val="0"/>
+          <w:numId w:val="2"/>
+        </w:numPr>
+        <w:spacing w:after="60" w:line="264"/>
+      </w:pPr>
+      <w:r>
+        <w:rPr>
+          <w:b/>
+          <w:bCs/>
+          <w:sz w:val="21"/>
+          <w:szCs w:val="21"/>
+        </w:rPr>
+        <w:t xml:space="preserve">Builds on:</w:t>
+      </w:r>
+      <w:r>
+        <w:rPr>
+          <w:sz w:val="21"/>
+          <w:szCs w:val="21"/>
+        </w:rPr>
+        <w:t xml:space="preserve"> rackets.ts, econ.ts, books.ts, the bookie hustle and its talk lines.</w:t>
+      </w:r>
+    </w:p>
+    <w:p>
+      <w:pPr>
+        <w:pStyle w:val="ListParagraph"/>
+        <w:numPr>
+          <w:ilvl w:val="0"/>
+          <w:numId w:val="2"/>
+        </w:numPr>
+        <w:spacing w:after="60" w:line="264"/>
+      </w:pPr>
+      <w:r>
+        <w:rPr>
+          <w:b/>
+          <w:bCs/>
+          <w:sz w:val="21"/>
+          <w:szCs w:val="21"/>
+        </w:rPr>
+        <w:t xml:space="preserve">Done when:</w:t>
+      </w:r>
+      <w:r>
+        <w:rPr>
+          <w:sz w:val="21"/>
+          <w:szCs w:val="21"/>
+        </w:rPr>
+        <w:t xml:space="preserve"> a playtester wants to check on his book each week, and money, men and danger all flow through it.
+Then and only then: loans, numbers, fencing and protection on the same pattern (1.6).</w:t>
+      </w:r>
+    </w:p>
+    <w:p>
+      <w:pPr>
+        <w:pStyle w:val="Heading2"/>
+        <w:keepNext/>
+      </w:pPr>
+      <w:bookmarkStart w:name="_Toc10" w:id="10"/>
+      <w:r>
+        <w:rPr>
+          <w:sz w:val="21"/>
+          <w:szCs w:val="21"/>
+        </w:rPr>
+        <w:t xml:space="preserve">1.5 One score you play (M; the vertical slice before 1.6)</w:t>
+      </w:r>
+      <w:bookmarkEnd w:id="10"/>
+    </w:p>
+    <w:p>
+      <w:pPr>
+        <w:pStyle w:val="ListParagraph"/>
+        <w:numPr>
+          <w:ilvl w:val="0"/>
+          <w:numId w:val="2"/>
+        </w:numPr>
+        <w:spacing w:after="60" w:line="264"/>
+      </w:pPr>
+      <w:r>
+        <w:rPr>
+          <w:b/>
+          <w:bCs/>
+          <w:sz w:val="21"/>
+          <w:szCs w:val="21"/>
+        </w:rPr>
+        <w:t xml:space="preserve">One score first: the truck hijack,</w:t>
+      </w:r>
+      <w:r>
+        <w:rPr>
+          <w:sz w:val="21"/>
+          <w:szCs w:val="21"/>
+        </w:rPr>
+        <w:t xml:space="preserve"> played as a short sequence:</w:t>
       </w:r>
     </w:p>
     <w:p>
@@ -2407,7 +3023,7 @@
           <w:sz w:val="21"/>
           <w:szCs w:val="21"/>
         </w:rPr>
-        <w:t xml:space="preserve"> with a source that matters (an insider, or a setup).</w:t>
+        <w:t xml:space="preserve"> whose source matters.</w:t>
       </w:r>
     </w:p>
     <w:p>
@@ -2439,8 +3055,8 @@
           <w:sz w:val="21"/>
           <w:szCs w:val="21"/>
         </w:rPr>
-        <w:t xml:space="preserve"> optional and each step costing time or money: case it, get an insider, choose who comes, arrange the buyer,
-find out whose it is.</w:t>
+        <w:t xml:space="preserve"> optional: case the route, get the driver in on it, choose who comes (his own crew from 1.2), arrange the
+fence, find out whose load it is.</w:t>
       </w:r>
     </w:p>
     <w:p>
@@ -2472,8 +3088,7 @@
           <w:sz w:val="21"/>
           <w:szCs w:val="21"/>
         </w:rPr>
-        <w:t xml:space="preserve"> three or four ways in, odds told as the player would judge them ("He'll fold", "It could go wrong"), opened
-or closed by preparation.</w:t>
+        <w:t xml:space="preserve"> three or four ways in, odds told as the player would judge them, opened or closed by preparation.</w:t>
       </w:r>
     </w:p>
     <w:p>
@@ -2505,7 +3120,7 @@
           <w:sz w:val="21"/>
           <w:szCs w:val="21"/>
         </w:rPr>
-        <w:t xml:space="preserve"> a patrol car, a hero, a partner who freezes. Abort, push or improvise.</w:t>
+        <w:t xml:space="preserve"> abort, push or improvise.</w:t>
       </w:r>
     </w:p>
     <w:p>
@@ -2537,34 +3152,7 @@
           <w:sz w:val="21"/>
           <w:szCs w:val="21"/>
         </w:rPr>
-        <w:t xml:space="preserve"> the fence, the split, what witnesses tell the police, the owner's protectors, the captain's end.</w:t>
-      </w:r>
-    </w:p>
-    <w:p>
-      <w:pPr>
-        <w:pStyle w:val="ListParagraph"/>
-        <w:numPr>
-          <w:ilvl w:val="0"/>
-          <w:numId w:val="2"/>
-        </w:numPr>
-        <w:spacing w:after="60" w:line="264"/>
-      </w:pPr>
-      <w:r>
-        <w:rPr>
-          <w:b/>
-          <w:bCs/>
-          <w:sz w:val="21"/>
-          <w:szCs w:val="21"/>
-        </w:rPr>
-        <w:t xml:space="preserve">Scores:</w:t>
-      </w:r>
-      <w:r>
-        <w:rPr>
-          <w:sz w:val="21"/>
-          <w:szCs w:val="21"/>
-        </w:rPr>
-        <w:t xml:space="preserve"> truck hijack, warehouse, card-game stick-up, fixed race, insurance arson, bank messenger, plus today's burglary and
-scams moved onto the engine.</w:t>
+        <w:t xml:space="preserve"> the fence, the split with his men, witnesses, the owner's protectors, the captain's end.</w:t>
       </w:r>
     </w:p>
     <w:p>
@@ -2590,8 +3178,7 @@
           <w:sz w:val="21"/>
           <w:szCs w:val="21"/>
         </w:rPr>
-        <w:t xml:space="preserve"> jobs.ts (approaches, resolve), gigs.ts, orders.ts, the ledger, facts and witnesses, heat, regard, fences and goods,
-crossdeal.ts.</w:t>
+        <w:t xml:space="preserve"> jobs.ts, gigs.ts, the ledger, facts and witnesses, heat, goods and fences.</w:t>
       </w:r>
     </w:p>
     <w:p>
@@ -2617,9 +3204,8 @@
           <w:sz w:val="21"/>
           <w:szCs w:val="21"/>
         </w:rPr>
-        <w:t xml:space="preserve"> each score has at least three meaningfully different ways to play it; preparation changes the odds the player
-sees; every outcome leaves records the world reads later (a witness, a grudge, heat, money); a playtester can describe two
-different runs of the same score.</w:t>
+        <w:t xml:space="preserve"> two playthroughs of the same hijack play out differently because of choices; a playtester describes it as a
+moment, not a menu. Then the engine is widened (1.6).</w:t>
       </w:r>
     </w:p>
     <w:p>
@@ -2627,31 +3213,86 @@
         <w:pStyle w:val="Heading2"/>
         <w:keepNext/>
       </w:pPr>
-      <w:bookmarkStart w:name="_Toc8" w:id="8"/>
-      <w:r>
-        <w:rPr>
-          <w:sz w:val="21"/>
-          <w:szCs w:val="21"/>
-        </w:rPr>
-        <w:t xml:space="preserve">1.4 Rackets as businesses you run (L)</w:t>
-      </w:r>
-      <w:bookmarkEnd w:id="8"/>
-    </w:p>
-    <w:p>
-      <w:pPr>
-        <w:pStyle w:val="ListParagraph"/>
-        <w:numPr>
-          <w:ilvl w:val="0"/>
-          <w:numId w:val="2"/>
-        </w:numPr>
-        <w:spacing w:after="60" w:line="264"/>
-      </w:pPr>
-      <w:r>
-        <w:rPr>
-          <w:sz w:val="21"/>
-          <w:szCs w:val="21"/>
-        </w:rPr>
-        <w:t xml:space="preserve">Each racket gets staff, weekly decisions, problems, competitors and police attention:</w:t>
+      <w:bookmarkStart w:name="_Toc11" w:id="11"/>
+      <w:r>
+        <w:rPr>
+          <w:sz w:val="21"/>
+          <w:szCs w:val="21"/>
+        </w:rPr>
+        <w:t xml:space="preserve">1.6 Breadth, once the slices are good (L)</w:t>
+      </w:r>
+      <w:bookmarkEnd w:id="11"/>
+    </w:p>
+    <w:p>
+      <w:pPr>
+        <w:pStyle w:val="ListParagraph"/>
+        <w:numPr>
+          <w:ilvl w:val="0"/>
+          <w:numId w:val="2"/>
+        </w:numPr>
+        <w:spacing w:after="60" w:line="264"/>
+      </w:pPr>
+      <w:r>
+        <w:rPr>
+          <w:b/>
+          <w:bCs/>
+          <w:sz w:val="21"/>
+          <w:szCs w:val="21"/>
+        </w:rPr>
+        <w:t xml:space="preserve">More scores</w:t>
+      </w:r>
+      <w:r>
+        <w:rPr>
+          <w:sz w:val="21"/>
+          <w:szCs w:val="21"/>
+        </w:rPr>
+        <w:t xml:space="preserve"> on the proven engine: warehouse, card-game stick-up, fixed race, insurance arson, bank messenger; burglary and
+scams moved onto it.</w:t>
+      </w:r>
+    </w:p>
+    <w:p>
+      <w:pPr>
+        <w:pStyle w:val="ListParagraph"/>
+        <w:numPr>
+          <w:ilvl w:val="0"/>
+          <w:numId w:val="2"/>
+        </w:numPr>
+        <w:spacing w:after="60" w:line="264"/>
+      </w:pPr>
+      <w:r>
+        <w:rPr>
+          <w:b/>
+          <w:bCs/>
+          <w:sz w:val="21"/>
+          <w:szCs w:val="21"/>
+        </w:rPr>
+        <w:t xml:space="preserve">More rackets</w:t>
+      </w:r>
+      <w:r>
+        <w:rPr>
+          <w:sz w:val="21"/>
+          <w:szCs w:val="21"/>
+        </w:rPr>
+        <w:t xml:space="preserve"> on the proven pattern: loans, numbers, fencing, protection.</w:t>
+      </w:r>
+    </w:p>
+    <w:p>
+      <w:pPr>
+        <w:pStyle w:val="ListParagraph"/>
+        <w:numPr>
+          <w:ilvl w:val="0"/>
+          <w:numId w:val="2"/>
+        </w:numPr>
+        <w:spacing w:after="60" w:line="264"/>
+      </w:pPr>
+      <w:r>
+        <w:rPr>
+          <w:b/>
+          <w:bCs/>
+          <w:sz w:val="21"/>
+          <w:szCs w:val="21"/>
+        </w:rPr>
+        <w:t xml:space="preserve">Gambling in period:</w:t>
       </w:r>
     </w:p>
     <w:p>
@@ -2665,19 +3306,10 @@
       </w:pPr>
       <w:r>
         <w:rPr>
-          <w:b/>
-          <w:bCs/>
-          <w:sz w:val="21"/>
-          <w:szCs w:val="21"/>
-        </w:rPr>
-        <w:t xml:space="preserve">The book:</w:t>
-      </w:r>
-      <w:r>
-        <w:rPr>
-          <w:sz w:val="21"/>
-          <w:szCs w:val="21"/>
-        </w:rPr>
-        <w:t xml:space="preserve"> lay off or hold big bets; a winner you can't pay.</w:t>
+          <w:sz w:val="21"/>
+          <w:szCs w:val="21"/>
+        </w:rPr>
+        <w:t xml:space="preserve">the track (Aqueduct, Belmont, Yonkers Raceway's harness racing, fixed races);</w:t>
       </w:r>
     </w:p>
     <w:p>
@@ -2691,19 +3323,10 @@
       </w:pPr>
       <w:r>
         <w:rPr>
-          <w:b/>
-          <w:bCs/>
-          <w:sz w:val="21"/>
-          <w:szCs w:val="21"/>
-        </w:rPr>
-        <w:t xml:space="preserve">Loans:</w:t>
-      </w:r>
-      <w:r>
-        <w:rPr>
-          <w:sz w:val="21"/>
-          <w:szCs w:val="21"/>
-        </w:rPr>
-        <w:t xml:space="preserve"> how hard to collect; whom to trust.</w:t>
+          <w:sz w:val="21"/>
+          <w:szCs w:val="21"/>
+        </w:rPr>
+        <w:t xml:space="preserve">underground card and dice games;</w:t>
       </w:r>
     </w:p>
     <w:p>
@@ -2717,19 +3340,10 @@
       </w:pPr>
       <w:r>
         <w:rPr>
-          <w:b/>
-          <w:bCs/>
-          <w:sz w:val="21"/>
-          <w:szCs w:val="21"/>
-        </w:rPr>
-        <w:t xml:space="preserve">Numbers:</w:t>
-      </w:r>
-      <w:r>
-        <w:rPr>
-          <w:sz w:val="21"/>
-          <w:szCs w:val="21"/>
-        </w:rPr>
-        <w:t xml:space="preserve"> a runner skimming; a big hit.</w:t>
+          <w:sz w:val="21"/>
+          <w:szCs w:val="21"/>
+        </w:rPr>
+        <w:t xml:space="preserve">the family's Las Vegas skim as a background asset;</w:t>
       </w:r>
     </w:p>
     <w:p>
@@ -2743,19 +3357,29 @@
       </w:pPr>
       <w:r>
         <w:rPr>
-          <w:b/>
-          <w:bCs/>
-          <w:sz w:val="21"/>
-          <w:szCs w:val="21"/>
-        </w:rPr>
-        <w:t xml:space="preserve">Fencing:</w:t>
-      </w:r>
-      <w:r>
-        <w:rPr>
-          <w:sz w:val="21"/>
-          <w:szCs w:val="21"/>
-        </w:rPr>
-        <w:t xml:space="preserve"> what to take, and from whom.</w:t>
+          <w:sz w:val="21"/>
+          <w:szCs w:val="21"/>
+        </w:rPr>
+        <w:t xml:space="preserve">no dog track (greyhound racing was not legal in New York in 1970).</w:t>
+      </w:r>
+    </w:p>
+    <w:p>
+      <w:pPr>
+        <w:pStyle w:val="ListParagraph"/>
+        <w:numPr>
+          <w:ilvl w:val="0"/>
+          <w:numId w:val="2"/>
+        </w:numPr>
+        <w:spacing w:after="60" w:line="264"/>
+      </w:pPr>
+      <w:r>
+        <w:rPr>
+          <w:b/>
+          <w:bCs/>
+          <w:sz w:val="21"/>
+          <w:szCs w:val="21"/>
+        </w:rPr>
+        <w:t xml:space="preserve">Locations overhaul (was V90), as a slice first:</w:t>
       </w:r>
     </w:p>
     <w:p>
@@ -2769,89 +3393,62 @@
       </w:pPr>
       <w:r>
         <w:rPr>
-          <w:b/>
-          <w:bCs/>
-          <w:sz w:val="21"/>
-          <w:szCs w:val="21"/>
-        </w:rPr>
-        <w:t xml:space="preserve">Protection:</w:t>
-      </w:r>
-      <w:r>
-        <w:rPr>
-          <w:sz w:val="21"/>
-          <w:szCs w:val="21"/>
-        </w:rPr>
-        <w:t xml:space="preserve"> who pays, who won't, who another family is courting.</w:t>
-      </w:r>
-    </w:p>
-    <w:p>
-      <w:pPr>
-        <w:pStyle w:val="ListParagraph"/>
-        <w:numPr>
-          <w:ilvl w:val="0"/>
-          <w:numId w:val="2"/>
-        </w:numPr>
-        <w:spacing w:after="60" w:line="264"/>
-      </w:pPr>
-      <w:r>
-        <w:rPr>
-          <w:sz w:val="21"/>
-          <w:szCs w:val="21"/>
-        </w:rPr>
-        <w:t xml:space="preserve">A screen for the player's businesses and rackets: what each earns, who works it, what's wrong, what needs a decision this week.</w:t>
-      </w:r>
-    </w:p>
-    <w:p>
-      <w:pPr>
-        <w:pStyle w:val="ListParagraph"/>
-        <w:numPr>
-          <w:ilvl w:val="0"/>
-          <w:numId w:val="2"/>
-        </w:numPr>
-        <w:spacing w:after="60" w:line="264"/>
-      </w:pPr>
-      <w:r>
-        <w:rPr>
-          <w:b/>
-          <w:bCs/>
-          <w:sz w:val="21"/>
-          <w:szCs w:val="21"/>
-        </w:rPr>
-        <w:t xml:space="preserve">Builds on:</w:t>
-      </w:r>
-      <w:r>
-        <w:rPr>
-          <w:sz w:val="21"/>
-          <w:szCs w:val="21"/>
-        </w:rPr>
-        <w:t xml:space="preserve"> rackets.ts, econ.ts, books.ts, debts, protection, crew records.</w:t>
-      </w:r>
-    </w:p>
-    <w:p>
-      <w:pPr>
-        <w:pStyle w:val="ListParagraph"/>
-        <w:numPr>
-          <w:ilvl w:val="0"/>
-          <w:numId w:val="2"/>
-        </w:numPr>
-        <w:spacing w:after="60" w:line="264"/>
-      </w:pPr>
-      <w:r>
-        <w:rPr>
-          <w:b/>
-          <w:bCs/>
-          <w:sz w:val="21"/>
-          <w:szCs w:val="21"/>
-        </w:rPr>
-        <w:t xml:space="preserve">Done when:</w:t>
-      </w:r>
-      <w:r>
-        <w:rPr>
-          <w:sz w:val="21"/>
-          <w:szCs w:val="21"/>
-        </w:rPr>
-        <w:t xml:space="preserve"> a soldier's week has at least one racket decision with consequences; problems arise from causes (a man's vice, a
-competitor, the police) rather than dice; money still balances in every audit.</w:t>
+          <w:sz w:val="21"/>
+          <w:szCs w:val="21"/>
+        </w:rPr>
+        <w:t xml:space="preserve">one district (Little Italy) built properly: real places with hours and regulars, every business visitable, routines with
+reasons, being there as the action, approaches at a place, whose ground it is;</w:t>
+      </w:r>
+    </w:p>
+    <w:p>
+      <w:pPr>
+        <w:pStyle w:val="ListParagraph"/>
+        <w:numPr>
+          <w:ilvl w:val="1"/>
+          <w:numId w:val="2"/>
+        </w:numPr>
+        <w:spacing w:after="60" w:line="264"/>
+      </w:pPr>
+      <w:r>
+        <w:rPr>
+          <w:sz w:val="21"/>
+          <w:szCs w:val="21"/>
+        </w:rPr>
+        <w:t xml:space="preserve">then the other six, once it plays well;</w:t>
+      </w:r>
+    </w:p>
+    <w:p>
+      <w:pPr>
+        <w:pStyle w:val="ListParagraph"/>
+        <w:numPr>
+          <w:ilvl w:val="1"/>
+          <w:numId w:val="2"/>
+        </w:numPr>
+        <w:spacing w:after="60" w:line="264"/>
+      </w:pPr>
+      <w:r>
+        <w:rPr>
+          <w:sz w:val="21"/>
+          <w:szCs w:val="21"/>
+        </w:rPr>
+        <w:t xml:space="preserve">routines are a pure function of the man and the clock (no new saved state); a list by district, not a map;</w:t>
+      </w:r>
+    </w:p>
+    <w:p>
+      <w:pPr>
+        <w:pStyle w:val="ListParagraph"/>
+        <w:numPr>
+          <w:ilvl w:val="1"/>
+          <w:numId w:val="2"/>
+        </w:numPr>
+        <w:spacing w:after="60" w:line="264"/>
+      </w:pPr>
+      <w:r>
+        <w:rPr>
+          <w:sz w:val="21"/>
+          <w:szCs w:val="21"/>
+        </w:rPr>
+        <w:t xml:space="preserve">risk: who meets whom changes, so do it alongside the old rooms before retiring them.</w:t>
       </w:r>
     </w:p>
     <w:p>
@@ -2859,153 +3456,111 @@
         <w:pStyle w:val="Heading2"/>
         <w:keepNext/>
       </w:pPr>
-      <w:bookmarkStart w:name="_Toc9" w:id="9"/>
-      <w:r>
-        <w:rPr>
-          <w:sz w:val="21"/>
-          <w:szCs w:val="21"/>
-        </w:rPr>
-        <w:t xml:space="preserve">1.5 Gambling, in period (M)</w:t>
-      </w:r>
-      <w:bookmarkEnd w:id="9"/>
-    </w:p>
-    <w:p>
-      <w:pPr>
-        <w:pStyle w:val="ListParagraph"/>
-        <w:numPr>
-          <w:ilvl w:val="0"/>
-          <w:numId w:val="2"/>
-        </w:numPr>
-        <w:spacing w:after="60" w:line="264"/>
-      </w:pPr>
-      <w:r>
-        <w:rPr>
-          <w:b/>
-          <w:bCs/>
-          <w:sz w:val="21"/>
-          <w:szCs w:val="21"/>
-        </w:rPr>
-        <w:t xml:space="preserve">The track:</w:t>
-      </w:r>
-    </w:p>
-    <w:p>
-      <w:pPr>
-        <w:pStyle w:val="ListParagraph"/>
-        <w:numPr>
-          <w:ilvl w:val="1"/>
-          <w:numId w:val="2"/>
-        </w:numPr>
-        <w:spacing w:after="60" w:line="264"/>
-      </w:pPr>
-      <w:r>
-        <w:rPr>
-          <w:sz w:val="21"/>
-          <w:szCs w:val="21"/>
-        </w:rPr>
-        <w:t xml:space="preserve">Aqueduct and Belmont, and Yonkers Raceway's harness racing;</w:t>
-      </w:r>
-    </w:p>
-    <w:p>
-      <w:pPr>
-        <w:pStyle w:val="ListParagraph"/>
-        <w:numPr>
-          <w:ilvl w:val="1"/>
-          <w:numId w:val="2"/>
-        </w:numPr>
-        <w:spacing w:after="60" w:line="264"/>
-      </w:pPr>
-      <w:r>
-        <w:rPr>
-          <w:sz w:val="21"/>
-          <w:szCs w:val="21"/>
-        </w:rPr>
-        <w:t xml:space="preserve">fixed races as a score, with jockeys and drivers leaned on and bookies laying off;</w:t>
-      </w:r>
-    </w:p>
-    <w:p>
-      <w:pPr>
-        <w:pStyle w:val="ListParagraph"/>
-        <w:numPr>
-          <w:ilvl w:val="1"/>
-          <w:numId w:val="2"/>
-        </w:numPr>
-        <w:spacing w:after="60" w:line="264"/>
-      </w:pPr>
-      <w:r>
-        <w:rPr>
-          <w:sz w:val="21"/>
-          <w:szCs w:val="21"/>
-        </w:rPr>
-        <w:t xml:space="preserve">gamblers found on Saturday.</w:t>
-      </w:r>
-    </w:p>
-    <w:p>
-      <w:pPr>
-        <w:pStyle w:val="ListParagraph"/>
-        <w:numPr>
-          <w:ilvl w:val="0"/>
-          <w:numId w:val="2"/>
-        </w:numPr>
-        <w:spacing w:after="60" w:line="264"/>
-      </w:pPr>
-      <w:r>
-        <w:rPr>
-          <w:b/>
-          <w:bCs/>
-          <w:sz w:val="21"/>
-          <w:szCs w:val="21"/>
-        </w:rPr>
-        <w:t xml:space="preserve">Underground casinos:</w:t>
-      </w:r>
-      <w:r>
-        <w:rPr>
-          <w:sz w:val="21"/>
-          <w:szCs w:val="21"/>
-        </w:rPr>
-        <w:t xml:space="preserve"> card games, after-hours clubs and a floating dice game, extending blackjack.ts and the gambling clubs.</w:t>
-      </w:r>
-    </w:p>
-    <w:p>
-      <w:pPr>
-        <w:pStyle w:val="ListParagraph"/>
-        <w:numPr>
-          <w:ilvl w:val="0"/>
-          <w:numId w:val="2"/>
-        </w:numPr>
-        <w:spacing w:after="60" w:line="264"/>
-      </w:pPr>
-      <w:r>
-        <w:rPr>
-          <w:b/>
-          <w:bCs/>
-          <w:sz w:val="21"/>
-          <w:szCs w:val="21"/>
-        </w:rPr>
-        <w:t xml:space="preserve">The family's Las Vegas interest</w:t>
-      </w:r>
-      <w:r>
-        <w:rPr>
-          <w:sz w:val="21"/>
-          <w:szCs w:val="21"/>
-        </w:rPr>
-        <w:t xml:space="preserve"> (the skim) as a background asset, heard about and later touched.</w:t>
-      </w:r>
-    </w:p>
-    <w:p>
-      <w:pPr>
-        <w:pStyle w:val="ListParagraph"/>
-        <w:numPr>
-          <w:ilvl w:val="0"/>
-          <w:numId w:val="2"/>
-        </w:numPr>
-        <w:spacing w:after="60" w:line="264"/>
-      </w:pPr>
-      <w:r>
-        <w:rPr>
-          <w:sz w:val="21"/>
-          <w:szCs w:val="21"/>
-        </w:rPr>
-        <w:t xml:space="preserve">No dog track: greyhound racing was not legal in New York in 1970.</w:t>
+      <w:bookmarkStart w:name="_Toc12" w:id="12"/>
+      <w:r>
+        <w:rPr>
+          <w:sz w:val="21"/>
+          <w:szCs w:val="21"/>
+        </w:rPr>
+        <w:t xml:space="preserve">1.7 Who the player is, and when it ends (M)</w:t>
+      </w:r>
+      <w:bookmarkEnd w:id="12"/>
+    </w:p>
+    <w:p>
+      <w:pPr>
+        <w:pStyle w:val="ListParagraph"/>
+        <w:numPr>
+          <w:ilvl w:val="0"/>
+          <w:numId w:val="2"/>
+        </w:numPr>
+        <w:spacing w:after="60" w:line="264"/>
+      </w:pPr>
+      <w:r>
+        <w:rPr>
+          <w:b/>
+          <w:bCs/>
+          <w:sz w:val="21"/>
+          <w:szCs w:val="21"/>
+        </w:rPr>
+        <w:t xml:space="preserve">Backgrounds</w:t>
+      </w:r>
+      <w:r>
+        <w:rPr>
+          <w:sz w:val="21"/>
+          <w:szCs w:val="21"/>
+        </w:rPr>
+        <w:t xml:space="preserve"> that change how play starts and how men treat him.</w:t>
+      </w:r>
+    </w:p>
+    <w:p>
+      <w:pPr>
+        <w:pStyle w:val="ListParagraph"/>
+        <w:numPr>
+          <w:ilvl w:val="0"/>
+          <w:numId w:val="2"/>
+        </w:numPr>
+        <w:spacing w:after="60" w:line="264"/>
+      </w:pPr>
+      <w:r>
+        <w:rPr>
+          <w:b/>
+          <w:bCs/>
+          <w:sz w:val="21"/>
+          <w:szCs w:val="21"/>
+        </w:rPr>
+        <w:t xml:space="preserve">A reputation for what kind of man he is</w:t>
+      </w:r>
+      <w:r>
+        <w:rPr>
+          <w:sz w:val="21"/>
+          <w:szCs w:val="21"/>
+        </w:rPr>
+        <w:t xml:space="preserve"> (fair, cruel, greedy, loyal), read by his crew above all.</w:t>
+      </w:r>
+    </w:p>
+    <w:p>
+      <w:pPr>
+        <w:pStyle w:val="ListParagraph"/>
+        <w:numPr>
+          <w:ilvl w:val="0"/>
+          <w:numId w:val="2"/>
+        </w:numPr>
+        <w:spacing w:after="60" w:line="264"/>
+      </w:pPr>
+      <w:r>
+        <w:rPr>
+          <w:b/>
+          <w:bCs/>
+          <w:sz w:val="21"/>
+          <w:szCs w:val="21"/>
+        </w:rPr>
+        <w:t xml:space="preserve">His own dreams.</w:t>
+      </w:r>
+    </w:p>
+    <w:p>
+      <w:pPr>
+        <w:pStyle w:val="ListParagraph"/>
+        <w:numPr>
+          <w:ilvl w:val="0"/>
+          <w:numId w:val="2"/>
+        </w:numPr>
+        <w:spacing w:after="60" w:line="264"/>
+      </w:pPr>
+      <w:r>
+        <w:rPr>
+          <w:b/>
+          <w:bCs/>
+          <w:sz w:val="21"/>
+          <w:szCs w:val="21"/>
+        </w:rPr>
+        <w:t xml:space="preserve">Death and long sentences:</w:t>
+      </w:r>
+      <w:r>
+        <w:rPr>
+          <w:sz w:val="21"/>
+          <w:szCs w:val="21"/>
+        </w:rPr>
+        <w:t xml:space="preserve"> a clear end and an account of the life.</w:t>
       </w:r>
     </w:p>
     <w:p>
@@ -3013,66 +3568,283 @@
         <w:pStyle w:val="Heading2"/>
         <w:keepNext/>
       </w:pPr>
-      <w:bookmarkStart w:name="_Toc10" w:id="10"/>
-      <w:r>
-        <w:rPr>
-          <w:sz w:val="21"/>
-          <w:szCs w:val="21"/>
-        </w:rPr>
-        <w:t xml:space="preserve">1.6 A soldier's season and the road to captain (L)</w:t>
-      </w:r>
-      <w:bookmarkEnd w:id="10"/>
-    </w:p>
-    <w:p>
-      <w:pPr>
-        <w:pStyle w:val="ListParagraph"/>
-        <w:numPr>
-          <w:ilvl w:val="0"/>
-          <w:numId w:val="2"/>
-        </w:numPr>
-        <w:spacing w:after="60" w:line="264"/>
-      </w:pPr>
-      <w:r>
-        <w:rPr>
-          <w:sz w:val="21"/>
-          <w:szCs w:val="21"/>
-        </w:rPr>
-        <w:t xml:space="preserve">Associates ask to run with a made man; his captain hands him a shop or a man; crew management that matters (their earnings,
-loyalty, trouble).</w:t>
-      </w:r>
-    </w:p>
-    <w:p>
-      <w:pPr>
-        <w:pStyle w:val="ListParagraph"/>
-        <w:numPr>
-          <w:ilvl w:val="0"/>
-          <w:numId w:val="2"/>
-        </w:numPr>
-        <w:spacing w:after="60" w:line="264"/>
-      </w:pPr>
-      <w:r>
-        <w:rPr>
-          <w:sz w:val="21"/>
-          <w:szCs w:val="21"/>
-        </w:rPr>
-        <w:t xml:space="preserve">The road to captain measured with the climber, as the road to soldier was. Vacancies, rivals for the seat, and the boss's choice.</w:t>
-      </w:r>
-    </w:p>
-    <w:p>
-      <w:pPr>
-        <w:pStyle w:val="ListParagraph"/>
-        <w:numPr>
-          <w:ilvl w:val="0"/>
-          <w:numId w:val="2"/>
-        </w:numPr>
-        <w:spacing w:after="60" w:line="264"/>
-      </w:pPr>
-      <w:r>
-        <w:rPr>
-          <w:sz w:val="21"/>
-          <w:szCs w:val="21"/>
-        </w:rPr>
-        <w:t xml:space="preserve">Captains pass down their own needs instead of "nothing now" (work.ts needsOf, extended upward).</w:t>
+      <w:bookmarkStart w:name="_Toc13" w:id="13"/>
+      <w:r>
+        <w:rPr>
+          <w:sz w:val="21"/>
+          <w:szCs w:val="21"/>
+        </w:rPr>
+        <w:t xml:space="preserve">1.8 Stopgaps and tuning (S–M)</w:t>
+      </w:r>
+      <w:bookmarkEnd w:id="13"/>
+    </w:p>
+    <w:p>
+      <w:pPr>
+        <w:pStyle w:val="ListParagraph"/>
+        <w:numPr>
+          <w:ilvl w:val="0"/>
+          <w:numId w:val="2"/>
+        </w:numPr>
+        <w:spacing w:after="60" w:line="264"/>
+      </w:pPr>
+      <w:r>
+        <w:rPr>
+          <w:b/>
+          <w:bCs/>
+          <w:sz w:val="21"/>
+          <w:szCs w:val="21"/>
+        </w:rPr>
+        <w:t xml:space="preserve">Jail balance</w:t>
+      </w:r>
+      <w:r>
+        <w:rPr>
+          <w:sz w:val="21"/>
+          <w:szCs w:val="21"/>
+        </w:rPr>
+        <w:t xml:space="preserve"> until the police replace heat-meter arrests.</w:t>
+      </w:r>
+    </w:p>
+    <w:p>
+      <w:pPr>
+        <w:pStyle w:val="ListParagraph"/>
+        <w:numPr>
+          <w:ilvl w:val="0"/>
+          <w:numId w:val="2"/>
+        </w:numPr>
+        <w:spacing w:after="60" w:line="264"/>
+      </w:pPr>
+      <w:r>
+        <w:rPr>
+          <w:b/>
+          <w:bCs/>
+          <w:sz w:val="21"/>
+          <w:szCs w:val="21"/>
+        </w:rPr>
+        <w:t xml:space="preserve">Variety:</w:t>
+      </w:r>
+      <w:r>
+        <w:rPr>
+          <w:sz w:val="21"/>
+          <w:szCs w:val="21"/>
+        </w:rPr>
+        <w:t xml:space="preserve"> more kinds of tip and gig, fewer repeats.</w:t>
+      </w:r>
+    </w:p>
+    <w:p>
+      <w:pPr>
+        <w:pStyle w:val="ListParagraph"/>
+        <w:numPr>
+          <w:ilvl w:val="0"/>
+          <w:numId w:val="2"/>
+        </w:numPr>
+        <w:spacing w:after="60" w:line="264"/>
+      </w:pPr>
+      <w:r>
+        <w:rPr>
+          <w:b/>
+          <w:bCs/>
+          <w:sz w:val="21"/>
+          <w:szCs w:val="21"/>
+        </w:rPr>
+        <w:t xml:space="preserve">Pacing:</w:t>
+      </w:r>
+      <w:r>
+        <w:rPr>
+          <w:sz w:val="21"/>
+          <w:szCs w:val="21"/>
+        </w:rPr>
+        <w:t xml:space="preserve"> agree the target rhythm, then tune across many worlds.</w:t>
+      </w:r>
+    </w:p>
+    <w:p>
+      <w:pPr>
+        <w:spacing w:after="120" w:line="276"/>
+      </w:pPr>
+      <w:r>
+        <w:rPr>
+          <w:b/>
+          <w:bCs/>
+          <w:sz w:val="21"/>
+          <w:szCs w:val="21"/>
+        </w:rPr>
+        <w:t xml:space="preserve">Phase 1 overall:</w:t>
+      </w:r>
+      <w:r>
+        <w:rPr>
+          <w:sz w:val="21"/>
+          <w:szCs w:val="21"/>
+        </w:rPr>
+        <w:t xml:space="preserve"> XL. Order: time controls → crew and authority (playtested to enjoyment) → road to captain → one racket and one
+score (each playtested) → breadth → identity → tuning.</w:t>
+      </w:r>
+    </w:p>
+    <w:p>
+      <w:pPr>
+        <w:pStyle w:val="Heading1"/>
+        <w:keepNext/>
+        <w:pageBreakBefore/>
+      </w:pPr>
+      <w:bookmarkStart w:name="_Toc14" w:id="14"/>
+      <w:r>
+        <w:rPr>
+          <w:sz w:val="21"/>
+          <w:szCs w:val="21"/>
+        </w:rPr>
+        <w:t xml:space="preserve">Phase 2: Make the stories visible (M–L)</w:t>
+      </w:r>
+      <w:bookmarkEnd w:id="14"/>
+    </w:p>
+    <w:p>
+      <w:pPr>
+        <w:spacing w:after="120" w:line="276"/>
+      </w:pPr>
+      <w:r>
+        <w:rPr>
+          <w:b/>
+          <w:bCs/>
+          <w:sz w:val="21"/>
+          <w:szCs w:val="21"/>
+        </w:rPr>
+        <w:t xml:space="preserve">Purpose:</w:t>
+      </w:r>
+      <w:r>
+        <w:rPr>
+          <w:sz w:val="21"/>
+          <w:szCs w:val="21"/>
+        </w:rPr>
+        <w:t xml:space="preserve"> the world already generates stories; the player should be able to see and follow them.</w:t>
+      </w:r>
+    </w:p>
+    <w:p>
+      <w:pPr>
+        <w:pStyle w:val="ListParagraph"/>
+        <w:numPr>
+          <w:ilvl w:val="0"/>
+          <w:numId w:val="2"/>
+        </w:numPr>
+        <w:spacing w:after="60" w:line="264"/>
+      </w:pPr>
+      <w:r>
+        <w:rPr>
+          <w:b/>
+          <w:bCs/>
+          <w:sz w:val="21"/>
+          <w:szCs w:val="21"/>
+        </w:rPr>
+        <w:t xml:space="preserve">A monthly Herald page:</w:t>
+      </w:r>
+      <w:r>
+        <w:rPr>
+          <w:sz w:val="21"/>
+          <w:szCs w:val="21"/>
+        </w:rPr>
+        <w:t xml:space="preserve"> what happened in the player's corner of the city, about people he knows, in the street's version.</w:t>
+      </w:r>
+    </w:p>
+    <w:p>
+      <w:pPr>
+        <w:pStyle w:val="ListParagraph"/>
+        <w:numPr>
+          <w:ilvl w:val="0"/>
+          <w:numId w:val="2"/>
+        </w:numPr>
+        <w:spacing w:after="60" w:line="264"/>
+      </w:pPr>
+      <w:r>
+        <w:rPr>
+          <w:b/>
+          <w:bCs/>
+          <w:sz w:val="21"/>
+          <w:szCs w:val="21"/>
+        </w:rPr>
+        <w:t xml:space="preserve">A story view:</w:t>
+      </w:r>
+      <w:r>
+        <w:rPr>
+          <w:sz w:val="21"/>
+          <w:szCs w:val="21"/>
+        </w:rPr>
+        <w:t xml:space="preserve"> every thread he is part of or has heard of, how it started, who is involved, where it stands.</w:t>
+      </w:r>
+    </w:p>
+    <w:p>
+      <w:pPr>
+        <w:pStyle w:val="ListParagraph"/>
+        <w:numPr>
+          <w:ilvl w:val="0"/>
+          <w:numId w:val="2"/>
+        </w:numPr>
+        <w:spacing w:after="60" w:line="264"/>
+      </w:pPr>
+      <w:r>
+        <w:rPr>
+          <w:b/>
+          <w:bCs/>
+          <w:sz w:val="21"/>
+          <w:szCs w:val="21"/>
+        </w:rPr>
+        <w:t xml:space="preserve">Men with arcs:</w:t>
+      </w:r>
+      <w:r>
+        <w:rPr>
+          <w:sz w:val="21"/>
+          <w:szCs w:val="21"/>
+        </w:rPr>
+        <w:t xml:space="preserve"> a gambler sinking, a loyal man souring after being passed over, a shopkeeper finally standing up. These come
+from existing problems, ambitions and grudges, and are told through scenes and talk.</w:t>
+      </w:r>
+    </w:p>
+    <w:p>
+      <w:pPr>
+        <w:pStyle w:val="ListParagraph"/>
+        <w:numPr>
+          <w:ilvl w:val="0"/>
+          <w:numId w:val="2"/>
+        </w:numPr>
+        <w:spacing w:after="60" w:line="264"/>
+      </w:pPr>
+      <w:r>
+        <w:rPr>
+          <w:b/>
+          <w:bCs/>
+          <w:sz w:val="21"/>
+          <w:szCs w:val="21"/>
+        </w:rPr>
+        <w:t xml:space="preserve">Late consequences:</w:t>
+      </w:r>
+      <w:r>
+        <w:rPr>
+          <w:sz w:val="21"/>
+          <w:szCs w:val="21"/>
+        </w:rPr>
+        <w:t xml:space="preserve"> slights, favours and skims that come back months later (the humiliated man is now a captain; the
+shopkeeper you helped testifies for you; a skim surfaces in an audit).</w:t>
+      </w:r>
+    </w:p>
+    <w:p>
+      <w:pPr>
+        <w:pStyle w:val="ListParagraph"/>
+        <w:numPr>
+          <w:ilvl w:val="0"/>
+          <w:numId w:val="2"/>
+        </w:numPr>
+        <w:spacing w:after="60" w:line="264"/>
+      </w:pPr>
+      <w:r>
+        <w:rPr>
+          <w:b/>
+          <w:bCs/>
+          <w:sz w:val="21"/>
+          <w:szCs w:val="21"/>
+        </w:rPr>
+        <w:t xml:space="preserve">Builds on:</w:t>
+      </w:r>
+      <w:r>
+        <w:rPr>
+          <w:sz w:val="21"/>
+          <w:szCs w:val="21"/>
+        </w:rPr>
+        <w:t xml:space="preserve"> the Herald, the journal, facts and stories, memory.ts, pursuits, situations.</w:t>
       </w:r>
     </w:p>
     <w:p>
@@ -3098,242 +3870,8 @@
           <w:sz w:val="21"/>
           <w:szCs w:val="21"/>
         </w:rPr>
-        <w:t xml:space="preserve"> the climber, once made, gains a crew and a racket within a season, and reaches captain in a believable span in
-most worlds; a made man's weeks differ from an associate's.</w:t>
-      </w:r>
-    </w:p>
-    <w:p>
-      <w:pPr>
-        <w:pStyle w:val="Heading2"/>
-        <w:keepNext/>
-      </w:pPr>
-      <w:bookmarkStart w:name="_Toc11" w:id="11"/>
-      <w:r>
-        <w:rPr>
-          <w:sz w:val="21"/>
-          <w:szCs w:val="21"/>
-        </w:rPr>
-        <w:t xml:space="preserve">1.7 Who the player is, and when it ends (M)</w:t>
-      </w:r>
-      <w:bookmarkEnd w:id="11"/>
-    </w:p>
-    <w:p>
-      <w:pPr>
-        <w:pStyle w:val="ListParagraph"/>
-        <w:numPr>
-          <w:ilvl w:val="0"/>
-          <w:numId w:val="2"/>
-        </w:numPr>
-        <w:spacing w:after="60" w:line="264"/>
-      </w:pPr>
-      <w:r>
-        <w:rPr>
-          <w:b/>
-          <w:bCs/>
-          <w:sz w:val="21"/>
-          <w:szCs w:val="21"/>
-        </w:rPr>
-        <w:t xml:space="preserve">Backgrounds</w:t>
-      </w:r>
-      <w:r>
-        <w:rPr>
-          <w:sz w:val="21"/>
-          <w:szCs w:val="21"/>
-        </w:rPr>
-        <w:t xml:space="preserve"> that change how play starts and how men treat him (character creation exists; carry it through).</w:t>
-      </w:r>
-    </w:p>
-    <w:p>
-      <w:pPr>
-        <w:pStyle w:val="ListParagraph"/>
-        <w:numPr>
-          <w:ilvl w:val="0"/>
-          <w:numId w:val="2"/>
-        </w:numPr>
-        <w:spacing w:after="60" w:line="264"/>
-      </w:pPr>
-      <w:r>
-        <w:rPr>
-          <w:b/>
-          <w:bCs/>
-          <w:sz w:val="21"/>
-          <w:szCs w:val="21"/>
-        </w:rPr>
-        <w:t xml:space="preserve">A reputation for what kind of man he is</w:t>
-      </w:r>
-      <w:r>
-        <w:rPr>
-          <w:sz w:val="21"/>
-          <w:szCs w:val="21"/>
-        </w:rPr>
-        <w:t xml:space="preserve"> (fair, cruel, greedy, loyal), separate from standing, read by NPC decisions.</w:t>
-      </w:r>
-    </w:p>
-    <w:p>
-      <w:pPr>
-        <w:pStyle w:val="ListParagraph"/>
-        <w:numPr>
-          <w:ilvl w:val="0"/>
-          <w:numId w:val="2"/>
-        </w:numPr>
-        <w:spacing w:after="60" w:line="264"/>
-      </w:pPr>
-      <w:r>
-        <w:rPr>
-          <w:b/>
-          <w:bCs/>
-          <w:sz w:val="21"/>
-          <w:szCs w:val="21"/>
-        </w:rPr>
-        <w:t xml:space="preserve">His own dreams,</w:t>
-      </w:r>
-      <w:r>
-        <w:rPr>
-          <w:sz w:val="21"/>
-          <w:szCs w:val="21"/>
-        </w:rPr>
-        <w:t xml:space="preserve"> as NPCs have theirs.</w:t>
-      </w:r>
-    </w:p>
-    <w:p>
-      <w:pPr>
-        <w:pStyle w:val="ListParagraph"/>
-        <w:numPr>
-          <w:ilvl w:val="0"/>
-          <w:numId w:val="2"/>
-        </w:numPr>
-        <w:spacing w:after="60" w:line="264"/>
-      </w:pPr>
-      <w:r>
-        <w:rPr>
-          <w:b/>
-          <w:bCs/>
-          <w:sz w:val="21"/>
-          <w:szCs w:val="21"/>
-        </w:rPr>
-        <w:t xml:space="preserve">Death and long sentences:</w:t>
-      </w:r>
-      <w:r>
-        <w:rPr>
-          <w:sz w:val="21"/>
-          <w:szCs w:val="21"/>
-        </w:rPr>
-        <w:t xml:space="preserve"> a clear end and an account of the life, before Phase 4's full endings.</w:t>
-      </w:r>
-    </w:p>
-    <w:p>
-      <w:pPr>
-        <w:pStyle w:val="Heading2"/>
-        <w:keepNext/>
-      </w:pPr>
-      <w:bookmarkStart w:name="_Toc12" w:id="12"/>
-      <w:r>
-        <w:rPr>
-          <w:sz w:val="21"/>
-          <w:szCs w:val="21"/>
-        </w:rPr>
-        <w:t xml:space="preserve">1.8 Stopgaps and tuning (S–M)</w:t>
-      </w:r>
-      <w:bookmarkEnd w:id="12"/>
-    </w:p>
-    <w:p>
-      <w:pPr>
-        <w:pStyle w:val="ListParagraph"/>
-        <w:numPr>
-          <w:ilvl w:val="0"/>
-          <w:numId w:val="2"/>
-        </w:numPr>
-        <w:spacing w:after="60" w:line="264"/>
-      </w:pPr>
-      <w:r>
-        <w:rPr>
-          <w:b/>
-          <w:bCs/>
-          <w:sz w:val="21"/>
-          <w:szCs w:val="21"/>
-        </w:rPr>
-        <w:t xml:space="preserve">Jail balance</w:t>
-      </w:r>
-      <w:r>
-        <w:rPr>
-          <w:sz w:val="21"/>
-          <w:szCs w:val="21"/>
-        </w:rPr>
-        <w:t xml:space="preserve"> until the police faction replaces heat-meter arrests: arrest odds, sentence lengths, how clearly heat is shown.</w:t>
-      </w:r>
-    </w:p>
-    <w:p>
-      <w:pPr>
-        <w:pStyle w:val="ListParagraph"/>
-        <w:numPr>
-          <w:ilvl w:val="0"/>
-          <w:numId w:val="2"/>
-        </w:numPr>
-        <w:spacing w:after="60" w:line="264"/>
-      </w:pPr>
-      <w:r>
-        <w:rPr>
-          <w:b/>
-          <w:bCs/>
-          <w:sz w:val="21"/>
-          <w:szCs w:val="21"/>
-        </w:rPr>
-        <w:t xml:space="preserve">Variety:</w:t>
-      </w:r>
-      <w:r>
-        <w:rPr>
-          <w:sz w:val="21"/>
-          <w:szCs w:val="21"/>
-        </w:rPr>
-        <w:t xml:space="preserve"> more kinds of tip and gig, fewer repeats.</w:t>
-      </w:r>
-    </w:p>
-    <w:p>
-      <w:pPr>
-        <w:pStyle w:val="ListParagraph"/>
-        <w:numPr>
-          <w:ilvl w:val="0"/>
-          <w:numId w:val="2"/>
-        </w:numPr>
-        <w:spacing w:after="60" w:line="264"/>
-      </w:pPr>
-      <w:r>
-        <w:rPr>
-          <w:b/>
-          <w:bCs/>
-          <w:sz w:val="21"/>
-          <w:szCs w:val="21"/>
-        </w:rPr>
-        <w:t xml:space="preserve">Pacing:</w:t>
-      </w:r>
-      <w:r>
-        <w:rPr>
-          <w:sz w:val="21"/>
-          <w:szCs w:val="21"/>
-        </w:rPr>
-        <w:t xml:space="preserve"> agree the target rhythm of quiet and busy weeks, then tune across many worlds rather than one.</w:t>
-      </w:r>
-    </w:p>
-    <w:p>
-      <w:pPr>
-        <w:spacing w:after="120" w:line="276"/>
-      </w:pPr>
-      <w:r>
-        <w:rPr>
-          <w:b/>
-          <w:bCs/>
-          <w:sz w:val="21"/>
-          <w:szCs w:val="21"/>
-        </w:rPr>
-        <w:t xml:space="preserve">Phase 1 overall:</w:t>
-      </w:r>
-      <w:r>
-        <w:rPr>
-          <w:sz w:val="21"/>
-          <w:szCs w:val="21"/>
-        </w:rPr>
-        <w:t xml:space="preserve"> XL. Order: time controls → locations → scores and rackets together → gambling → the soldier's season →
-identity → tuning.</w:t>
+        <w:t xml:space="preserve"> the scorecard improves on "memorable NPCs" and "delayed consequences"; a playtester can retell three stories from a
+run without prompting.</w:t>
       </w:r>
     </w:p>
     <w:p>
@@ -3350,15 +3888,15 @@
         <w:keepNext/>
         <w:pageBreakBefore/>
       </w:pPr>
-      <w:bookmarkStart w:name="_Toc13" w:id="13"/>
-      <w:r>
-        <w:rPr>
-          <w:sz w:val="21"/>
-          <w:szCs w:val="21"/>
-        </w:rPr>
-        <w:t xml:space="preserve">Phase 2: Make the stories visible (M–L)</w:t>
-      </w:r>
-      <w:bookmarkEnd w:id="13"/>
+      <w:bookmarkStart w:name="_Toc15" w:id="15"/>
+      <w:r>
+        <w:rPr>
+          <w:sz w:val="21"/>
+          <w:szCs w:val="21"/>
+        </w:rPr>
+        <w:t xml:space="preserve">Phase 3: The Living Ecosystem (V91)</w:t>
+      </w:r>
+      <w:bookmarkEnd w:id="15"/>
     </w:p>
     <w:p>
       <w:pPr>
@@ -3378,113 +3916,108 @@
           <w:sz w:val="21"/>
           <w:szCs w:val="21"/>
         </w:rPr>
-        <w:t xml:space="preserve"> the world already generates stories; the player should be able to see and follow them.</w:t>
-      </w:r>
-    </w:p>
-    <w:p>
-      <w:pPr>
-        <w:pStyle w:val="ListParagraph"/>
-        <w:numPr>
-          <w:ilvl w:val="0"/>
-          <w:numId w:val="2"/>
-        </w:numPr>
-        <w:spacing w:after="60" w:line="264"/>
-      </w:pPr>
-      <w:r>
-        <w:rPr>
-          <w:b/>
-          <w:bCs/>
-          <w:sz w:val="21"/>
-          <w:szCs w:val="21"/>
-        </w:rPr>
-        <w:t xml:space="preserve">A monthly Herald page:</w:t>
-      </w:r>
-      <w:r>
-        <w:rPr>
-          <w:sz w:val="21"/>
-          <w:szCs w:val="21"/>
-        </w:rPr>
-        <w:t xml:space="preserve"> what happened in the player's corner of the city, about people he knows, in the street's version.</w:t>
-      </w:r>
-    </w:p>
-    <w:p>
-      <w:pPr>
-        <w:pStyle w:val="ListParagraph"/>
-        <w:numPr>
-          <w:ilvl w:val="0"/>
-          <w:numId w:val="2"/>
-        </w:numPr>
-        <w:spacing w:after="60" w:line="264"/>
-      </w:pPr>
-      <w:r>
-        <w:rPr>
-          <w:b/>
-          <w:bCs/>
-          <w:sz w:val="21"/>
-          <w:szCs w:val="21"/>
-        </w:rPr>
-        <w:t xml:space="preserve">A story view:</w:t>
-      </w:r>
-      <w:r>
-        <w:rPr>
-          <w:sz w:val="21"/>
-          <w:szCs w:val="21"/>
-        </w:rPr>
-        <w:t xml:space="preserve"> every thread he is part of or has heard of, how it started, who is involved, where it stands.</w:t>
-      </w:r>
-    </w:p>
-    <w:p>
-      <w:pPr>
-        <w:pStyle w:val="ListParagraph"/>
-        <w:numPr>
-          <w:ilvl w:val="0"/>
-          <w:numId w:val="2"/>
-        </w:numPr>
-        <w:spacing w:after="60" w:line="264"/>
-      </w:pPr>
-      <w:r>
-        <w:rPr>
-          <w:b/>
-          <w:bCs/>
-          <w:sz w:val="21"/>
-          <w:szCs w:val="21"/>
-        </w:rPr>
-        <w:t xml:space="preserve">Men with arcs:</w:t>
-      </w:r>
-      <w:r>
-        <w:rPr>
-          <w:sz w:val="21"/>
-          <w:szCs w:val="21"/>
-        </w:rPr>
-        <w:t xml:space="preserve"> a gambler sinking, a loyal man souring after being passed over, a shopkeeper finally standing up. These come
-from existing problems, ambitions and grudges, and are told through scenes and talk.</w:t>
-      </w:r>
-    </w:p>
-    <w:p>
-      <w:pPr>
-        <w:pStyle w:val="ListParagraph"/>
-        <w:numPr>
-          <w:ilvl w:val="0"/>
-          <w:numId w:val="2"/>
-        </w:numPr>
-        <w:spacing w:after="60" w:line="264"/>
-      </w:pPr>
-      <w:r>
-        <w:rPr>
-          <w:b/>
-          <w:bCs/>
-          <w:sz w:val="21"/>
-          <w:szCs w:val="21"/>
-        </w:rPr>
-        <w:t xml:space="preserve">Late consequences:</w:t>
-      </w:r>
-      <w:r>
-        <w:rPr>
-          <w:sz w:val="21"/>
-          <w:szCs w:val="21"/>
-        </w:rPr>
-        <w:t xml:space="preserve"> slights, favours and skims that come back months later (the humiliated man is now a captain; the
-shopkeeper you helped testifies for you; a skim surfaces in an audit).</w:t>
+        <w:t xml:space="preserve"> a world that resolves conflict as well as creating it, with the institutions that pressed on the real families.</w:t>
+      </w:r>
+    </w:p>
+    <w:p>
+      <w:pPr>
+        <w:pStyle w:val="Heading2"/>
+        <w:keepNext/>
+      </w:pPr>
+      <w:bookmarkStart w:name="_Toc16" w:id="16"/>
+      <w:r>
+        <w:rPr>
+          <w:sz w:val="21"/>
+          <w:szCs w:val="21"/>
+        </w:rPr>
+        <w:t xml:space="preserve">3.1 Family feuds as real conflicts (L)</w:t>
+      </w:r>
+      <w:bookmarkEnd w:id="16"/>
+    </w:p>
+    <w:p>
+      <w:pPr>
+        <w:pStyle w:val="ListParagraph"/>
+        <w:numPr>
+          <w:ilvl w:val="0"/>
+          <w:numId w:val="2"/>
+        </w:numPr>
+        <w:spacing w:after="60" w:line="264"/>
+      </w:pPr>
+      <w:r>
+        <w:rPr>
+          <w:sz w:val="21"/>
+          <w:szCs w:val="21"/>
+        </w:rPr>
+        <w:t xml:space="preserve">Bosses decide, by temperament, strength and grievance: let it go, demand compensation, go to the Commission, or retaliate.</w:t>
+      </w:r>
+    </w:p>
+    <w:p>
+      <w:pPr>
+        <w:pStyle w:val="ListParagraph"/>
+        <w:numPr>
+          <w:ilvl w:val="0"/>
+          <w:numId w:val="2"/>
+        </w:numPr>
+        <w:spacing w:after="60" w:line="264"/>
+      </w:pPr>
+      <w:r>
+        <w:rPr>
+          <w:sz w:val="21"/>
+          <w:szCs w:val="21"/>
+        </w:rPr>
+        <w:t xml:space="preserve">Feuds run in phases: provocation → retaliation → open war (hits, hijacked trucks, taken places, men in hiding) → peace talks →
+a truce that holds or breaks.</w:t>
+      </w:r>
+    </w:p>
+    <w:p>
+      <w:pPr>
+        <w:pStyle w:val="ListParagraph"/>
+        <w:numPr>
+          <w:ilvl w:val="0"/>
+          <w:numId w:val="2"/>
+        </w:numPr>
+        <w:spacing w:after="60" w:line="264"/>
+      </w:pPr>
+      <w:r>
+        <w:rPr>
+          <w:sz w:val="21"/>
+          <w:szCs w:val="21"/>
+        </w:rPr>
+        <w:t xml:space="preserve">Wars cost both sides: earnings, men, police attention.</w:t>
+      </w:r>
+    </w:p>
+    <w:p>
+      <w:pPr>
+        <w:pStyle w:val="ListParagraph"/>
+        <w:numPr>
+          <w:ilvl w:val="0"/>
+          <w:numId w:val="2"/>
+        </w:numPr>
+        <w:spacing w:after="60" w:line="264"/>
+      </w:pPr>
+      <w:r>
+        <w:rPr>
+          <w:sz w:val="21"/>
+          <w:szCs w:val="21"/>
+        </w:rPr>
+        <w:t xml:space="preserve">The Commission rules on what actually happened, with sides and favours. Its rulings are obeyed or defied.</w:t>
+      </w:r>
+    </w:p>
+    <w:p>
+      <w:pPr>
+        <w:pStyle w:val="ListParagraph"/>
+        <w:numPr>
+          <w:ilvl w:val="0"/>
+          <w:numId w:val="2"/>
+        </w:numPr>
+        <w:spacing w:after="60" w:line="264"/>
+      </w:pPr>
+      <w:r>
+        <w:rPr>
+          <w:sz w:val="21"/>
+          <w:szCs w:val="21"/>
+        </w:rPr>
+        <w:t xml:space="preserve">The player is drawn in by rank.</w:t>
       </w:r>
     </w:p>
     <w:p>
@@ -3510,14 +4043,253 @@
           <w:sz w:val="21"/>
           <w:szCs w:val="21"/>
         </w:rPr>
-        <w:t xml:space="preserve"> the Herald, the journal, facts and stories, memory.ts, pursuits, situations.</w:t>
-      </w:r>
-    </w:p>
-    <w:p>
-      <w:pPr>
-        <w:pStyle w:val="ListParagraph"/>
-        <w:numPr>
-          <w:ilvl w:val="0"/>
+        <w:t xml:space="preserve"> family tension, politics.ts commissionTick, sit-downs in meetings.ts, violence.ts, orgs.ts.</w:t>
+      </w:r>
+    </w:p>
+    <w:p>
+      <w:pPr>
+        <w:pStyle w:val="Heading2"/>
+        <w:keepNext/>
+      </w:pPr>
+      <w:bookmarkStart w:name="_Toc17" w:id="17"/>
+      <w:r>
+        <w:rPr>
+          <w:sz w:val="21"/>
+          <w:szCs w:val="21"/>
+        </w:rPr>
+        <w:t xml:space="preserve">3.2 Authority, violence and change (L)</w:t>
+      </w:r>
+      <w:bookmarkEnd w:id="17"/>
+    </w:p>
+    <w:p>
+      <w:pPr>
+        <w:pStyle w:val="ListParagraph"/>
+        <w:numPr>
+          <w:ilvl w:val="0"/>
+          <w:numId w:val="2"/>
+        </w:numPr>
+        <w:spacing w:after="60" w:line="264"/>
+      </w:pPr>
+      <w:r>
+        <w:rPr>
+          <w:sz w:val="21"/>
+          <w:szCs w:val="21"/>
+        </w:rPr>
+        <w:t xml:space="preserve">Bosses with real authority inside the family: stop feuds, call sit-downs, order compensation, punish disobedience.</w:t>
+      </w:r>
+    </w:p>
+    <w:p>
+      <w:pPr>
+        <w:pStyle w:val="ListParagraph"/>
+        <w:numPr>
+          <w:ilvl w:val="0"/>
+          <w:numId w:val="2"/>
+        </w:numPr>
+        <w:spacing w:after="60" w:line="264"/>
+      </w:pPr>
+      <w:r>
+        <w:rPr>
+          <w:sz w:val="21"/>
+          <w:szCs w:val="21"/>
+        </w:rPr>
+        <w:t xml:space="preserve">Violence forces change: settlement, injury, flight, arrest or a killing.</w:t>
+      </w:r>
+    </w:p>
+    <w:p>
+      <w:pPr>
+        <w:pStyle w:val="ListParagraph"/>
+        <w:numPr>
+          <w:ilvl w:val="0"/>
+          <w:numId w:val="2"/>
+        </w:numPr>
+        <w:spacing w:after="60" w:line="264"/>
+      </w:pPr>
+      <w:r>
+        <w:rPr>
+          <w:b/>
+          <w:bCs/>
+          <w:sz w:val="21"/>
+          <w:szCs w:val="21"/>
+        </w:rPr>
+        <w:t xml:space="preserve">Whackings:</w:t>
+      </w:r>
+      <w:r>
+        <w:rPr>
+          <w:sz w:val="21"/>
+          <w:szCs w:val="21"/>
+        </w:rPr>
+        <w:t xml:space="preserve"> motives, permission, crises after unauthorised killings, failed attempts. About 1–2 mob deaths per 60 days
+city-wide, emergent.</w:t>
+      </w:r>
+    </w:p>
+    <w:p>
+      <w:pPr>
+        <w:pStyle w:val="ListParagraph"/>
+        <w:numPr>
+          <w:ilvl w:val="0"/>
+          <w:numId w:val="2"/>
+        </w:numPr>
+        <w:spacing w:after="60" w:line="264"/>
+      </w:pPr>
+      <w:r>
+        <w:rPr>
+          <w:b/>
+          <w:bCs/>
+          <w:sz w:val="21"/>
+          <w:szCs w:val="21"/>
+        </w:rPr>
+        <w:t xml:space="preserve">Organisational change:</w:t>
+      </w:r>
+      <w:r>
+        <w:rPr>
+          <w:sz w:val="21"/>
+          <w:szCs w:val="21"/>
+        </w:rPr>
+        <w:t xml:space="preserve"> vacancies, contested succession, leaders running things from inside, families growing, shrinking or
+splitting.</w:t>
+      </w:r>
+    </w:p>
+    <w:p>
+      <w:pPr>
+        <w:pStyle w:val="ListParagraph"/>
+        <w:numPr>
+          <w:ilvl w:val="0"/>
+          <w:numId w:val="2"/>
+        </w:numPr>
+        <w:spacing w:after="60" w:line="264"/>
+      </w:pPr>
+      <w:r>
+        <w:rPr>
+          <w:sz w:val="21"/>
+          <w:szCs w:val="21"/>
+        </w:rPr>
+        <w:t xml:space="preserve">Men who adapt their tactics.</w:t>
+      </w:r>
+    </w:p>
+    <w:p>
+      <w:pPr>
+        <w:pStyle w:val="Heading2"/>
+        <w:keepNext/>
+      </w:pPr>
+      <w:bookmarkStart w:name="_Toc18" w:id="18"/>
+      <w:r>
+        <w:rPr>
+          <w:sz w:val="21"/>
+          <w:szCs w:val="21"/>
+        </w:rPr>
+        <w:t xml:space="preserve">3.3 The police: one investigation first, then the faction (L, then XL)</w:t>
+      </w:r>
+      <w:bookmarkEnd w:id="18"/>
+    </w:p>
+    <w:p>
+      <w:pPr>
+        <w:pStyle w:val="ListParagraph"/>
+        <w:numPr>
+          <w:ilvl w:val="0"/>
+          <w:numId w:val="2"/>
+        </w:numPr>
+        <w:spacing w:after="60" w:line="264"/>
+      </w:pPr>
+      <w:r>
+        <w:rPr>
+          <w:b/>
+          <w:bCs/>
+          <w:sz w:val="21"/>
+          <w:szCs w:val="21"/>
+        </w:rPr>
+        <w:t xml:space="preserve">The slice: one convincing investigation.</w:t>
+      </w:r>
+    </w:p>
+    <w:p>
+      <w:pPr>
+        <w:pStyle w:val="ListParagraph"/>
+        <w:numPr>
+          <w:ilvl w:val="1"/>
+          <w:numId w:val="2"/>
+        </w:numPr>
+        <w:spacing w:after="60" w:line="264"/>
+      </w:pPr>
+      <w:r>
+        <w:rPr>
+          <w:sz w:val="21"/>
+          <w:szCs w:val="21"/>
+        </w:rPr>
+        <w:t xml:space="preserve">A detective with a temperament takes one serious crime the player or his crew committed.</w:t>
+      </w:r>
+    </w:p>
+    <w:p>
+      <w:pPr>
+        <w:pStyle w:val="ListParagraph"/>
+        <w:numPr>
+          <w:ilvl w:val="1"/>
+          <w:numId w:val="2"/>
+        </w:numPr>
+        <w:spacing w:after="60" w:line="264"/>
+      </w:pPr>
+      <w:r>
+        <w:rPr>
+          <w:sz w:val="21"/>
+          <w:szCs w:val="21"/>
+        </w:rPr>
+        <w:t xml:space="preserve">He works it from what can actually be known: witnesses, a car seen, a man with a grudge, a pawned watch.</w:t>
+      </w:r>
+    </w:p>
+    <w:p>
+      <w:pPr>
+        <w:pStyle w:val="ListParagraph"/>
+        <w:numPr>
+          <w:ilvl w:val="1"/>
+          <w:numId w:val="2"/>
+        </w:numPr>
+        <w:spacing w:after="60" w:line="264"/>
+      </w:pPr>
+      <w:r>
+        <w:rPr>
+          <w:sz w:val="21"/>
+          <w:szCs w:val="21"/>
+        </w:rPr>
+        <w:t xml:space="preserve">He leans on the weakest man for an informant, and visits the player.</w:t>
+      </w:r>
+    </w:p>
+    <w:p>
+      <w:pPr>
+        <w:pStyle w:val="ListParagraph"/>
+        <w:numPr>
+          <w:ilvl w:val="1"/>
+          <w:numId w:val="2"/>
+        </w:numPr>
+        <w:spacing w:after="60" w:line="264"/>
+      </w:pPr>
+      <w:r>
+        <w:rPr>
+          <w:sz w:val="21"/>
+          <w:szCs w:val="21"/>
+        </w:rPr>
+        <w:t xml:space="preserve">It ends in an arrest, a trial, a deal, or a case that goes cold, each with consequences.</w:t>
+      </w:r>
+    </w:p>
+    <w:p>
+      <w:pPr>
+        <w:pStyle w:val="ListParagraph"/>
+        <w:numPr>
+          <w:ilvl w:val="1"/>
+          <w:numId w:val="2"/>
+        </w:numPr>
+        <w:spacing w:after="60" w:line="264"/>
+      </w:pPr>
+      <w:r>
+        <w:rPr>
+          <w:sz w:val="21"/>
+          <w:szCs w:val="21"/>
+        </w:rPr>
+        <w:t xml:space="preserve">The player can fight it: alibis, a lawyer, a witness persuaded, a bribe that may backfire.</w:t>
+      </w:r>
+    </w:p>
+    <w:p>
+      <w:pPr>
+        <w:pStyle w:val="ListParagraph"/>
+        <w:numPr>
+          <w:ilvl w:val="1"/>
           <w:numId w:val="2"/>
         </w:numPr>
         <w:spacing w:after="60" w:line="264"/>
@@ -3536,8 +4308,571 @@
           <w:sz w:val="21"/>
           <w:szCs w:val="21"/>
         </w:rPr>
-        <w:t xml:space="preserve"> the scorecard improves on "memorable NPCs" and "delayed consequences"; a playtester can retell three stories from a
-run without prompting.</w:t>
+        <w:t xml:space="preserve"> a playtester feels hunted, makes choices about it, and can retell the case.</w:t>
+      </w:r>
+    </w:p>
+    <w:p>
+      <w:pPr>
+        <w:pStyle w:val="ListParagraph"/>
+        <w:numPr>
+          <w:ilvl w:val="0"/>
+          <w:numId w:val="2"/>
+        </w:numPr>
+        <w:spacing w:after="60" w:line="264"/>
+      </w:pPr>
+      <w:r>
+        <w:rPr>
+          <w:b/>
+          <w:bCs/>
+          <w:sz w:val="21"/>
+          <w:szCs w:val="21"/>
+        </w:rPr>
+        <w:t xml:space="preserve">Then the faction,</w:t>
+      </w:r>
+      <w:r>
+        <w:rPr>
+          <w:sz w:val="21"/>
+          <w:szCs w:val="21"/>
+        </w:rPr>
+        <w:t xml:space="preserve"> on the slice's proven pattern:</w:t>
+      </w:r>
+    </w:p>
+    <w:p>
+      <w:pPr>
+        <w:pStyle w:val="ListParagraph"/>
+        <w:numPr>
+          <w:ilvl w:val="1"/>
+          <w:numId w:val="2"/>
+        </w:numPr>
+        <w:spacing w:after="60" w:line="264"/>
+      </w:pPr>
+      <w:r>
+        <w:rPr>
+          <w:b/>
+          <w:bCs/>
+          <w:sz w:val="21"/>
+          <w:szCs w:val="21"/>
+        </w:rPr>
+        <w:t xml:space="preserve">Ranks:</w:t>
+      </w:r>
+      <w:r>
+        <w:rPr>
+          <w:sz w:val="21"/>
+          <w:szCs w:val="21"/>
+        </w:rPr>
+        <w:t xml:space="preserve"> Commissioner, Chief of Detectives, precinct captains per district, lieutenants, detectives and patrolmen. Each a full
+character.</w:t>
+      </w:r>
+    </w:p>
+    <w:p>
+      <w:pPr>
+        <w:pStyle w:val="ListParagraph"/>
+        <w:numPr>
+          <w:ilvl w:val="1"/>
+          <w:numId w:val="2"/>
+        </w:numPr>
+        <w:spacing w:after="60" w:line="264"/>
+      </w:pPr>
+      <w:r>
+        <w:rPr>
+          <w:b/>
+          <w:bCs/>
+          <w:sz w:val="21"/>
+          <w:szCs w:val="21"/>
+        </w:rPr>
+        <w:t xml:space="preserve">Policing:</w:t>
+      </w:r>
+      <w:r>
+        <w:rPr>
+          <w:sz w:val="21"/>
+          <w:szCs w:val="21"/>
+        </w:rPr>
+        <w:t xml:space="preserve"> persistent investigations, surveillance of places, charges, trials and sentences. This replaces heat-meter arrests
+and retires the Phase 1 stopgap.</w:t>
+      </w:r>
+    </w:p>
+    <w:p>
+      <w:pPr>
+        <w:pStyle w:val="ListParagraph"/>
+        <w:numPr>
+          <w:ilvl w:val="1"/>
+          <w:numId w:val="2"/>
+        </w:numPr>
+        <w:spacing w:after="60" w:line="264"/>
+      </w:pPr>
+      <w:r>
+        <w:rPr>
+          <w:b/>
+          <w:bCs/>
+          <w:sz w:val="21"/>
+          <w:szCs w:val="21"/>
+        </w:rPr>
+        <w:t xml:space="preserve">Corruption:</w:t>
+      </w:r>
+    </w:p>
+    <w:p>
+      <w:pPr>
+        <w:pStyle w:val="ListParagraph"/>
+        <w:numPr>
+          <w:ilvl w:val="2"/>
+          <w:numId w:val="2"/>
+        </w:numPr>
+        <w:spacing w:after="60" w:line="264"/>
+      </w:pPr>
+      <w:r>
+        <w:rPr>
+          <w:sz w:val="21"/>
+          <w:szCs w:val="21"/>
+        </w:rPr>
+        <w:t xml:space="preserve">the pad, paid through the ledger;</w:t>
+      </w:r>
+    </w:p>
+    <w:p>
+      <w:pPr>
+        <w:pStyle w:val="ListParagraph"/>
+        <w:numPr>
+          <w:ilvl w:val="2"/>
+          <w:numId w:val="2"/>
+        </w:numPr>
+        <w:spacing w:after="60" w:line="264"/>
+      </w:pPr>
+      <w:r>
+        <w:rPr>
+          <w:sz w:val="21"/>
+          <w:szCs w:val="21"/>
+        </w:rPr>
+        <w:t xml:space="preserve">grass-eaters vs meat-eaters;</w:t>
+      </w:r>
+    </w:p>
+    <w:p>
+      <w:pPr>
+        <w:pStyle w:val="ListParagraph"/>
+        <w:numPr>
+          <w:ilvl w:val="2"/>
+          <w:numId w:val="2"/>
+        </w:numPr>
+        <w:spacing w:after="60" w:line="264"/>
+      </w:pPr>
+      <w:r>
+        <w:rPr>
+          <w:sz w:val="21"/>
+          <w:szCs w:val="21"/>
+        </w:rPr>
+        <w:t xml:space="preserve">what bribes buy;</w:t>
+      </w:r>
+    </w:p>
+    <w:p>
+      <w:pPr>
+        <w:pStyle w:val="ListParagraph"/>
+        <w:numPr>
+          <w:ilvl w:val="2"/>
+          <w:numId w:val="2"/>
+        </w:numPr>
+        <w:spacing w:after="60" w:line="264"/>
+      </w:pPr>
+      <w:r>
+        <w:rPr>
+          <w:sz w:val="21"/>
+          <w:szCs w:val="21"/>
+        </w:rPr>
+        <w:t xml:space="preserve">honest cops building cases;</w:t>
+      </w:r>
+    </w:p>
+    <w:p>
+      <w:pPr>
+        <w:pStyle w:val="ListParagraph"/>
+        <w:numPr>
+          <w:ilvl w:val="2"/>
+          <w:numId w:val="2"/>
+        </w:numPr>
+        <w:spacing w:after="60" w:line="264"/>
+      </w:pPr>
+      <w:r>
+        <w:rPr>
+          <w:sz w:val="21"/>
+          <w:szCs w:val="21"/>
+        </w:rPr>
+        <w:t xml:space="preserve">a Knapp-style commission (1970: Serpico).</w:t>
+      </w:r>
+    </w:p>
+    <w:p>
+      <w:pPr>
+        <w:pStyle w:val="ListParagraph"/>
+        <w:numPr>
+          <w:ilvl w:val="1"/>
+          <w:numId w:val="2"/>
+        </w:numPr>
+        <w:spacing w:after="60" w:line="264"/>
+      </w:pPr>
+      <w:r>
+        <w:rPr>
+          <w:b/>
+          <w:bCs/>
+          <w:sz w:val="21"/>
+          <w:szCs w:val="21"/>
+        </w:rPr>
+        <w:t xml:space="preserve">The chief's press briefing</w:t>
+      </w:r>
+      <w:r>
+        <w:rPr>
+          <w:sz w:val="21"/>
+          <w:szCs w:val="21"/>
+        </w:rPr>
+        <w:t xml:space="preserve"> after a major killing: only what the police know, and with consequences.</w:t>
+      </w:r>
+    </w:p>
+    <w:p>
+      <w:pPr>
+        <w:pStyle w:val="ListParagraph"/>
+        <w:numPr>
+          <w:ilvl w:val="1"/>
+          <w:numId w:val="2"/>
+        </w:numPr>
+        <w:spacing w:after="60" w:line="264"/>
+      </w:pPr>
+      <w:r>
+        <w:rPr>
+          <w:b/>
+          <w:bCs/>
+          <w:sz w:val="21"/>
+          <w:szCs w:val="21"/>
+        </w:rPr>
+        <w:t xml:space="preserve">Informants</w:t>
+      </w:r>
+      <w:r>
+        <w:rPr>
+          <w:sz w:val="21"/>
+          <w:szCs w:val="21"/>
+        </w:rPr>
+        <w:t xml:space="preserve"> from arrest pressure. Nobody automatically knows who talked; the player can be approached.</w:t>
+      </w:r>
+    </w:p>
+    <w:p>
+      <w:pPr>
+        <w:pStyle w:val="Heading2"/>
+        <w:keepNext/>
+      </w:pPr>
+      <w:bookmarkStart w:name="_Toc19" w:id="19"/>
+      <w:r>
+        <w:rPr>
+          <w:sz w:val="21"/>
+          <w:szCs w:val="21"/>
+        </w:rPr>
+        <w:t xml:space="preserve">3.4 The Feds and RICO (L)</w:t>
+      </w:r>
+      <w:bookmarkEnd w:id="19"/>
+    </w:p>
+    <w:p>
+      <w:pPr>
+        <w:pStyle w:val="ListParagraph"/>
+        <w:numPr>
+          <w:ilvl w:val="0"/>
+          <w:numId w:val="2"/>
+        </w:numPr>
+        <w:spacing w:after="60" w:line="264"/>
+      </w:pPr>
+      <w:r>
+        <w:rPr>
+          <w:sz w:val="21"/>
+          <w:szCs w:val="21"/>
+        </w:rPr>
+        <w:t xml:space="preserve">The FBI as its own institution (the Organized Crime Control Act, October 1970):</w:t>
+      </w:r>
+    </w:p>
+    <w:p>
+      <w:pPr>
+        <w:pStyle w:val="ListParagraph"/>
+        <w:numPr>
+          <w:ilvl w:val="1"/>
+          <w:numId w:val="2"/>
+        </w:numPr>
+        <w:spacing w:after="60" w:line="264"/>
+      </w:pPr>
+      <w:r>
+        <w:rPr>
+          <w:sz w:val="21"/>
+          <w:szCs w:val="21"/>
+        </w:rPr>
+        <w:t xml:space="preserve">long cases, wiretaps and bugs in clubs and cars;</w:t>
+      </w:r>
+    </w:p>
+    <w:p>
+      <w:pPr>
+        <w:pStyle w:val="ListParagraph"/>
+        <w:numPr>
+          <w:ilvl w:val="1"/>
+          <w:numId w:val="2"/>
+        </w:numPr>
+        <w:spacing w:after="60" w:line="264"/>
+      </w:pPr>
+      <w:r>
+        <w:rPr>
+          <w:sz w:val="21"/>
+          <w:szCs w:val="21"/>
+        </w:rPr>
+        <w:t xml:space="preserve">informants cultivated over years;</w:t>
+      </w:r>
+    </w:p>
+    <w:p>
+      <w:pPr>
+        <w:pStyle w:val="ListParagraph"/>
+        <w:numPr>
+          <w:ilvl w:val="1"/>
+          <w:numId w:val="2"/>
+        </w:numPr>
+        <w:spacing w:after="60" w:line="264"/>
+      </w:pPr>
+      <w:r>
+        <w:rPr>
+          <w:sz w:val="21"/>
+          <w:szCs w:val="21"/>
+        </w:rPr>
+        <w:t xml:space="preserve">pressure on families as organisations.</w:t>
+      </w:r>
+    </w:p>
+    <w:p>
+      <w:pPr>
+        <w:pStyle w:val="Heading2"/>
+        <w:keepNext/>
+      </w:pPr>
+      <w:bookmarkStart w:name="_Toc20" w:id="20"/>
+      <w:r>
+        <w:rPr>
+          <w:sz w:val="21"/>
+          <w:szCs w:val="21"/>
+        </w:rPr>
+        <w:t xml:space="preserve">3.5 The rackets that made the money (L)</w:t>
+      </w:r>
+      <w:bookmarkEnd w:id="20"/>
+    </w:p>
+    <w:p>
+      <w:pPr>
+        <w:pStyle w:val="ListParagraph"/>
+        <w:numPr>
+          <w:ilvl w:val="0"/>
+          <w:numId w:val="2"/>
+        </w:numPr>
+        <w:spacing w:after="60" w:line="264"/>
+      </w:pPr>
+      <w:r>
+        <w:rPr>
+          <w:sz w:val="21"/>
+          <w:szCs w:val="21"/>
+        </w:rPr>
+        <w:t xml:space="preserve">Unions and labour (the docks, construction, Teamsters trucking), garbage carting, the Fulton Fish Market, the garment district,
+JFK cargo, concrete and city contracts.</w:t>
+      </w:r>
+    </w:p>
+    <w:p>
+      <w:pPr>
+        <w:pStyle w:val="ListParagraph"/>
+        <w:numPr>
+          <w:ilvl w:val="0"/>
+          <w:numId w:val="2"/>
+        </w:numPr>
+        <w:spacing w:after="60" w:line="264"/>
+      </w:pPr>
+      <w:r>
+        <w:rPr>
+          <w:sz w:val="21"/>
+          <w:szCs w:val="21"/>
+        </w:rPr>
+        <w:t xml:space="preserve">These are where families cooperate and compete, built on the Phase 1.4 racket engine.</w:t>
+      </w:r>
+    </w:p>
+    <w:p>
+      <w:pPr>
+        <w:pStyle w:val="Heading2"/>
+        <w:keepNext/>
+      </w:pPr>
+      <w:bookmarkStart w:name="_Toc21" w:id="21"/>
+      <w:r>
+        <w:rPr>
+          <w:sz w:val="21"/>
+          <w:szCs w:val="21"/>
+        </w:rPr>
+        <w:t xml:space="preserve">3.6 Politics and the courts (M)</w:t>
+      </w:r>
+      <w:bookmarkEnd w:id="21"/>
+    </w:p>
+    <w:p>
+      <w:pPr>
+        <w:pStyle w:val="ListParagraph"/>
+        <w:numPr>
+          <w:ilvl w:val="0"/>
+          <w:numId w:val="2"/>
+        </w:numPr>
+        <w:spacing w:after="60" w:line="264"/>
+      </w:pPr>
+      <w:r>
+        <w:rPr>
+          <w:sz w:val="21"/>
+          <w:szCs w:val="21"/>
+        </w:rPr>
+        <w:t xml:space="preserve">Judges, district attorneys, councilmen, ward bosses, elections. A fixed case, a zoning favour, a contract.</w:t>
+      </w:r>
+    </w:p>
+    <w:p>
+      <w:pPr>
+        <w:pStyle w:val="Heading2"/>
+        <w:keepNext/>
+      </w:pPr>
+      <w:bookmarkStart w:name="_Toc22" w:id="22"/>
+      <w:r>
+        <w:rPr>
+          <w:sz w:val="21"/>
+          <w:szCs w:val="21"/>
+        </w:rPr>
+        <w:t xml:space="preserve">3.7 The wider underworld (L)</w:t>
+      </w:r>
+      <w:bookmarkEnd w:id="22"/>
+    </w:p>
+    <w:p>
+      <w:pPr>
+        <w:pStyle w:val="ListParagraph"/>
+        <w:numPr>
+          <w:ilvl w:val="0"/>
+          <w:numId w:val="2"/>
+        </w:numPr>
+        <w:spacing w:after="60" w:line="264"/>
+      </w:pPr>
+      <w:r>
+        <w:rPr>
+          <w:sz w:val="21"/>
+          <w:szCs w:val="21"/>
+        </w:rPr>
+        <w:t xml:space="preserve">The Irish Westies in Hell's Kitchen, Harlem's numbers bankers and the heroin trade, Jewish and Puerto Rican organisations,
+Chinatown's tongs.</w:t>
+      </w:r>
+    </w:p>
+    <w:p>
+      <w:pPr>
+        <w:pStyle w:val="ListParagraph"/>
+        <w:numPr>
+          <w:ilvl w:val="0"/>
+          <w:numId w:val="2"/>
+        </w:numPr>
+        <w:spacing w:after="60" w:line="264"/>
+      </w:pPr>
+      <w:r>
+        <w:rPr>
+          <w:sz w:val="21"/>
+          <w:szCs w:val="21"/>
+        </w:rPr>
+        <w:t xml:space="preserve">Each on the organisation model, with territory and alliances.</w:t>
+      </w:r>
+    </w:p>
+    <w:p>
+      <w:pPr>
+        <w:pStyle w:val="Heading2"/>
+        <w:keepNext/>
+      </w:pPr>
+      <w:bookmarkStart w:name="_Toc23" w:id="23"/>
+      <w:r>
+        <w:rPr>
+          <w:sz w:val="21"/>
+          <w:szCs w:val="21"/>
+        </w:rPr>
+        <w:t xml:space="preserve">3.8 Information and the neighbourhood (M)</w:t>
+      </w:r>
+      <w:bookmarkEnd w:id="23"/>
+    </w:p>
+    <w:p>
+      <w:pPr>
+        <w:pStyle w:val="ListParagraph"/>
+        <w:numPr>
+          <w:ilvl w:val="0"/>
+          <w:numId w:val="2"/>
+        </w:numPr>
+        <w:spacing w:after="60" w:line="264"/>
+      </w:pPr>
+      <w:r>
+        <w:rPr>
+          <w:b/>
+          <w:bCs/>
+          <w:sz w:val="21"/>
+          <w:szCs w:val="21"/>
+        </w:rPr>
+        <w:t xml:space="preserve">Information as currency:</w:t>
+      </w:r>
+      <w:r>
+        <w:rPr>
+          <w:sz w:val="21"/>
+          <w:szCs w:val="21"/>
+        </w:rPr>
+        <w:t xml:space="preserve"> sell, hold, trade or plant what you know; rumours spread and distort.</w:t>
+      </w:r>
+    </w:p>
+    <w:p>
+      <w:pPr>
+        <w:pStyle w:val="ListParagraph"/>
+        <w:numPr>
+          <w:ilvl w:val="0"/>
+          <w:numId w:val="2"/>
+        </w:numPr>
+        <w:spacing w:after="60" w:line="264"/>
+      </w:pPr>
+      <w:r>
+        <w:rPr>
+          <w:b/>
+          <w:bCs/>
+          <w:sz w:val="21"/>
+          <w:szCs w:val="21"/>
+        </w:rPr>
+        <w:t xml:space="preserve">The neighbourhood as a public:</w:t>
+      </w:r>
+      <w:r>
+        <w:rPr>
+          <w:sz w:val="21"/>
+          <w:szCs w:val="21"/>
+        </w:rPr>
+        <w:t xml:space="preserve"> the feast of San Gennaro, the priest, charity, the neighbour who sees things, a street that
+protects you or gives you up; the Italian-American Civil Rights League (1970).</w:t>
+      </w:r>
+    </w:p>
+    <w:p>
+      <w:pPr>
+        <w:spacing w:after="120" w:line="276"/>
+      </w:pPr>
+      <w:r>
+        <w:rPr>
+          <w:b/>
+          <w:bCs/>
+          <w:sz w:val="21"/>
+          <w:szCs w:val="21"/>
+        </w:rPr>
+        <w:t xml:space="preserve">Phase 3 overall:</w:t>
+      </w:r>
+      <w:r>
+        <w:rPr>
+          <w:sz w:val="21"/>
+          <w:szCs w:val="21"/>
+        </w:rPr>
+        <w:t xml:space="preserve"> XL+. Feuds and authority first; the police faction next (it replaces the jail stopgap and feeds informants);
+then the Feds, rackets, politics, the underworld.</w:t>
+      </w:r>
+    </w:p>
+    <w:p>
+      <w:pPr>
+        <w:spacing w:after="120" w:line="276"/>
+      </w:pPr>
+      <w:r>
+        <w:rPr>
+          <w:b/>
+          <w:bCs/>
+          <w:sz w:val="21"/>
+          <w:szCs w:val="21"/>
+        </w:rPr>
+        <w:t xml:space="preserve">Done when:</w:t>
+      </w:r>
+      <w:r>
+        <w:rPr>
+          <w:sz w:val="21"/>
+          <w:szCs w:val="21"/>
+        </w:rPr>
+        <w:t xml:space="preserve"> in long runs, feuds start from causes, escalate and end in different ways; the police arrest people for things they
+can prove; informants appear under pressure; deaths fall in the agreed band; and the scorecard improves on "the world changing
+without the player".</w:t>
       </w:r>
     </w:p>
     <w:p>
@@ -3554,15 +4889,15 @@
         <w:keepNext/>
         <w:pageBreakBefore/>
       </w:pPr>
-      <w:bookmarkStart w:name="_Toc14" w:id="14"/>
-      <w:r>
-        <w:rPr>
-          <w:sz w:val="21"/>
-          <w:szCs w:val="21"/>
-        </w:rPr>
-        <w:t xml:space="preserve">Phase 3: The Living Ecosystem (V91)</w:t>
-      </w:r>
-      <w:bookmarkEnd w:id="14"/>
+      <w:bookmarkStart w:name="_Toc24" w:id="24"/>
+      <w:r>
+        <w:rPr>
+          <w:sz w:val="21"/>
+          <w:szCs w:val="21"/>
+        </w:rPr>
+        <w:t xml:space="preserve">Phase 3b: Playing at the top (XL)</w:t>
+      </w:r>
+      <w:bookmarkEnd w:id="24"/>
     </w:p>
     <w:p>
       <w:pPr>
@@ -3582,762 +4917,86 @@
           <w:sz w:val="21"/>
           <w:szCs w:val="21"/>
         </w:rPr>
-        <w:t xml:space="preserve"> a world that resolves conflict as well as creating it, with the institutions that pressed on the real families.</w:t>
-      </w:r>
-    </w:p>
-    <w:p>
-      <w:pPr>
-        <w:pStyle w:val="Heading2"/>
-        <w:keepNext/>
-      </w:pPr>
-      <w:bookmarkStart w:name="_Toc15" w:id="15"/>
-      <w:r>
-        <w:rPr>
-          <w:sz w:val="21"/>
-          <w:szCs w:val="21"/>
-        </w:rPr>
-        <w:t xml:space="preserve">3.1 Family feuds as real conflicts (L)</w:t>
-      </w:r>
-      <w:bookmarkEnd w:id="15"/>
-    </w:p>
-    <w:p>
-      <w:pPr>
-        <w:pStyle w:val="ListParagraph"/>
-        <w:numPr>
-          <w:ilvl w:val="0"/>
-          <w:numId w:val="2"/>
-        </w:numPr>
-        <w:spacing w:after="60" w:line="264"/>
-      </w:pPr>
-      <w:r>
-        <w:rPr>
-          <w:sz w:val="21"/>
-          <w:szCs w:val="21"/>
-        </w:rPr>
-        <w:t xml:space="preserve">Bosses decide, by temperament, strength and grievance: let it go, demand compensation, go to the Commission, or retaliate.</w:t>
-      </w:r>
-    </w:p>
-    <w:p>
-      <w:pPr>
-        <w:pStyle w:val="ListParagraph"/>
-        <w:numPr>
-          <w:ilvl w:val="0"/>
-          <w:numId w:val="2"/>
-        </w:numPr>
-        <w:spacing w:after="60" w:line="264"/>
-      </w:pPr>
-      <w:r>
-        <w:rPr>
-          <w:sz w:val="21"/>
-          <w:szCs w:val="21"/>
-        </w:rPr>
-        <w:t xml:space="preserve">Feuds run in phases: provocation → retaliation → open war (hits, hijacked trucks, taken places, men in hiding) → peace talks →
-a truce that holds or breaks.</w:t>
-      </w:r>
-    </w:p>
-    <w:p>
-      <w:pPr>
-        <w:pStyle w:val="ListParagraph"/>
-        <w:numPr>
-          <w:ilvl w:val="0"/>
-          <w:numId w:val="2"/>
-        </w:numPr>
-        <w:spacing w:after="60" w:line="264"/>
-      </w:pPr>
-      <w:r>
-        <w:rPr>
-          <w:sz w:val="21"/>
-          <w:szCs w:val="21"/>
-        </w:rPr>
-        <w:t xml:space="preserve">Wars cost both sides: earnings, men, police attention.</w:t>
-      </w:r>
-    </w:p>
-    <w:p>
-      <w:pPr>
-        <w:pStyle w:val="ListParagraph"/>
-        <w:numPr>
-          <w:ilvl w:val="0"/>
-          <w:numId w:val="2"/>
-        </w:numPr>
-        <w:spacing w:after="60" w:line="264"/>
-      </w:pPr>
-      <w:r>
-        <w:rPr>
-          <w:sz w:val="21"/>
-          <w:szCs w:val="21"/>
-        </w:rPr>
-        <w:t xml:space="preserve">The Commission rules on what actually happened, with sides and favours. Its rulings are obeyed or defied.</w:t>
-      </w:r>
-    </w:p>
-    <w:p>
-      <w:pPr>
-        <w:pStyle w:val="ListParagraph"/>
-        <w:numPr>
-          <w:ilvl w:val="0"/>
-          <w:numId w:val="2"/>
-        </w:numPr>
-        <w:spacing w:after="60" w:line="264"/>
-      </w:pPr>
-      <w:r>
-        <w:rPr>
-          <w:sz w:val="21"/>
-          <w:szCs w:val="21"/>
-        </w:rPr>
-        <w:t xml:space="preserve">The player is drawn in by rank.</w:t>
-      </w:r>
-    </w:p>
-    <w:p>
-      <w:pPr>
-        <w:pStyle w:val="ListParagraph"/>
-        <w:numPr>
-          <w:ilvl w:val="0"/>
-          <w:numId w:val="2"/>
-        </w:numPr>
-        <w:spacing w:after="60" w:line="264"/>
-      </w:pPr>
-      <w:r>
-        <w:rPr>
-          <w:b/>
-          <w:bCs/>
-          <w:sz w:val="21"/>
-          <w:szCs w:val="21"/>
-        </w:rPr>
-        <w:t xml:space="preserve">Builds on:</w:t>
-      </w:r>
-      <w:r>
-        <w:rPr>
-          <w:sz w:val="21"/>
-          <w:szCs w:val="21"/>
-        </w:rPr>
-        <w:t xml:space="preserve"> family tension, politics.ts commissionTick, sit-downs in meetings.ts, violence.ts, orgs.ts.</w:t>
-      </w:r>
-    </w:p>
-    <w:p>
-      <w:pPr>
-        <w:pStyle w:val="Heading2"/>
-        <w:keepNext/>
-      </w:pPr>
-      <w:bookmarkStart w:name="_Toc16" w:id="16"/>
-      <w:r>
-        <w:rPr>
-          <w:sz w:val="21"/>
-          <w:szCs w:val="21"/>
-        </w:rPr>
-        <w:t xml:space="preserve">3.2 Authority, violence and change (L)</w:t>
-      </w:r>
-      <w:bookmarkEnd w:id="16"/>
-    </w:p>
-    <w:p>
-      <w:pPr>
-        <w:pStyle w:val="ListParagraph"/>
-        <w:numPr>
-          <w:ilvl w:val="0"/>
-          <w:numId w:val="2"/>
-        </w:numPr>
-        <w:spacing w:after="60" w:line="264"/>
-      </w:pPr>
-      <w:r>
-        <w:rPr>
-          <w:sz w:val="21"/>
-          <w:szCs w:val="21"/>
-        </w:rPr>
-        <w:t xml:space="preserve">Bosses with real authority inside the family: stop feuds, call sit-downs, order compensation, punish disobedience.</w:t>
-      </w:r>
-    </w:p>
-    <w:p>
-      <w:pPr>
-        <w:pStyle w:val="ListParagraph"/>
-        <w:numPr>
-          <w:ilvl w:val="0"/>
-          <w:numId w:val="2"/>
-        </w:numPr>
-        <w:spacing w:after="60" w:line="264"/>
-      </w:pPr>
-      <w:r>
-        <w:rPr>
-          <w:sz w:val="21"/>
-          <w:szCs w:val="21"/>
-        </w:rPr>
-        <w:t xml:space="preserve">Violence forces change: settlement, injury, flight, arrest or a killing.</w:t>
-      </w:r>
-    </w:p>
-    <w:p>
-      <w:pPr>
-        <w:pStyle w:val="ListParagraph"/>
-        <w:numPr>
-          <w:ilvl w:val="0"/>
-          <w:numId w:val="2"/>
-        </w:numPr>
-        <w:spacing w:after="60" w:line="264"/>
-      </w:pPr>
-      <w:r>
-        <w:rPr>
-          <w:b/>
-          <w:bCs/>
-          <w:sz w:val="21"/>
-          <w:szCs w:val="21"/>
-        </w:rPr>
-        <w:t xml:space="preserve">Whackings:</w:t>
-      </w:r>
-      <w:r>
-        <w:rPr>
-          <w:sz w:val="21"/>
-          <w:szCs w:val="21"/>
-        </w:rPr>
-        <w:t xml:space="preserve"> motives, permission, crises after unauthorised killings, failed attempts. About 1–2 mob deaths per 60 days
-city-wide, emergent.</w:t>
-      </w:r>
-    </w:p>
-    <w:p>
-      <w:pPr>
-        <w:pStyle w:val="ListParagraph"/>
-        <w:numPr>
-          <w:ilvl w:val="0"/>
-          <w:numId w:val="2"/>
-        </w:numPr>
-        <w:spacing w:after="60" w:line="264"/>
-      </w:pPr>
-      <w:r>
-        <w:rPr>
-          <w:b/>
-          <w:bCs/>
-          <w:sz w:val="21"/>
-          <w:szCs w:val="21"/>
-        </w:rPr>
-        <w:t xml:space="preserve">Organisational change:</w:t>
-      </w:r>
-      <w:r>
-        <w:rPr>
-          <w:sz w:val="21"/>
-          <w:szCs w:val="21"/>
-        </w:rPr>
-        <w:t xml:space="preserve"> vacancies, contested succession, leaders running things from inside, families growing, shrinking or
-splitting.</w:t>
-      </w:r>
-    </w:p>
-    <w:p>
-      <w:pPr>
-        <w:pStyle w:val="ListParagraph"/>
-        <w:numPr>
-          <w:ilvl w:val="0"/>
-          <w:numId w:val="2"/>
-        </w:numPr>
-        <w:spacing w:after="60" w:line="264"/>
-      </w:pPr>
-      <w:r>
-        <w:rPr>
-          <w:sz w:val="21"/>
-          <w:szCs w:val="21"/>
-        </w:rPr>
-        <w:t xml:space="preserve">Men who adapt their tactics.</w:t>
-      </w:r>
-    </w:p>
-    <w:p>
-      <w:pPr>
-        <w:pStyle w:val="Heading2"/>
-        <w:keepNext/>
-      </w:pPr>
-      <w:bookmarkStart w:name="_Toc17" w:id="17"/>
-      <w:r>
-        <w:rPr>
-          <w:sz w:val="21"/>
-          <w:szCs w:val="21"/>
-        </w:rPr>
-        <w:t xml:space="preserve">3.3 The police faction (XL)</w:t>
-      </w:r>
-      <w:bookmarkEnd w:id="17"/>
-    </w:p>
-    <w:p>
-      <w:pPr>
-        <w:pStyle w:val="ListParagraph"/>
-        <w:numPr>
-          <w:ilvl w:val="0"/>
-          <w:numId w:val="2"/>
-        </w:numPr>
-        <w:spacing w:after="60" w:line="264"/>
-      </w:pPr>
-      <w:r>
-        <w:rPr>
-          <w:b/>
-          <w:bCs/>
-          <w:sz w:val="21"/>
-          <w:szCs w:val="21"/>
-        </w:rPr>
-        <w:t xml:space="preserve">Ranks:</w:t>
-      </w:r>
-      <w:r>
-        <w:rPr>
-          <w:sz w:val="21"/>
-          <w:szCs w:val="21"/>
-        </w:rPr>
-        <w:t xml:space="preserve"> Commissioner, Chief of Detectives, precinct captains per district, lieutenants, detectives and patrolmen. Each a full
-character.</w:t>
-      </w:r>
-    </w:p>
-    <w:p>
-      <w:pPr>
-        <w:pStyle w:val="ListParagraph"/>
-        <w:numPr>
-          <w:ilvl w:val="0"/>
-          <w:numId w:val="2"/>
-        </w:numPr>
-        <w:spacing w:after="60" w:line="264"/>
-      </w:pPr>
-      <w:r>
-        <w:rPr>
-          <w:b/>
-          <w:bCs/>
-          <w:sz w:val="21"/>
-          <w:szCs w:val="21"/>
-        </w:rPr>
-        <w:t xml:space="preserve">Policing:</w:t>
-      </w:r>
-      <w:r>
-        <w:rPr>
-          <w:sz w:val="21"/>
-          <w:szCs w:val="21"/>
-        </w:rPr>
-        <w:t xml:space="preserve"> persistent investigations, surveillance of places, charges, trials and sentences. This replaces heat-meter arrests
-and retires the Phase 1 stopgap.</w:t>
-      </w:r>
-    </w:p>
-    <w:p>
-      <w:pPr>
-        <w:pStyle w:val="ListParagraph"/>
-        <w:numPr>
-          <w:ilvl w:val="0"/>
-          <w:numId w:val="2"/>
-        </w:numPr>
-        <w:spacing w:after="60" w:line="264"/>
-      </w:pPr>
-      <w:r>
-        <w:rPr>
-          <w:b/>
-          <w:bCs/>
-          <w:sz w:val="21"/>
-          <w:szCs w:val="21"/>
-        </w:rPr>
-        <w:t xml:space="preserve">Corruption:</w:t>
-      </w:r>
-    </w:p>
-    <w:p>
-      <w:pPr>
-        <w:pStyle w:val="ListParagraph"/>
-        <w:numPr>
-          <w:ilvl w:val="1"/>
-          <w:numId w:val="2"/>
-        </w:numPr>
-        <w:spacing w:after="60" w:line="264"/>
-      </w:pPr>
-      <w:r>
-        <w:rPr>
-          <w:sz w:val="21"/>
-          <w:szCs w:val="21"/>
-        </w:rPr>
-        <w:t xml:space="preserve">the pad, paid through the ledger;</w:t>
-      </w:r>
-    </w:p>
-    <w:p>
-      <w:pPr>
-        <w:pStyle w:val="ListParagraph"/>
-        <w:numPr>
-          <w:ilvl w:val="1"/>
-          <w:numId w:val="2"/>
-        </w:numPr>
-        <w:spacing w:after="60" w:line="264"/>
-      </w:pPr>
-      <w:r>
-        <w:rPr>
-          <w:sz w:val="21"/>
-          <w:szCs w:val="21"/>
-        </w:rPr>
-        <w:t xml:space="preserve">grass-eaters vs meat-eaters;</w:t>
-      </w:r>
-    </w:p>
-    <w:p>
-      <w:pPr>
-        <w:pStyle w:val="ListParagraph"/>
-        <w:numPr>
-          <w:ilvl w:val="1"/>
-          <w:numId w:val="2"/>
-        </w:numPr>
-        <w:spacing w:after="60" w:line="264"/>
-      </w:pPr>
-      <w:r>
-        <w:rPr>
-          <w:sz w:val="21"/>
-          <w:szCs w:val="21"/>
-        </w:rPr>
-        <w:t xml:space="preserve">what bribes buy;</w:t>
-      </w:r>
-    </w:p>
-    <w:p>
-      <w:pPr>
-        <w:pStyle w:val="ListParagraph"/>
-        <w:numPr>
-          <w:ilvl w:val="1"/>
-          <w:numId w:val="2"/>
-        </w:numPr>
-        <w:spacing w:after="60" w:line="264"/>
-      </w:pPr>
-      <w:r>
-        <w:rPr>
-          <w:sz w:val="21"/>
-          <w:szCs w:val="21"/>
-        </w:rPr>
-        <w:t xml:space="preserve">honest cops building cases;</w:t>
-      </w:r>
-    </w:p>
-    <w:p>
-      <w:pPr>
-        <w:pStyle w:val="ListParagraph"/>
-        <w:numPr>
-          <w:ilvl w:val="1"/>
-          <w:numId w:val="2"/>
-        </w:numPr>
-        <w:spacing w:after="60" w:line="264"/>
-      </w:pPr>
-      <w:r>
-        <w:rPr>
-          <w:sz w:val="21"/>
-          <w:szCs w:val="21"/>
-        </w:rPr>
-        <w:t xml:space="preserve">a Knapp-style commission (1970: Serpico).</w:t>
-      </w:r>
-    </w:p>
-    <w:p>
-      <w:pPr>
-        <w:pStyle w:val="ListParagraph"/>
-        <w:numPr>
-          <w:ilvl w:val="0"/>
-          <w:numId w:val="2"/>
-        </w:numPr>
-        <w:spacing w:after="60" w:line="264"/>
-      </w:pPr>
-      <w:r>
-        <w:rPr>
-          <w:b/>
-          <w:bCs/>
-          <w:sz w:val="21"/>
-          <w:szCs w:val="21"/>
-        </w:rPr>
-        <w:t xml:space="preserve">The chief's press briefing</w:t>
-      </w:r>
-      <w:r>
-        <w:rPr>
-          <w:sz w:val="21"/>
-          <w:szCs w:val="21"/>
-        </w:rPr>
-        <w:t xml:space="preserve"> after a major killing: only what the police know, and with consequences.</w:t>
-      </w:r>
-    </w:p>
-    <w:p>
-      <w:pPr>
-        <w:pStyle w:val="ListParagraph"/>
-        <w:numPr>
-          <w:ilvl w:val="0"/>
-          <w:numId w:val="2"/>
-        </w:numPr>
-        <w:spacing w:after="60" w:line="264"/>
-      </w:pPr>
-      <w:r>
-        <w:rPr>
-          <w:b/>
-          <w:bCs/>
-          <w:sz w:val="21"/>
-          <w:szCs w:val="21"/>
-        </w:rPr>
-        <w:t xml:space="preserve">Informants</w:t>
-      </w:r>
-      <w:r>
-        <w:rPr>
-          <w:sz w:val="21"/>
-          <w:szCs w:val="21"/>
-        </w:rPr>
-        <w:t xml:space="preserve"> from arrest pressure. Nobody automatically knows who talked; the player can be approached.</w:t>
-      </w:r>
-    </w:p>
-    <w:p>
-      <w:pPr>
-        <w:pStyle w:val="Heading2"/>
-        <w:keepNext/>
-      </w:pPr>
-      <w:bookmarkStart w:name="_Toc18" w:id="18"/>
-      <w:r>
-        <w:rPr>
-          <w:sz w:val="21"/>
-          <w:szCs w:val="21"/>
-        </w:rPr>
-        <w:t xml:space="preserve">3.4 The Feds and RICO (L)</w:t>
-      </w:r>
-      <w:bookmarkEnd w:id="18"/>
-    </w:p>
-    <w:p>
-      <w:pPr>
-        <w:pStyle w:val="ListParagraph"/>
-        <w:numPr>
-          <w:ilvl w:val="0"/>
-          <w:numId w:val="2"/>
-        </w:numPr>
-        <w:spacing w:after="60" w:line="264"/>
-      </w:pPr>
-      <w:r>
-        <w:rPr>
-          <w:sz w:val="21"/>
-          <w:szCs w:val="21"/>
-        </w:rPr>
-        <w:t xml:space="preserve">The FBI as its own institution (the Organized Crime Control Act, October 1970):</w:t>
-      </w:r>
-    </w:p>
-    <w:p>
-      <w:pPr>
-        <w:pStyle w:val="ListParagraph"/>
-        <w:numPr>
-          <w:ilvl w:val="1"/>
-          <w:numId w:val="2"/>
-        </w:numPr>
-        <w:spacing w:after="60" w:line="264"/>
-      </w:pPr>
-      <w:r>
-        <w:rPr>
-          <w:sz w:val="21"/>
-          <w:szCs w:val="21"/>
-        </w:rPr>
-        <w:t xml:space="preserve">long cases, wiretaps and bugs in clubs and cars;</w:t>
-      </w:r>
-    </w:p>
-    <w:p>
-      <w:pPr>
-        <w:pStyle w:val="ListParagraph"/>
-        <w:numPr>
-          <w:ilvl w:val="1"/>
-          <w:numId w:val="2"/>
-        </w:numPr>
-        <w:spacing w:after="60" w:line="264"/>
-      </w:pPr>
-      <w:r>
-        <w:rPr>
-          <w:sz w:val="21"/>
-          <w:szCs w:val="21"/>
-        </w:rPr>
-        <w:t xml:space="preserve">informants cultivated over years;</w:t>
-      </w:r>
-    </w:p>
-    <w:p>
-      <w:pPr>
-        <w:pStyle w:val="ListParagraph"/>
-        <w:numPr>
-          <w:ilvl w:val="1"/>
-          <w:numId w:val="2"/>
-        </w:numPr>
-        <w:spacing w:after="60" w:line="264"/>
-      </w:pPr>
-      <w:r>
-        <w:rPr>
-          <w:sz w:val="21"/>
-          <w:szCs w:val="21"/>
-        </w:rPr>
-        <w:t xml:space="preserve">pressure on families as organisations.</w:t>
-      </w:r>
-    </w:p>
-    <w:p>
-      <w:pPr>
-        <w:pStyle w:val="Heading2"/>
-        <w:keepNext/>
-      </w:pPr>
-      <w:bookmarkStart w:name="_Toc19" w:id="19"/>
-      <w:r>
-        <w:rPr>
-          <w:sz w:val="21"/>
-          <w:szCs w:val="21"/>
-        </w:rPr>
-        <w:t xml:space="preserve">3.5 The rackets that made the money (L)</w:t>
-      </w:r>
-      <w:bookmarkEnd w:id="19"/>
-    </w:p>
-    <w:p>
-      <w:pPr>
-        <w:pStyle w:val="ListParagraph"/>
-        <w:numPr>
-          <w:ilvl w:val="0"/>
-          <w:numId w:val="2"/>
-        </w:numPr>
-        <w:spacing w:after="60" w:line="264"/>
-      </w:pPr>
-      <w:r>
-        <w:rPr>
-          <w:sz w:val="21"/>
-          <w:szCs w:val="21"/>
-        </w:rPr>
-        <w:t xml:space="preserve">Unions and labour (the docks, construction, Teamsters trucking), garbage carting, the Fulton Fish Market, the garment district,
-JFK cargo, concrete and city contracts.</w:t>
-      </w:r>
-    </w:p>
-    <w:p>
-      <w:pPr>
-        <w:pStyle w:val="ListParagraph"/>
-        <w:numPr>
-          <w:ilvl w:val="0"/>
-          <w:numId w:val="2"/>
-        </w:numPr>
-        <w:spacing w:after="60" w:line="264"/>
-      </w:pPr>
-      <w:r>
-        <w:rPr>
-          <w:sz w:val="21"/>
-          <w:szCs w:val="21"/>
-        </w:rPr>
-        <w:t xml:space="preserve">These are where families cooperate and compete, built on the Phase 1.4 racket engine.</w:t>
-      </w:r>
-    </w:p>
-    <w:p>
-      <w:pPr>
-        <w:pStyle w:val="Heading2"/>
-        <w:keepNext/>
-      </w:pPr>
-      <w:bookmarkStart w:name="_Toc20" w:id="20"/>
-      <w:r>
-        <w:rPr>
-          <w:sz w:val="21"/>
-          <w:szCs w:val="21"/>
-        </w:rPr>
-        <w:t xml:space="preserve">3.6 Politics and the courts (M)</w:t>
-      </w:r>
-      <w:bookmarkEnd w:id="20"/>
-    </w:p>
-    <w:p>
-      <w:pPr>
-        <w:pStyle w:val="ListParagraph"/>
-        <w:numPr>
-          <w:ilvl w:val="0"/>
-          <w:numId w:val="2"/>
-        </w:numPr>
-        <w:spacing w:after="60" w:line="264"/>
-      </w:pPr>
-      <w:r>
-        <w:rPr>
-          <w:sz w:val="21"/>
-          <w:szCs w:val="21"/>
-        </w:rPr>
-        <w:t xml:space="preserve">Judges, district attorneys, councilmen, ward bosses, elections. A fixed case, a zoning favour, a contract.</w:t>
-      </w:r>
-    </w:p>
-    <w:p>
-      <w:pPr>
-        <w:pStyle w:val="Heading2"/>
-        <w:keepNext/>
-      </w:pPr>
-      <w:bookmarkStart w:name="_Toc21" w:id="21"/>
-      <w:r>
-        <w:rPr>
-          <w:sz w:val="21"/>
-          <w:szCs w:val="21"/>
-        </w:rPr>
-        <w:t xml:space="preserve">3.7 The wider underworld (L)</w:t>
-      </w:r>
-      <w:bookmarkEnd w:id="21"/>
-    </w:p>
-    <w:p>
-      <w:pPr>
-        <w:pStyle w:val="ListParagraph"/>
-        <w:numPr>
-          <w:ilvl w:val="0"/>
-          <w:numId w:val="2"/>
-        </w:numPr>
-        <w:spacing w:after="60" w:line="264"/>
-      </w:pPr>
-      <w:r>
-        <w:rPr>
-          <w:sz w:val="21"/>
-          <w:szCs w:val="21"/>
-        </w:rPr>
-        <w:t xml:space="preserve">The Irish Westies in Hell's Kitchen, Harlem's numbers bankers and the heroin trade, Jewish and Puerto Rican organisations,
-Chinatown's tongs.</w:t>
-      </w:r>
-    </w:p>
-    <w:p>
-      <w:pPr>
-        <w:pStyle w:val="ListParagraph"/>
-        <w:numPr>
-          <w:ilvl w:val="0"/>
-          <w:numId w:val="2"/>
-        </w:numPr>
-        <w:spacing w:after="60" w:line="264"/>
-      </w:pPr>
-      <w:r>
-        <w:rPr>
-          <w:sz w:val="21"/>
-          <w:szCs w:val="21"/>
-        </w:rPr>
-        <w:t xml:space="preserve">Each on the organisation model, with territory and alliances.</w:t>
-      </w:r>
-    </w:p>
-    <w:p>
-      <w:pPr>
-        <w:pStyle w:val="Heading2"/>
-        <w:keepNext/>
-      </w:pPr>
-      <w:bookmarkStart w:name="_Toc22" w:id="22"/>
-      <w:r>
-        <w:rPr>
-          <w:sz w:val="21"/>
-          <w:szCs w:val="21"/>
-        </w:rPr>
-        <w:t xml:space="preserve">3.8 Information and the neighbourhood (M)</w:t>
-      </w:r>
-      <w:bookmarkEnd w:id="22"/>
-    </w:p>
-    <w:p>
-      <w:pPr>
-        <w:pStyle w:val="ListParagraph"/>
-        <w:numPr>
-          <w:ilvl w:val="0"/>
-          <w:numId w:val="2"/>
-        </w:numPr>
-        <w:spacing w:after="60" w:line="264"/>
-      </w:pPr>
-      <w:r>
-        <w:rPr>
-          <w:b/>
-          <w:bCs/>
-          <w:sz w:val="21"/>
-          <w:szCs w:val="21"/>
-        </w:rPr>
-        <w:t xml:space="preserve">Information as currency:</w:t>
-      </w:r>
-      <w:r>
-        <w:rPr>
-          <w:sz w:val="21"/>
-          <w:szCs w:val="21"/>
-        </w:rPr>
-        <w:t xml:space="preserve"> sell, hold, trade or plant what you know; rumours spread and distort.</w:t>
-      </w:r>
-    </w:p>
-    <w:p>
-      <w:pPr>
-        <w:pStyle w:val="ListParagraph"/>
-        <w:numPr>
-          <w:ilvl w:val="0"/>
-          <w:numId w:val="2"/>
-        </w:numPr>
-        <w:spacing w:after="60" w:line="264"/>
-      </w:pPr>
-      <w:r>
-        <w:rPr>
-          <w:b/>
-          <w:bCs/>
-          <w:sz w:val="21"/>
-          <w:szCs w:val="21"/>
-        </w:rPr>
-        <w:t xml:space="preserve">The neighbourhood as a public:</w:t>
-      </w:r>
-      <w:r>
-        <w:rPr>
-          <w:sz w:val="21"/>
-          <w:szCs w:val="21"/>
-        </w:rPr>
-        <w:t xml:space="preserve"> the feast of San Gennaro, the priest, charity, the neighbour who sees things, a street that
-protects you or gives you up; the Italian-American Civil Rights League (1970).</w:t>
+        <w:t xml:space="preserve"> becoming boss opens a new phase.</w:t>
+      </w:r>
+    </w:p>
+    <w:p>
+      <w:pPr>
+        <w:pStyle w:val="ListParagraph"/>
+        <w:numPr>
+          <w:ilvl w:val="0"/>
+          <w:numId w:val="2"/>
+        </w:numPr>
+        <w:spacing w:after="60" w:line="264"/>
+      </w:pPr>
+      <w:r>
+        <w:rPr>
+          <w:b/>
+          <w:bCs/>
+          <w:sz w:val="21"/>
+          <w:szCs w:val="21"/>
+        </w:rPr>
+        <w:t xml:space="preserve">Captain:</w:t>
+      </w:r>
+      <w:r>
+        <w:rPr>
+          <w:sz w:val="21"/>
+          <w:szCs w:val="21"/>
+        </w:rPr>
+        <w:t xml:space="preserve"> run a crew, assign work (orders.ts), settle quarrels, answer upstairs, recruit and propose men.</w:t>
+      </w:r>
+    </w:p>
+    <w:p>
+      <w:pPr>
+        <w:pStyle w:val="ListParagraph"/>
+        <w:numPr>
+          <w:ilvl w:val="0"/>
+          <w:numId w:val="2"/>
+        </w:numPr>
+        <w:spacing w:after="60" w:line="264"/>
+      </w:pPr>
+      <w:r>
+        <w:rPr>
+          <w:b/>
+          <w:bCs/>
+          <w:sz w:val="21"/>
+          <w:szCs w:val="21"/>
+        </w:rPr>
+        <w:t xml:space="preserve">Underboss:</w:t>
+      </w:r>
+      <w:r>
+        <w:rPr>
+          <w:sz w:val="21"/>
+          <w:szCs w:val="21"/>
+        </w:rPr>
+        <w:t xml:space="preserve"> the family's day-to-day, its disputes and money.</w:t>
+      </w:r>
+    </w:p>
+    <w:p>
+      <w:pPr>
+        <w:pStyle w:val="ListParagraph"/>
+        <w:numPr>
+          <w:ilvl w:val="0"/>
+          <w:numId w:val="2"/>
+        </w:numPr>
+        <w:spacing w:after="60" w:line="264"/>
+      </w:pPr>
+      <w:r>
+        <w:rPr>
+          <w:b/>
+          <w:bCs/>
+          <w:sz w:val="21"/>
+          <w:szCs w:val="21"/>
+        </w:rPr>
+        <w:t xml:space="preserve">Boss:</w:t>
+      </w:r>
+      <w:r>
+        <w:rPr>
+          <w:sz w:val="21"/>
+          <w:szCs w:val="21"/>
+        </w:rPr>
+        <w:t xml:space="preserve"> family policy, the Commission seat, war and peace, the treasury, the pad, choosing captains and a successor; plots
+against him.</w:t>
       </w:r>
     </w:p>
     <w:p>
@@ -4351,38 +5010,14 @@
           <w:sz w:val="21"/>
           <w:szCs w:val="21"/>
         </w:rPr>
-        <w:t xml:space="preserve">Phase 3 overall:</w:t>
-      </w:r>
-      <w:r>
-        <w:rPr>
-          <w:sz w:val="21"/>
-          <w:szCs w:val="21"/>
-        </w:rPr>
-        <w:t xml:space="preserve"> XL+. Feuds and authority first; the police faction next (it replaces the jail stopgap and feeds informants);
-then the Feds, rackets, politics, the underworld.</w:t>
-      </w:r>
-    </w:p>
-    <w:p>
-      <w:pPr>
-        <w:spacing w:after="120" w:line="276"/>
-      </w:pPr>
-      <w:r>
-        <w:rPr>
-          <w:b/>
-          <w:bCs/>
-          <w:sz w:val="21"/>
-          <w:szCs w:val="21"/>
-        </w:rPr>
-        <w:t xml:space="preserve">Done when:</w:t>
-      </w:r>
-      <w:r>
-        <w:rPr>
-          <w:sz w:val="21"/>
-          <w:szCs w:val="21"/>
-        </w:rPr>
-        <w:t xml:space="preserve"> in long runs, feuds start from causes, escalate and end in different ways; the police arrest people for things they
-can prove; informants appear under pressure; deaths fall in the agreed band; and the scorecard improves on "the world changing
-without the player".</w:t>
+        <w:t xml:space="preserve">Depends on:</w:t>
+      </w:r>
+      <w:r>
+        <w:rPr>
+          <w:sz w:val="21"/>
+          <w:szCs w:val="21"/>
+        </w:rPr>
+        <w:t xml:space="preserve"> Phase 3's feuds, authority, police and rackets. A boss with nothing to decide is not a phase.</w:t>
       </w:r>
     </w:p>
     <w:p>
@@ -4399,15 +5034,15 @@
         <w:keepNext/>
         <w:pageBreakBefore/>
       </w:pPr>
-      <w:bookmarkStart w:name="_Toc23" w:id="23"/>
-      <w:r>
-        <w:rPr>
-          <w:sz w:val="21"/>
-          <w:szCs w:val="21"/>
-        </w:rPr>
-        <w:t xml:space="preserve">Phase 3b: Playing at the top (XL)</w:t>
-      </w:r>
-      <w:bookmarkEnd w:id="23"/>
+      <w:bookmarkStart w:name="_Toc25" w:id="25"/>
+      <w:r>
+        <w:rPr>
+          <w:sz w:val="21"/>
+          <w:szCs w:val="21"/>
+        </w:rPr>
+        <w:t xml:space="preserve">Phase 4: A Life (V92)</w:t>
+      </w:r>
+      <w:bookmarkEnd w:id="25"/>
     </w:p>
     <w:p>
       <w:pPr>
@@ -4427,86 +5062,280 @@
           <w:sz w:val="21"/>
           <w:szCs w:val="21"/>
         </w:rPr>
-        <w:t xml:space="preserve"> becoming boss opens a new phase.</w:t>
-      </w:r>
-    </w:p>
-    <w:p>
-      <w:pPr>
-        <w:pStyle w:val="ListParagraph"/>
-        <w:numPr>
-          <w:ilvl w:val="0"/>
-          <w:numId w:val="2"/>
-        </w:numPr>
-        <w:spacing w:after="60" w:line="264"/>
-      </w:pPr>
-      <w:r>
-        <w:rPr>
-          <w:b/>
-          <w:bCs/>
-          <w:sz w:val="21"/>
-          <w:szCs w:val="21"/>
-        </w:rPr>
-        <w:t xml:space="preserve">Captain:</w:t>
-      </w:r>
-      <w:r>
-        <w:rPr>
-          <w:sz w:val="21"/>
-          <w:szCs w:val="21"/>
-        </w:rPr>
-        <w:t xml:space="preserve"> run a crew, assign work (orders.ts), settle quarrels, answer upstairs, recruit and propose men.</w:t>
-      </w:r>
-    </w:p>
-    <w:p>
-      <w:pPr>
-        <w:pStyle w:val="ListParagraph"/>
-        <w:numPr>
-          <w:ilvl w:val="0"/>
-          <w:numId w:val="2"/>
-        </w:numPr>
-        <w:spacing w:after="60" w:line="264"/>
-      </w:pPr>
-      <w:r>
-        <w:rPr>
-          <w:b/>
-          <w:bCs/>
-          <w:sz w:val="21"/>
-          <w:szCs w:val="21"/>
-        </w:rPr>
-        <w:t xml:space="preserve">Underboss:</w:t>
-      </w:r>
-      <w:r>
-        <w:rPr>
-          <w:sz w:val="21"/>
-          <w:szCs w:val="21"/>
-        </w:rPr>
-        <w:t xml:space="preserve"> the family's day-to-day, its disputes and money.</w:t>
-      </w:r>
-    </w:p>
-    <w:p>
-      <w:pPr>
-        <w:pStyle w:val="ListParagraph"/>
-        <w:numPr>
-          <w:ilvl w:val="0"/>
-          <w:numId w:val="2"/>
-        </w:numPr>
-        <w:spacing w:after="60" w:line="264"/>
-      </w:pPr>
-      <w:r>
-        <w:rPr>
-          <w:b/>
-          <w:bCs/>
-          <w:sz w:val="21"/>
-          <w:szCs w:val="21"/>
-        </w:rPr>
-        <w:t xml:space="preserve">Boss:</w:t>
-      </w:r>
-      <w:r>
-        <w:rPr>
-          <w:sz w:val="21"/>
-          <w:szCs w:val="21"/>
-        </w:rPr>
-        <w:t xml:space="preserve"> family policy, the Commission seat, war and peace, the treasury, the pad, choosing captains and a successor; plots
-against him.</w:t>
+        <w:t xml:space="preserve"> give money somewhere to go and risk something to lose.</w:t>
+      </w:r>
+    </w:p>
+    <w:p>
+      <w:pPr>
+        <w:pStyle w:val="ListParagraph"/>
+        <w:numPr>
+          <w:ilvl w:val="0"/>
+          <w:numId w:val="2"/>
+        </w:numPr>
+        <w:spacing w:after="60" w:line="264"/>
+      </w:pPr>
+      <w:r>
+        <w:rPr>
+          <w:b/>
+          <w:bCs/>
+          <w:sz w:val="21"/>
+          <w:szCs w:val="21"/>
+        </w:rPr>
+        <w:t xml:space="preserve">Prison as a playable episode (XL; slice first: one stretch inside, a few weeks with a cellmate, a guard, a visitor and a
+crew outside that may hold or fall apart, before the full population and economy):</w:t>
+      </w:r>
+    </w:p>
+    <w:p>
+      <w:pPr>
+        <w:pStyle w:val="ListParagraph"/>
+        <w:numPr>
+          <w:ilvl w:val="1"/>
+          <w:numId w:val="2"/>
+        </w:numPr>
+        <w:spacing w:after="60" w:line="264"/>
+      </w:pPr>
+      <w:r>
+        <w:rPr>
+          <w:sz w:val="21"/>
+          <w:szCs w:val="21"/>
+        </w:rPr>
+        <w:t xml:space="preserve">a real population, its own hierarchy and economy, guards as characters;</w:t>
+      </w:r>
+    </w:p>
+    <w:p>
+      <w:pPr>
+        <w:pStyle w:val="ListParagraph"/>
+        <w:numPr>
+          <w:ilvl w:val="1"/>
+          <w:numId w:val="2"/>
+        </w:numPr>
+        <w:spacing w:after="60" w:line="264"/>
+      </w:pPr>
+      <w:r>
+        <w:rPr>
+          <w:sz w:val="21"/>
+          <w:szCs w:val="21"/>
+        </w:rPr>
+        <w:t xml:space="preserve">outside goes on without you, and you know only what visitors tell you;</w:t>
+      </w:r>
+    </w:p>
+    <w:p>
+      <w:pPr>
+        <w:pStyle w:val="ListParagraph"/>
+        <w:numPr>
+          <w:ilvl w:val="1"/>
+          <w:numId w:val="2"/>
+        </w:numPr>
+        <w:spacing w:after="60" w:line="264"/>
+      </w:pPr>
+      <w:r>
+        <w:rPr>
+          <w:sz w:val="21"/>
+          <w:szCs w:val="21"/>
+        </w:rPr>
+        <w:t xml:space="preserve">detectives with offers; sentences that change; prison bonds that follow you out;</w:t>
+      </w:r>
+    </w:p>
+    <w:p>
+      <w:pPr>
+        <w:pStyle w:val="ListParagraph"/>
+        <w:numPr>
+          <w:ilvl w:val="1"/>
+          <w:numId w:val="2"/>
+        </w:numPr>
+        <w:spacing w:after="60" w:line="264"/>
+      </w:pPr>
+      <w:r>
+        <w:rPr>
+          <w:sz w:val="21"/>
+          <w:szCs w:val="21"/>
+        </w:rPr>
+        <w:t xml:space="preserve">NPC leaders running crews from inside.</w:t>
+      </w:r>
+    </w:p>
+    <w:p>
+      <w:pPr>
+        <w:pStyle w:val="ListParagraph"/>
+        <w:numPr>
+          <w:ilvl w:val="0"/>
+          <w:numId w:val="2"/>
+        </w:numPr>
+        <w:spacing w:after="60" w:line="264"/>
+      </w:pPr>
+      <w:r>
+        <w:rPr>
+          <w:b/>
+          <w:bCs/>
+          <w:sz w:val="21"/>
+          <w:szCs w:val="21"/>
+        </w:rPr>
+        <w:t xml:space="preserve">Personal dreams</w:t>
+      </w:r>
+      <w:r>
+        <w:rPr>
+          <w:sz w:val="21"/>
+          <w:szCs w:val="21"/>
+        </w:rPr>
+        <w:t xml:space="preserve"> that drive decisions. Not everyone wants to be boss.</w:t>
+      </w:r>
+    </w:p>
+    <w:p>
+      <w:pPr>
+        <w:pStyle w:val="ListParagraph"/>
+        <w:numPr>
+          <w:ilvl w:val="0"/>
+          <w:numId w:val="2"/>
+        </w:numPr>
+        <w:spacing w:after="60" w:line="264"/>
+      </w:pPr>
+      <w:r>
+        <w:rPr>
+          <w:b/>
+          <w:bCs/>
+          <w:sz w:val="21"/>
+          <w:szCs w:val="21"/>
+        </w:rPr>
+        <w:t xml:space="preserve">Private life:</w:t>
+      </w:r>
+      <w:r>
+        <w:rPr>
+          <w:sz w:val="21"/>
+          <w:szCs w:val="21"/>
+        </w:rPr>
+        <w:t xml:space="preserve"> wives and goomahs with agency, marriage and divorce, children growing up, parents, friends outside the life,
+ageing that changes how men operate, health and injuries.</w:t>
+      </w:r>
+    </w:p>
+    <w:p>
+      <w:pPr>
+        <w:pStyle w:val="ListParagraph"/>
+        <w:numPr>
+          <w:ilvl w:val="0"/>
+          <w:numId w:val="2"/>
+        </w:numPr>
+        <w:spacing w:after="60" w:line="264"/>
+      </w:pPr>
+      <w:r>
+        <w:rPr>
+          <w:b/>
+          <w:bCs/>
+          <w:sz w:val="21"/>
+          <w:szCs w:val="21"/>
+        </w:rPr>
+        <w:t xml:space="preserve">Secrets as real facts,</w:t>
+      </w:r>
+      <w:r>
+        <w:rPr>
+          <w:sz w:val="21"/>
+          <w:szCs w:val="21"/>
+        </w:rPr>
+        <w:t xml:space="preserve"> discovered and used as leverage.</w:t>
+      </w:r>
+    </w:p>
+    <w:p>
+      <w:pPr>
+        <w:pStyle w:val="ListParagraph"/>
+        <w:numPr>
+          <w:ilvl w:val="0"/>
+          <w:numId w:val="2"/>
+        </w:numPr>
+        <w:spacing w:after="60" w:line="264"/>
+      </w:pPr>
+      <w:r>
+        <w:rPr>
+          <w:b/>
+          <w:bCs/>
+          <w:sz w:val="21"/>
+          <w:szCs w:val="21"/>
+        </w:rPr>
+        <w:t xml:space="preserve">Money and possessions:</w:t>
+      </w:r>
+      <w:r>
+        <w:rPr>
+          <w:sz w:val="21"/>
+          <w:szCs w:val="21"/>
+        </w:rPr>
+        <w:t xml:space="preserve"> houses, cars, dress and lifestyle as money sinks and status signals, noticed by the boss and the
+IRS; hidden cash vs laundering; weapons as traceable items.</w:t>
+      </w:r>
+    </w:p>
+    <w:p>
+      <w:pPr>
+        <w:pStyle w:val="ListParagraph"/>
+        <w:numPr>
+          <w:ilvl w:val="0"/>
+          <w:numId w:val="2"/>
+        </w:numPr>
+        <w:spacing w:after="60" w:line="264"/>
+      </w:pPr>
+      <w:r>
+        <w:rPr>
+          <w:b/>
+          <w:bCs/>
+          <w:sz w:val="21"/>
+          <w:szCs w:val="21"/>
+        </w:rPr>
+        <w:t xml:space="preserve">The wider trade:</w:t>
+      </w:r>
+      <w:r>
+        <w:rPr>
+          <w:sz w:val="21"/>
+          <w:szCs w:val="21"/>
+        </w:rPr>
+        <w:t xml:space="preserve"> drugs (taboo against money); street gangs as buyers, muscle and recruits.</w:t>
+      </w:r>
+    </w:p>
+    <w:p>
+      <w:pPr>
+        <w:pStyle w:val="ListParagraph"/>
+        <w:numPr>
+          <w:ilvl w:val="0"/>
+          <w:numId w:val="2"/>
+        </w:numPr>
+        <w:spacing w:after="60" w:line="264"/>
+      </w:pPr>
+      <w:r>
+        <w:rPr>
+          <w:b/>
+          <w:bCs/>
+          <w:sz w:val="21"/>
+          <w:szCs w:val="21"/>
+        </w:rPr>
+        <w:t xml:space="preserve">Conflicting loyalties</w:t>
+      </w:r>
+      <w:r>
+        <w:rPr>
+          <w:sz w:val="21"/>
+          <w:szCs w:val="21"/>
+        </w:rPr>
+        <w:t xml:space="preserve"> from intersecting relationships, as real choices.</w:t>
+      </w:r>
+    </w:p>
+    <w:p>
+      <w:pPr>
+        <w:pStyle w:val="ListParagraph"/>
+        <w:numPr>
+          <w:ilvl w:val="0"/>
+          <w:numId w:val="2"/>
+        </w:numPr>
+        <w:spacing w:after="60" w:line="264"/>
+      </w:pPr>
+      <w:r>
+        <w:rPr>
+          <w:b/>
+          <w:bCs/>
+          <w:sz w:val="21"/>
+          <w:szCs w:val="21"/>
+        </w:rPr>
+        <w:t xml:space="preserve">Endings:</w:t>
+      </w:r>
+      <w:r>
+        <w:rPr>
+          <w:sz w:val="21"/>
+          <w:szCs w:val="21"/>
+        </w:rPr>
+        <w:t xml:space="preserve"> retire, take the chair, turn witness, go legitimate, be killed, prison. Then an epilogue from the world's memory and
+a next-generation run.</w:t>
       </w:r>
     </w:p>
     <w:p>
@@ -4520,14 +5349,37 @@
           <w:sz w:val="21"/>
           <w:szCs w:val="21"/>
         </w:rPr>
-        <w:t xml:space="preserve">Depends on:</w:t>
-      </w:r>
-      <w:r>
-        <w:rPr>
-          <w:sz w:val="21"/>
-          <w:szCs w:val="21"/>
-        </w:rPr>
-        <w:t xml:space="preserve"> Phase 3's feuds, authority, police and rackets. A boss with nothing to decide is not a phase.</w:t>
+        <w:t xml:space="preserve">Builds on:</w:t>
+      </w:r>
+      <w:r>
+        <w:rPr>
+          <w:sz w:val="21"/>
+          <w:szCs w:val="21"/>
+        </w:rPr>
+        <w:t xml:space="preserve"> life.ts (partner, wedding, christening), Character.problem and want, the ledger, Phase 3's police and informants.
+Suggested order: ageing, health and family → houses, lifestyle and hidden money → cars and weapons → gangs → drugs → prison →
+endings.</w:t>
+      </w:r>
+    </w:p>
+    <w:p>
+      <w:pPr>
+        <w:spacing w:after="120" w:line="276"/>
+      </w:pPr>
+      <w:r>
+        <w:rPr>
+          <w:b/>
+          <w:bCs/>
+          <w:sz w:val="21"/>
+          <w:szCs w:val="21"/>
+        </w:rPr>
+        <w:t xml:space="preserve">Size:</w:t>
+      </w:r>
+      <w:r>
+        <w:rPr>
+          <w:sz w:val="21"/>
+          <w:szCs w:val="21"/>
+        </w:rPr>
+        <w:t xml:space="preserve"> XL+.</w:t>
       </w:r>
     </w:p>
     <w:p>
@@ -4544,15 +5396,15 @@
         <w:keepNext/>
         <w:pageBreakBefore/>
       </w:pPr>
-      <w:bookmarkStart w:name="_Toc24" w:id="24"/>
-      <w:r>
-        <w:rPr>
-          <w:sz w:val="21"/>
-          <w:szCs w:val="21"/>
-        </w:rPr>
-        <w:t xml:space="preserve">Phase 4: A Life (V92)</w:t>
-      </w:r>
-      <w:bookmarkEnd w:id="24"/>
+      <w:bookmarkStart w:name="_Toc26" w:id="26"/>
+      <w:r>
+        <w:rPr>
+          <w:sz w:val="21"/>
+          <w:szCs w:val="21"/>
+        </w:rPr>
+        <w:t xml:space="preserve">Phase 5: Big moments (L)</w:t>
+      </w:r>
+      <w:bookmarkEnd w:id="26"/>
     </w:p>
     <w:p>
       <w:pPr>
@@ -4560,291 +5412,112 @@
       </w:pPr>
       <w:r>
         <w:rPr>
-          <w:b/>
-          <w:bCs/>
-          <w:sz w:val="21"/>
-          <w:szCs w:val="21"/>
-        </w:rPr>
-        <w:t xml:space="preserve">Purpose:</w:t>
-      </w:r>
-      <w:r>
-        <w:rPr>
-          <w:sz w:val="21"/>
-          <w:szCs w:val="21"/>
-        </w:rPr>
-        <w:t xml:space="preserve"> give money somewhere to go and risk something to lose.</w:t>
-      </w:r>
-    </w:p>
-    <w:p>
-      <w:pPr>
-        <w:pStyle w:val="ListParagraph"/>
-        <w:numPr>
-          <w:ilvl w:val="0"/>
-          <w:numId w:val="2"/>
-        </w:numPr>
-        <w:spacing w:after="60" w:line="264"/>
-      </w:pPr>
-      <w:r>
-        <w:rPr>
-          <w:b/>
-          <w:bCs/>
-          <w:sz w:val="21"/>
-          <w:szCs w:val="21"/>
-        </w:rPr>
-        <w:t xml:space="preserve">Prison as a playable episode (XL):</w:t>
-      </w:r>
-    </w:p>
-    <w:p>
-      <w:pPr>
-        <w:pStyle w:val="ListParagraph"/>
-        <w:numPr>
-          <w:ilvl w:val="1"/>
-          <w:numId w:val="2"/>
-        </w:numPr>
-        <w:spacing w:after="60" w:line="264"/>
-      </w:pPr>
-      <w:r>
-        <w:rPr>
-          <w:sz w:val="21"/>
-          <w:szCs w:val="21"/>
-        </w:rPr>
-        <w:t xml:space="preserve">a real population, its own hierarchy and economy, guards as characters;</w:t>
-      </w:r>
-    </w:p>
-    <w:p>
-      <w:pPr>
-        <w:pStyle w:val="ListParagraph"/>
-        <w:numPr>
-          <w:ilvl w:val="1"/>
-          <w:numId w:val="2"/>
-        </w:numPr>
-        <w:spacing w:after="60" w:line="264"/>
-      </w:pPr>
-      <w:r>
-        <w:rPr>
-          <w:sz w:val="21"/>
-          <w:szCs w:val="21"/>
-        </w:rPr>
-        <w:t xml:space="preserve">outside goes on without you, and you know only what visitors tell you;</w:t>
-      </w:r>
-    </w:p>
-    <w:p>
-      <w:pPr>
-        <w:pStyle w:val="ListParagraph"/>
-        <w:numPr>
-          <w:ilvl w:val="1"/>
-          <w:numId w:val="2"/>
-        </w:numPr>
-        <w:spacing w:after="60" w:line="264"/>
-      </w:pPr>
-      <w:r>
-        <w:rPr>
-          <w:sz w:val="21"/>
-          <w:szCs w:val="21"/>
-        </w:rPr>
-        <w:t xml:space="preserve">detectives with offers; sentences that change; prison bonds that follow you out;</w:t>
-      </w:r>
-    </w:p>
-    <w:p>
-      <w:pPr>
-        <w:pStyle w:val="ListParagraph"/>
-        <w:numPr>
-          <w:ilvl w:val="1"/>
-          <w:numId w:val="2"/>
-        </w:numPr>
-        <w:spacing w:after="60" w:line="264"/>
-      </w:pPr>
-      <w:r>
-        <w:rPr>
-          <w:sz w:val="21"/>
-          <w:szCs w:val="21"/>
-        </w:rPr>
-        <w:t xml:space="preserve">NPC leaders running crews from inside.</w:t>
-      </w:r>
-    </w:p>
-    <w:p>
-      <w:pPr>
-        <w:pStyle w:val="ListParagraph"/>
-        <w:numPr>
-          <w:ilvl w:val="0"/>
-          <w:numId w:val="2"/>
-        </w:numPr>
-        <w:spacing w:after="60" w:line="264"/>
-      </w:pPr>
-      <w:r>
-        <w:rPr>
-          <w:b/>
-          <w:bCs/>
-          <w:sz w:val="21"/>
-          <w:szCs w:val="21"/>
-        </w:rPr>
-        <w:t xml:space="preserve">Personal dreams</w:t>
-      </w:r>
-      <w:r>
-        <w:rPr>
-          <w:sz w:val="21"/>
-          <w:szCs w:val="21"/>
-        </w:rPr>
-        <w:t xml:space="preserve"> that drive decisions. Not everyone wants to be boss.</w:t>
-      </w:r>
-    </w:p>
-    <w:p>
-      <w:pPr>
-        <w:pStyle w:val="ListParagraph"/>
-        <w:numPr>
-          <w:ilvl w:val="0"/>
-          <w:numId w:val="2"/>
-        </w:numPr>
-        <w:spacing w:after="60" w:line="264"/>
-      </w:pPr>
-      <w:r>
-        <w:rPr>
-          <w:b/>
-          <w:bCs/>
-          <w:sz w:val="21"/>
-          <w:szCs w:val="21"/>
-        </w:rPr>
-        <w:t xml:space="preserve">Private life:</w:t>
-      </w:r>
-      <w:r>
-        <w:rPr>
-          <w:sz w:val="21"/>
-          <w:szCs w:val="21"/>
-        </w:rPr>
-        <w:t xml:space="preserve"> wives and goomahs with agency, marriage and divorce, children growing up, parents, friends outside the life,
-ageing that changes how men operate, health and injuries.</w:t>
-      </w:r>
-    </w:p>
-    <w:p>
-      <w:pPr>
-        <w:pStyle w:val="ListParagraph"/>
-        <w:numPr>
-          <w:ilvl w:val="0"/>
-          <w:numId w:val="2"/>
-        </w:numPr>
-        <w:spacing w:after="60" w:line="264"/>
-      </w:pPr>
-      <w:r>
-        <w:rPr>
-          <w:b/>
-          <w:bCs/>
-          <w:sz w:val="21"/>
-          <w:szCs w:val="21"/>
-        </w:rPr>
-        <w:t xml:space="preserve">Secrets as real facts,</w:t>
-      </w:r>
-      <w:r>
-        <w:rPr>
-          <w:sz w:val="21"/>
-          <w:szCs w:val="21"/>
-        </w:rPr>
-        <w:t xml:space="preserve"> discovered and used as leverage.</w:t>
-      </w:r>
-    </w:p>
-    <w:p>
-      <w:pPr>
-        <w:pStyle w:val="ListParagraph"/>
-        <w:numPr>
-          <w:ilvl w:val="0"/>
-          <w:numId w:val="2"/>
-        </w:numPr>
-        <w:spacing w:after="60" w:line="264"/>
-      </w:pPr>
-      <w:r>
-        <w:rPr>
-          <w:b/>
-          <w:bCs/>
-          <w:sz w:val="21"/>
-          <w:szCs w:val="21"/>
-        </w:rPr>
-        <w:t xml:space="preserve">Money and possessions:</w:t>
-      </w:r>
-      <w:r>
-        <w:rPr>
-          <w:sz w:val="21"/>
-          <w:szCs w:val="21"/>
-        </w:rPr>
-        <w:t xml:space="preserve"> houses, cars, dress and lifestyle as money sinks and status signals, noticed by the boss and the
-IRS; hidden cash vs laundering; weapons as traceable items.</w:t>
-      </w:r>
-    </w:p>
-    <w:p>
-      <w:pPr>
-        <w:pStyle w:val="ListParagraph"/>
-        <w:numPr>
-          <w:ilvl w:val="0"/>
-          <w:numId w:val="2"/>
-        </w:numPr>
-        <w:spacing w:after="60" w:line="264"/>
-      </w:pPr>
-      <w:r>
-        <w:rPr>
-          <w:b/>
-          <w:bCs/>
-          <w:sz w:val="21"/>
-          <w:szCs w:val="21"/>
-        </w:rPr>
-        <w:t xml:space="preserve">The wider trade:</w:t>
-      </w:r>
-      <w:r>
-        <w:rPr>
-          <w:sz w:val="21"/>
-          <w:szCs w:val="21"/>
-        </w:rPr>
-        <w:t xml:space="preserve"> drugs (taboo against money); street gangs as buyers, muscle and recruits.</w:t>
-      </w:r>
-    </w:p>
-    <w:p>
-      <w:pPr>
-        <w:pStyle w:val="ListParagraph"/>
-        <w:numPr>
-          <w:ilvl w:val="0"/>
-          <w:numId w:val="2"/>
-        </w:numPr>
-        <w:spacing w:after="60" w:line="264"/>
-      </w:pPr>
-      <w:r>
-        <w:rPr>
-          <w:b/>
-          <w:bCs/>
-          <w:sz w:val="21"/>
-          <w:szCs w:val="21"/>
-        </w:rPr>
-        <w:t xml:space="preserve">Conflicting loyalties</w:t>
-      </w:r>
-      <w:r>
-        <w:rPr>
-          <w:sz w:val="21"/>
-          <w:szCs w:val="21"/>
-        </w:rPr>
-        <w:t xml:space="preserve"> from intersecting relationships, as real choices.</w:t>
-      </w:r>
-    </w:p>
-    <w:p>
-      <w:pPr>
-        <w:pStyle w:val="ListParagraph"/>
-        <w:numPr>
-          <w:ilvl w:val="0"/>
-          <w:numId w:val="2"/>
-        </w:numPr>
-        <w:spacing w:after="60" w:line="264"/>
-      </w:pPr>
-      <w:r>
-        <w:rPr>
-          <w:b/>
-          <w:bCs/>
-          <w:sz w:val="21"/>
-          <w:szCs w:val="21"/>
-        </w:rPr>
-        <w:t xml:space="preserve">Endings:</w:t>
-      </w:r>
-      <w:r>
-        <w:rPr>
-          <w:sz w:val="21"/>
-          <w:szCs w:val="21"/>
-        </w:rPr>
-        <w:t xml:space="preserve"> retire, take the chair, turn witness, go legitimate, be killed, prison. Then an epilogue from the world's memory and
-a next-generation run.</w:t>
+          <w:sz w:val="21"/>
+          <w:szCs w:val="21"/>
+        </w:rPr>
+        <w:t xml:space="preserve">Set-piece scenes built on knowledge and relationships, where what the player knows and who he has on side decides the outcome:</w:t>
+      </w:r>
+    </w:p>
+    <w:p>
+      <w:pPr>
+        <w:pStyle w:val="ListParagraph"/>
+        <w:numPr>
+          <w:ilvl w:val="0"/>
+          <w:numId w:val="2"/>
+        </w:numPr>
+        <w:spacing w:after="60" w:line="264"/>
+      </w:pPr>
+      <w:r>
+        <w:rPr>
+          <w:sz w:val="21"/>
+          <w:szCs w:val="21"/>
+        </w:rPr>
+        <w:t xml:space="preserve">sit-downs and the Commission;</w:t>
+      </w:r>
+    </w:p>
+    <w:p>
+      <w:pPr>
+        <w:pStyle w:val="ListParagraph"/>
+        <w:numPr>
+          <w:ilvl w:val="0"/>
+          <w:numId w:val="2"/>
+        </w:numPr>
+        <w:spacing w:after="60" w:line="264"/>
+      </w:pPr>
+      <w:r>
+        <w:rPr>
+          <w:sz w:val="21"/>
+          <w:szCs w:val="21"/>
+        </w:rPr>
+        <w:t xml:space="preserve">the hit (choose the place, who comes, what goes wrong);</w:t>
+      </w:r>
+    </w:p>
+    <w:p>
+      <w:pPr>
+        <w:pStyle w:val="ListParagraph"/>
+        <w:numPr>
+          <w:ilvl w:val="0"/>
+          <w:numId w:val="2"/>
+        </w:numPr>
+        <w:spacing w:after="60" w:line="264"/>
+      </w:pPr>
+      <w:r>
+        <w:rPr>
+          <w:sz w:val="21"/>
+          <w:szCs w:val="21"/>
+        </w:rPr>
+        <w:t xml:space="preserve">the arrest and interrogation (the questions use what the police actually know);</w:t>
+      </w:r>
+    </w:p>
+    <w:p>
+      <w:pPr>
+        <w:pStyle w:val="ListParagraph"/>
+        <w:numPr>
+          <w:ilvl w:val="0"/>
+          <w:numId w:val="2"/>
+        </w:numPr>
+        <w:spacing w:after="60" w:line="264"/>
+      </w:pPr>
+      <w:r>
+        <w:rPr>
+          <w:sz w:val="21"/>
+          <w:szCs w:val="21"/>
+        </w:rPr>
+        <w:t xml:space="preserve">weddings, christenings and funerals where business is done;</w:t>
+      </w:r>
+    </w:p>
+    <w:p>
+      <w:pPr>
+        <w:pStyle w:val="ListParagraph"/>
+        <w:numPr>
+          <w:ilvl w:val="0"/>
+          <w:numId w:val="2"/>
+        </w:numPr>
+        <w:spacing w:after="60" w:line="264"/>
+      </w:pPr>
+      <w:r>
+        <w:rPr>
+          <w:sz w:val="21"/>
+          <w:szCs w:val="21"/>
+        </w:rPr>
+        <w:t xml:space="preserve">the press briefing;</w:t>
+      </w:r>
+    </w:p>
+    <w:p>
+      <w:pPr>
+        <w:pStyle w:val="ListParagraph"/>
+        <w:numPr>
+          <w:ilvl w:val="0"/>
+          <w:numId w:val="2"/>
+        </w:numPr>
+        <w:spacing w:after="60" w:line="264"/>
+      </w:pPr>
+      <w:r>
+        <w:rPr>
+          <w:sz w:val="21"/>
+          <w:szCs w:val="21"/>
+        </w:rPr>
+        <w:t xml:space="preserve">a fixed race.</w:t>
       </w:r>
     </w:p>
     <w:p>
@@ -4853,42 +5526,10 @@
       </w:pPr>
       <w:r>
         <w:rPr>
-          <w:b/>
-          <w:bCs/>
-          <w:sz w:val="21"/>
-          <w:szCs w:val="21"/>
-        </w:rPr>
-        <w:t xml:space="preserve">Builds on:</w:t>
-      </w:r>
-      <w:r>
-        <w:rPr>
-          <w:sz w:val="21"/>
-          <w:szCs w:val="21"/>
-        </w:rPr>
-        <w:t xml:space="preserve"> life.ts (partner, wedding, christening), Character.problem and want, the ledger, Phase 3's police and informants.
-Suggested order: ageing, health and family → houses, lifestyle and hidden money → cars and weapons → gangs → drugs → prison →
-endings.</w:t>
-      </w:r>
-    </w:p>
-    <w:p>
-      <w:pPr>
-        <w:spacing w:after="120" w:line="276"/>
-      </w:pPr>
-      <w:r>
-        <w:rPr>
-          <w:b/>
-          <w:bCs/>
-          <w:sz w:val="21"/>
-          <w:szCs w:val="21"/>
-        </w:rPr>
-        <w:t xml:space="preserve">Size:</w:t>
-      </w:r>
-      <w:r>
-        <w:rPr>
-          <w:sz w:val="21"/>
-          <w:szCs w:val="21"/>
-        </w:rPr>
-        <w:t xml:space="preserve"> XL+.</w:t>
+          <w:sz w:val="21"/>
+          <w:szCs w:val="21"/>
+        </w:rPr>
+        <w:t xml:space="preserve">The made-man ceremony is the model.</w:t>
       </w:r>
     </w:p>
     <w:p>
@@ -4905,140 +5546,150 @@
         <w:keepNext/>
         <w:pageBreakBefore/>
       </w:pPr>
-      <w:bookmarkStart w:name="_Toc25" w:id="25"/>
-      <w:r>
-        <w:rPr>
-          <w:sz w:val="21"/>
-          <w:szCs w:val="21"/>
-        </w:rPr>
-        <w:t xml:space="preserve">Phase 5: Big moments (L)</w:t>
-      </w:r>
-      <w:bookmarkEnd w:id="25"/>
-    </w:p>
-    <w:p>
-      <w:pPr>
-        <w:spacing w:after="120" w:line="276"/>
-      </w:pPr>
-      <w:r>
-        <w:rPr>
-          <w:sz w:val="21"/>
-          <w:szCs w:val="21"/>
-        </w:rPr>
-        <w:t xml:space="preserve">Set-piece scenes built on knowledge and relationships, where what the player knows and who he has on side decides the outcome:</w:t>
-      </w:r>
-    </w:p>
-    <w:p>
-      <w:pPr>
-        <w:pStyle w:val="ListParagraph"/>
-        <w:numPr>
-          <w:ilvl w:val="0"/>
-          <w:numId w:val="2"/>
-        </w:numPr>
-        <w:spacing w:after="60" w:line="264"/>
-      </w:pPr>
-      <w:r>
-        <w:rPr>
-          <w:sz w:val="21"/>
-          <w:szCs w:val="21"/>
-        </w:rPr>
-        <w:t xml:space="preserve">sit-downs and the Commission;</w:t>
-      </w:r>
-    </w:p>
-    <w:p>
-      <w:pPr>
-        <w:pStyle w:val="ListParagraph"/>
-        <w:numPr>
-          <w:ilvl w:val="0"/>
-          <w:numId w:val="2"/>
-        </w:numPr>
-        <w:spacing w:after="60" w:line="264"/>
-      </w:pPr>
-      <w:r>
-        <w:rPr>
-          <w:sz w:val="21"/>
-          <w:szCs w:val="21"/>
-        </w:rPr>
-        <w:t xml:space="preserve">the hit (choose the place, who comes, what goes wrong);</w:t>
-      </w:r>
-    </w:p>
-    <w:p>
-      <w:pPr>
-        <w:pStyle w:val="ListParagraph"/>
-        <w:numPr>
-          <w:ilvl w:val="0"/>
-          <w:numId w:val="2"/>
-        </w:numPr>
-        <w:spacing w:after="60" w:line="264"/>
-      </w:pPr>
-      <w:r>
-        <w:rPr>
-          <w:sz w:val="21"/>
-          <w:szCs w:val="21"/>
-        </w:rPr>
-        <w:t xml:space="preserve">the arrest and interrogation (the questions use what the police actually know);</w:t>
-      </w:r>
-    </w:p>
-    <w:p>
-      <w:pPr>
-        <w:pStyle w:val="ListParagraph"/>
-        <w:numPr>
-          <w:ilvl w:val="0"/>
-          <w:numId w:val="2"/>
-        </w:numPr>
-        <w:spacing w:after="60" w:line="264"/>
-      </w:pPr>
-      <w:r>
-        <w:rPr>
-          <w:sz w:val="21"/>
-          <w:szCs w:val="21"/>
-        </w:rPr>
-        <w:t xml:space="preserve">weddings, christenings and funerals where business is done;</w:t>
-      </w:r>
-    </w:p>
-    <w:p>
-      <w:pPr>
-        <w:pStyle w:val="ListParagraph"/>
-        <w:numPr>
-          <w:ilvl w:val="0"/>
-          <w:numId w:val="2"/>
-        </w:numPr>
-        <w:spacing w:after="60" w:line="264"/>
-      </w:pPr>
-      <w:r>
-        <w:rPr>
-          <w:sz w:val="21"/>
-          <w:szCs w:val="21"/>
-        </w:rPr>
-        <w:t xml:space="preserve">the press briefing;</w:t>
-      </w:r>
-    </w:p>
-    <w:p>
-      <w:pPr>
-        <w:pStyle w:val="ListParagraph"/>
-        <w:numPr>
-          <w:ilvl w:val="0"/>
-          <w:numId w:val="2"/>
-        </w:numPr>
-        <w:spacing w:after="60" w:line="264"/>
-      </w:pPr>
-      <w:r>
-        <w:rPr>
-          <w:sz w:val="21"/>
-          <w:szCs w:val="21"/>
-        </w:rPr>
-        <w:t xml:space="preserve">a fixed race.</w:t>
-      </w:r>
-    </w:p>
-    <w:p>
-      <w:pPr>
-        <w:spacing w:after="120" w:line="276"/>
-      </w:pPr>
-      <w:r>
-        <w:rPr>
-          <w:sz w:val="21"/>
-          <w:szCs w:val="21"/>
-        </w:rPr>
-        <w:t xml:space="preserve">The made-man ceremony is the model.</w:t>
+      <w:bookmarkStart w:name="_Toc27" w:id="27"/>
+      <w:r>
+        <w:rPr>
+          <w:sz w:val="21"/>
+          <w:szCs w:val="21"/>
+        </w:rPr>
+        <w:t xml:space="preserve">Phase 6: Presentation and feel (runs alongside)</w:t>
+      </w:r>
+      <w:bookmarkEnd w:id="27"/>
+    </w:p>
+    <w:p>
+      <w:pPr>
+        <w:pStyle w:val="ListParagraph"/>
+        <w:numPr>
+          <w:ilvl w:val="0"/>
+          <w:numId w:val="2"/>
+        </w:numPr>
+        <w:spacing w:after="60" w:line="264"/>
+      </w:pPr>
+      <w:r>
+        <w:rPr>
+          <w:sz w:val="21"/>
+          <w:szCs w:val="21"/>
+        </w:rPr>
+        <w:t xml:space="preserve">A drawn district map over the locations list.</w:t>
+      </w:r>
+    </w:p>
+    <w:p>
+      <w:pPr>
+        <w:pStyle w:val="ListParagraph"/>
+        <w:numPr>
+          <w:ilvl w:val="0"/>
+          <w:numId w:val="2"/>
+        </w:numPr>
+        <w:spacing w:after="60" w:line="264"/>
+      </w:pPr>
+      <w:r>
+        <w:rPr>
+          <w:sz w:val="21"/>
+          <w:szCs w:val="21"/>
+        </w:rPr>
+        <w:t xml:space="preserve">Portraits that show rank through dress and change over time (already requested).</w:t>
+      </w:r>
+    </w:p>
+    <w:p>
+      <w:pPr>
+        <w:pStyle w:val="ListParagraph"/>
+        <w:numPr>
+          <w:ilvl w:val="0"/>
+          <w:numId w:val="2"/>
+        </w:numPr>
+        <w:spacing w:after="60" w:line="264"/>
+      </w:pPr>
+      <w:r>
+        <w:rPr>
+          <w:sz w:val="21"/>
+          <w:szCs w:val="21"/>
+        </w:rPr>
+        <w:t xml:space="preserve">Seasons, feasts and weather (Christmas envelopes, summer feasts, a blizzard closing the docks).</w:t>
+      </w:r>
+    </w:p>
+    <w:p>
+      <w:pPr>
+        <w:pStyle w:val="ListParagraph"/>
+        <w:numPr>
+          <w:ilvl w:val="0"/>
+          <w:numId w:val="2"/>
+        </w:numPr>
+        <w:spacing w:after="60" w:line="264"/>
+      </w:pPr>
+      <w:r>
+        <w:rPr>
+          <w:sz w:val="21"/>
+          <w:szCs w:val="21"/>
+        </w:rPr>
+        <w:t xml:space="preserve">A relationship web as the player knows it.</w:t>
+      </w:r>
+    </w:p>
+    <w:p>
+      <w:pPr>
+        <w:pStyle w:val="ListParagraph"/>
+        <w:numPr>
+          <w:ilvl w:val="0"/>
+          <w:numId w:val="2"/>
+        </w:numPr>
+        <w:spacing w:after="60" w:line="264"/>
+      </w:pPr>
+      <w:r>
+        <w:rPr>
+          <w:sz w:val="21"/>
+          <w:szCs w:val="21"/>
+        </w:rPr>
+        <w:t xml:space="preserve">Onboarding past the first week; in-game help for the world's terms.</w:t>
+      </w:r>
+    </w:p>
+    <w:p>
+      <w:pPr>
+        <w:pStyle w:val="ListParagraph"/>
+        <w:numPr>
+          <w:ilvl w:val="0"/>
+          <w:numId w:val="2"/>
+        </w:numPr>
+        <w:spacing w:after="60" w:line="264"/>
+      </w:pPr>
+      <w:r>
+        <w:rPr>
+          <w:sz w:val="21"/>
+          <w:szCs w:val="21"/>
+        </w:rPr>
+        <w:t xml:space="preserve">Multiple save slots; exporting a story to share.</w:t>
+      </w:r>
+    </w:p>
+    <w:p>
+      <w:pPr>
+        <w:pStyle w:val="ListParagraph"/>
+        <w:numPr>
+          <w:ilvl w:val="0"/>
+          <w:numId w:val="2"/>
+        </w:numPr>
+        <w:spacing w:after="60" w:line="264"/>
+      </w:pPr>
+      <w:r>
+        <w:rPr>
+          <w:sz w:val="21"/>
+          <w:szCs w:val="21"/>
+        </w:rPr>
+        <w:t xml:space="preserve">The city's ordinary people in their 1970 mix, and women beyond wives.</w:t>
+      </w:r>
+    </w:p>
+    <w:p>
+      <w:pPr>
+        <w:pStyle w:val="ListParagraph"/>
+        <w:numPr>
+          <w:ilvl w:val="0"/>
+          <w:numId w:val="2"/>
+        </w:numPr>
+        <w:spacing w:after="60" w:line="264"/>
+      </w:pPr>
+      <w:r>
+        <w:rPr>
+          <w:sz w:val="21"/>
+          <w:szCs w:val="21"/>
+        </w:rPr>
+        <w:t xml:space="preserve">Phone layout polish. Sound, if ever.</w:t>
       </w:r>
     </w:p>
     <w:p>
@@ -5055,159 +5706,300 @@
         <w:keepNext/>
         <w:pageBreakBefore/>
       </w:pPr>
-      <w:bookmarkStart w:name="_Toc26" w:id="26"/>
-      <w:r>
-        <w:rPr>
-          <w:sz w:val="21"/>
-          <w:szCs w:val="21"/>
-        </w:rPr>
-        <w:t xml:space="preserve">Phase 6: Presentation and feel (runs alongside)</w:t>
-      </w:r>
-      <w:bookmarkEnd w:id="26"/>
-    </w:p>
-    <w:p>
-      <w:pPr>
-        <w:pStyle w:val="ListParagraph"/>
-        <w:numPr>
-          <w:ilvl w:val="0"/>
-          <w:numId w:val="2"/>
-        </w:numPr>
-        <w:spacing w:after="60" w:line="264"/>
-      </w:pPr>
-      <w:r>
-        <w:rPr>
-          <w:sz w:val="21"/>
-          <w:szCs w:val="21"/>
-        </w:rPr>
-        <w:t xml:space="preserve">A drawn district map over the locations list.</w:t>
-      </w:r>
-    </w:p>
-    <w:p>
-      <w:pPr>
-        <w:pStyle w:val="ListParagraph"/>
-        <w:numPr>
-          <w:ilvl w:val="0"/>
-          <w:numId w:val="2"/>
-        </w:numPr>
-        <w:spacing w:after="60" w:line="264"/>
-      </w:pPr>
-      <w:r>
-        <w:rPr>
-          <w:sz w:val="21"/>
-          <w:szCs w:val="21"/>
-        </w:rPr>
-        <w:t xml:space="preserve">Portraits that show rank through dress and change over time (already requested).</w:t>
-      </w:r>
-    </w:p>
-    <w:p>
-      <w:pPr>
-        <w:pStyle w:val="ListParagraph"/>
-        <w:numPr>
-          <w:ilvl w:val="0"/>
-          <w:numId w:val="2"/>
-        </w:numPr>
-        <w:spacing w:after="60" w:line="264"/>
-      </w:pPr>
-      <w:r>
-        <w:rPr>
-          <w:sz w:val="21"/>
-          <w:szCs w:val="21"/>
-        </w:rPr>
-        <w:t xml:space="preserve">Seasons, feasts and weather (Christmas envelopes, summer feasts, a blizzard closing the docks).</w:t>
-      </w:r>
-    </w:p>
-    <w:p>
-      <w:pPr>
-        <w:pStyle w:val="ListParagraph"/>
-        <w:numPr>
-          <w:ilvl w:val="0"/>
-          <w:numId w:val="2"/>
-        </w:numPr>
-        <w:spacing w:after="60" w:line="264"/>
-      </w:pPr>
-      <w:r>
-        <w:rPr>
-          <w:sz w:val="21"/>
-          <w:szCs w:val="21"/>
-        </w:rPr>
-        <w:t xml:space="preserve">A relationship web as the player knows it.</w:t>
-      </w:r>
-    </w:p>
-    <w:p>
-      <w:pPr>
-        <w:pStyle w:val="ListParagraph"/>
-        <w:numPr>
-          <w:ilvl w:val="0"/>
-          <w:numId w:val="2"/>
-        </w:numPr>
-        <w:spacing w:after="60" w:line="264"/>
-      </w:pPr>
-      <w:r>
-        <w:rPr>
-          <w:sz w:val="21"/>
-          <w:szCs w:val="21"/>
-        </w:rPr>
-        <w:t xml:space="preserve">Onboarding past the first week; in-game help for the world's terms.</w:t>
-      </w:r>
-    </w:p>
-    <w:p>
-      <w:pPr>
-        <w:pStyle w:val="ListParagraph"/>
-        <w:numPr>
-          <w:ilvl w:val="0"/>
-          <w:numId w:val="2"/>
-        </w:numPr>
-        <w:spacing w:after="60" w:line="264"/>
-      </w:pPr>
-      <w:r>
-        <w:rPr>
-          <w:sz w:val="21"/>
-          <w:szCs w:val="21"/>
-        </w:rPr>
-        <w:t xml:space="preserve">Multiple save slots; exporting a story to share.</w:t>
-      </w:r>
-    </w:p>
-    <w:p>
-      <w:pPr>
-        <w:pStyle w:val="ListParagraph"/>
-        <w:numPr>
-          <w:ilvl w:val="0"/>
-          <w:numId w:val="2"/>
-        </w:numPr>
-        <w:spacing w:after="60" w:line="264"/>
-      </w:pPr>
-      <w:r>
-        <w:rPr>
-          <w:sz w:val="21"/>
-          <w:szCs w:val="21"/>
-        </w:rPr>
-        <w:t xml:space="preserve">The city's ordinary people in their 1970 mix, and women beyond wives.</w:t>
-      </w:r>
-    </w:p>
-    <w:p>
-      <w:pPr>
-        <w:pStyle w:val="ListParagraph"/>
-        <w:numPr>
-          <w:ilvl w:val="0"/>
-          <w:numId w:val="2"/>
-        </w:numPr>
-        <w:spacing w:after="60" w:line="264"/>
-      </w:pPr>
-      <w:r>
-        <w:rPr>
-          <w:sz w:val="21"/>
-          <w:szCs w:val="21"/>
-        </w:rPr>
-        <w:t xml:space="preserve">Phone layout polish. Sound, if ever.</w:t>
-      </w:r>
-    </w:p>
-    <w:p>
-      <w:pPr>
-        <w:pBdr>
-          <w:bottom w:val="single" w:color="BFBFBF" w:sz="6" w:space="1"/>
-        </w:pBdr>
-        <w:spacing w:after="160"/>
-      </w:pPr>
+      <w:bookmarkStart w:name="_Toc28" w:id="28"/>
+      <w:r>
+        <w:rPr>
+          <w:sz w:val="21"/>
+          <w:szCs w:val="21"/>
+        </w:rPr>
+        <w:t xml:space="preserve">Permanent workstream: conversational depth</w:t>
+      </w:r>
+      <w:bookmarkEnd w:id="28"/>
+    </w:p>
+    <w:p>
+      <w:pPr>
+        <w:spacing w:after="120" w:line="276"/>
+      </w:pPr>
+      <w:r>
+        <w:rPr>
+          <w:sz w:val="21"/>
+          <w:szCs w:val="21"/>
+        </w:rPr>
+        <w:t xml:space="preserve">Not a phase: an objective in every phase, reviewed at every release.</w:t>
+      </w:r>
+    </w:p>
+    <w:p>
+      <w:pPr>
+        <w:pStyle w:val="ListParagraph"/>
+        <w:numPr>
+          <w:ilvl w:val="0"/>
+          <w:numId w:val="2"/>
+        </w:numPr>
+        <w:spacing w:after="60" w:line="264"/>
+      </w:pPr>
+      <w:r>
+        <w:rPr>
+          <w:b/>
+          <w:bCs/>
+          <w:sz w:val="21"/>
+          <w:szCs w:val="21"/>
+        </w:rPr>
+        <w:t xml:space="preserve">NPC reasoning.</w:t>
+      </w:r>
+    </w:p>
+    <w:p>
+      <w:pPr>
+        <w:pStyle w:val="ListParagraph"/>
+        <w:numPr>
+          <w:ilvl w:val="1"/>
+          <w:numId w:val="2"/>
+        </w:numPr>
+        <w:spacing w:after="60" w:line="264"/>
+      </w:pPr>
+      <w:r>
+        <w:rPr>
+          <w:sz w:val="21"/>
+          <w:szCs w:val="21"/>
+        </w:rPr>
+        <w:t xml:space="preserve">Every answer has a reason the man could give, grounded in what he knows, wants and fears.</w:t>
+      </w:r>
+    </w:p>
+    <w:p>
+      <w:pPr>
+        <w:pStyle w:val="ListParagraph"/>
+        <w:numPr>
+          <w:ilvl w:val="1"/>
+          <w:numId w:val="2"/>
+        </w:numPr>
+        <w:spacing w:after="60" w:line="264"/>
+      </w:pPr>
+      <w:r>
+        <w:rPr>
+          <w:sz w:val="21"/>
+          <w:szCs w:val="21"/>
+        </w:rPr>
+        <w:t xml:space="preserve">Counteroffers say why.</w:t>
+      </w:r>
+    </w:p>
+    <w:p>
+      <w:pPr>
+        <w:pStyle w:val="ListParagraph"/>
+        <w:numPr>
+          <w:ilvl w:val="1"/>
+          <w:numId w:val="2"/>
+        </w:numPr>
+        <w:spacing w:after="60" w:line="264"/>
+      </w:pPr>
+      <w:r>
+        <w:rPr>
+          <w:sz w:val="21"/>
+          <w:szCs w:val="21"/>
+        </w:rPr>
+        <w:t xml:space="preserve">Refusals name what would change his mind.</w:t>
+      </w:r>
+    </w:p>
+    <w:p>
+      <w:pPr>
+        <w:pStyle w:val="ListParagraph"/>
+        <w:numPr>
+          <w:ilvl w:val="0"/>
+          <w:numId w:val="2"/>
+        </w:numPr>
+        <w:spacing w:after="60" w:line="264"/>
+      </w:pPr>
+      <w:r>
+        <w:rPr>
+          <w:b/>
+          <w:bCs/>
+          <w:sz w:val="21"/>
+          <w:szCs w:val="21"/>
+        </w:rPr>
+        <w:t xml:space="preserve">Initiative.</w:t>
+      </w:r>
+    </w:p>
+    <w:p>
+      <w:pPr>
+        <w:pStyle w:val="ListParagraph"/>
+        <w:numPr>
+          <w:ilvl w:val="1"/>
+          <w:numId w:val="2"/>
+        </w:numPr>
+        <w:spacing w:after="60" w:line="264"/>
+      </w:pPr>
+      <w:r>
+        <w:rPr>
+          <w:sz w:val="21"/>
+          <w:szCs w:val="21"/>
+        </w:rPr>
+        <w:t xml:space="preserve">Men raise things unprompted: news that bears on the player, a favour they need, a worry, a proposal, a warning.</w:t>
+      </w:r>
+    </w:p>
+    <w:p>
+      <w:pPr>
+        <w:pStyle w:val="ListParagraph"/>
+        <w:numPr>
+          <w:ilvl w:val="1"/>
+          <w:numId w:val="2"/>
+        </w:numPr>
+        <w:spacing w:after="60" w:line="264"/>
+      </w:pPr>
+      <w:r>
+        <w:rPr>
+          <w:sz w:val="21"/>
+          <w:szCs w:val="21"/>
+        </w:rPr>
+        <w:t xml:space="preserve">They seek the player out for their own reasons, and say what they came for.</w:t>
+      </w:r>
+    </w:p>
+    <w:p>
+      <w:pPr>
+        <w:pStyle w:val="ListParagraph"/>
+        <w:numPr>
+          <w:ilvl w:val="0"/>
+          <w:numId w:val="2"/>
+        </w:numPr>
+        <w:spacing w:after="60" w:line="264"/>
+      </w:pPr>
+      <w:r>
+        <w:rPr>
+          <w:b/>
+          <w:bCs/>
+          <w:sz w:val="21"/>
+          <w:szCs w:val="21"/>
+        </w:rPr>
+        <w:t xml:space="preserve">Developing dialogue.</w:t>
+      </w:r>
+    </w:p>
+    <w:p>
+      <w:pPr>
+        <w:pStyle w:val="ListParagraph"/>
+        <w:numPr>
+          <w:ilvl w:val="1"/>
+          <w:numId w:val="2"/>
+        </w:numPr>
+        <w:spacing w:after="60" w:line="264"/>
+      </w:pPr>
+      <w:r>
+        <w:rPr>
+          <w:sz w:val="21"/>
+          <w:szCs w:val="21"/>
+        </w:rPr>
+        <w:t xml:space="preserve">What men say changes with the relationship and history: from guarded to open, from formal to familiar, from friendly to cold.</w:t>
+      </w:r>
+    </w:p>
+    <w:p>
+      <w:pPr>
+        <w:pStyle w:val="ListParagraph"/>
+        <w:numPr>
+          <w:ilvl w:val="1"/>
+          <w:numId w:val="2"/>
+        </w:numPr>
+        <w:spacing w:after="60" w:line="264"/>
+      </w:pPr>
+      <w:r>
+        <w:rPr>
+          <w:sz w:val="21"/>
+          <w:szCs w:val="21"/>
+        </w:rPr>
+        <w:t xml:space="preserve">Old events are remembered in their words.</w:t>
+      </w:r>
+    </w:p>
+    <w:p>
+      <w:pPr>
+        <w:pStyle w:val="ListParagraph"/>
+        <w:numPr>
+          <w:ilvl w:val="1"/>
+          <w:numId w:val="2"/>
+        </w:numPr>
+        <w:spacing w:after="60" w:line="264"/>
+      </w:pPr>
+      <w:r>
+        <w:rPr>
+          <w:sz w:val="21"/>
+          <w:szCs w:val="21"/>
+        </w:rPr>
+        <w:t xml:space="preserve">No line twice; no question answered before it is asked.</w:t>
+      </w:r>
+    </w:p>
+    <w:p>
+      <w:pPr>
+        <w:pStyle w:val="ListParagraph"/>
+        <w:numPr>
+          <w:ilvl w:val="0"/>
+          <w:numId w:val="2"/>
+        </w:numPr>
+        <w:spacing w:after="60" w:line="264"/>
+      </w:pPr>
+      <w:r>
+        <w:rPr>
+          <w:b/>
+          <w:bCs/>
+          <w:sz w:val="21"/>
+          <w:szCs w:val="21"/>
+        </w:rPr>
+        <w:t xml:space="preserve">Every new system speaks.</w:t>
+      </w:r>
+      <w:r>
+        <w:rPr>
+          <w:sz w:val="21"/>
+          <w:szCs w:val="21"/>
+        </w:rPr>
+        <w:t xml:space="preserve"> Crew, rackets, scores, police, feuds and family life each arrive with their talk: what men say about
+them, ask about them, and bring to the player.</w:t>
+      </w:r>
+    </w:p>
+    <w:p>
+      <w:pPr>
+        <w:pStyle w:val="ListParagraph"/>
+        <w:numPr>
+          <w:ilvl w:val="0"/>
+          <w:numId w:val="2"/>
+        </w:numPr>
+        <w:spacing w:after="60" w:line="264"/>
+      </w:pPr>
+      <w:r>
+        <w:rPr>
+          <w:b/>
+          <w:bCs/>
+          <w:sz w:val="21"/>
+          <w:szCs w:val="21"/>
+        </w:rPr>
+        <w:t xml:space="preserve">How it is checked:</w:t>
+      </w:r>
+    </w:p>
+    <w:p>
+      <w:pPr>
+        <w:pStyle w:val="ListParagraph"/>
+        <w:numPr>
+          <w:ilvl w:val="1"/>
+          <w:numId w:val="2"/>
+        </w:numPr>
+        <w:spacing w:after="60" w:line="264"/>
+      </w:pPr>
+      <w:r>
+        <w:rPr>
+          <w:sz w:val="21"/>
+          <w:szCs w:val="21"/>
+        </w:rPr>
+        <w:t xml:space="preserve">the walker and repetition checks extended to each system;</w:t>
+      </w:r>
+    </w:p>
+    <w:p>
+      <w:pPr>
+        <w:pStyle w:val="ListParagraph"/>
+        <w:numPr>
+          <w:ilvl w:val="1"/>
+          <w:numId w:val="2"/>
+        </w:numPr>
+        <w:spacing w:after="60" w:line="264"/>
+      </w:pPr>
+      <w:r>
+        <w:rPr>
+          <w:sz w:val="21"/>
+          <w:szCs w:val="21"/>
+        </w:rPr>
+        <w:t xml:space="preserve">a conversation playtest at every release, read as a player reads it, with the jarring lines fixed before shipping.</w:t>
+      </w:r>
     </w:p>
     <w:p>
       <w:pPr>
@@ -5215,7 +6007,239 @@
         <w:keepNext/>
         <w:pageBreakBefore/>
       </w:pPr>
-      <w:bookmarkStart w:name="_Toc27" w:id="27"/>
+      <w:bookmarkStart w:name="_Toc29" w:id="29"/>
+      <w:r>
+        <w:rPr>
+          <w:sz w:val="21"/>
+          <w:szCs w:val="21"/>
+        </w:rPr>
+        <w:t xml:space="preserve">Release criteria</w:t>
+      </w:r>
+      <w:bookmarkEnd w:id="29"/>
+    </w:p>
+    <w:p>
+      <w:pPr>
+        <w:spacing w:after="120" w:line="276"/>
+      </w:pPr>
+      <w:r>
+        <w:rPr>
+          <w:sz w:val="21"/>
+          <w:szCs w:val="21"/>
+        </w:rPr>
+        <w:t xml:space="preserve">A stage ships when:</w:t>
+      </w:r>
+    </w:p>
+    <w:p>
+      <w:pPr>
+        <w:tabs>
+          <w:tab w:val="left" w:pos="660"/>
+        </w:tabs>
+        <w:spacing w:after="60" w:line="264"/>
+        <w:ind w:left="660" w:hanging="360"/>
+      </w:pPr>
+      <w:r>
+        <w:rPr>
+          <w:sz w:val="21"/>
+          <w:szCs w:val="21"/>
+        </w:rPr>
+        <w:t xml:space="preserve">1.	</w:t>
+      </w:r>
+      <w:r>
+        <w:rPr>
+          <w:b/>
+          <w:bCs/>
+          <w:sz w:val="21"/>
+          <w:szCs w:val="21"/>
+        </w:rPr>
+        <w:t xml:space="preserve">It works:</w:t>
+      </w:r>
+      <w:r>
+        <w:rPr>
+          <w:sz w:val="21"/>
+          <w:szCs w:val="21"/>
+        </w:rPr>
+        <w:t xml:space="preserve"> the full suite passes, the build is clean, and saves are compatible.</w:t>
+      </w:r>
+    </w:p>
+    <w:p>
+      <w:pPr>
+        <w:tabs>
+          <w:tab w:val="left" w:pos="660"/>
+        </w:tabs>
+        <w:spacing w:after="60" w:line="264"/>
+        <w:ind w:left="660" w:hanging="360"/>
+      </w:pPr>
+      <w:r>
+        <w:rPr>
+          <w:sz w:val="21"/>
+          <w:szCs w:val="21"/>
+        </w:rPr>
+        <w:t xml:space="preserve">2.	</w:t>
+      </w:r>
+      <w:r>
+        <w:rPr>
+          <w:b/>
+          <w:bCs/>
+          <w:sz w:val="21"/>
+          <w:szCs w:val="21"/>
+        </w:rPr>
+        <w:t xml:space="preserve">It integrates:</w:t>
+      </w:r>
+      <w:r>
+        <w:rPr>
+          <w:sz w:val="21"/>
+          <w:szCs w:val="21"/>
+        </w:rPr>
+        <w:t xml:space="preserve"> what it changes is read by another system that behaves differently. A variable changing is not integration.</w:t>
+      </w:r>
+    </w:p>
+    <w:p>
+      <w:pPr>
+        <w:tabs>
+          <w:tab w:val="left" w:pos="660"/>
+        </w:tabs>
+        <w:spacing w:after="60" w:line="264"/>
+        <w:ind w:left="660" w:hanging="360"/>
+      </w:pPr>
+      <w:r>
+        <w:rPr>
+          <w:sz w:val="21"/>
+          <w:szCs w:val="21"/>
+        </w:rPr>
+        <w:t xml:space="preserve">3.	</w:t>
+      </w:r>
+      <w:r>
+        <w:rPr>
+          <w:b/>
+          <w:bCs/>
+          <w:sz w:val="21"/>
+          <w:szCs w:val="21"/>
+        </w:rPr>
+        <w:t xml:space="preserve">It is enjoyable.</w:t>
+      </w:r>
+      <w:r>
+        <w:rPr>
+          <w:sz w:val="21"/>
+          <w:szCs w:val="21"/>
+        </w:rPr>
+        <w:t xml:space="preserve"> A browser playtest of the stage, written up, answers yes to at least one, with an example from play:</w:t>
+      </w:r>
+    </w:p>
+    <w:p>
+      <w:pPr>
+        <w:pStyle w:val="ListParagraph"/>
+        <w:numPr>
+          <w:ilvl w:val="1"/>
+          <w:numId w:val="2"/>
+        </w:numPr>
+        <w:spacing w:after="60" w:line="264"/>
+      </w:pPr>
+      <w:r>
+        <w:rPr>
+          <w:sz w:val="21"/>
+          <w:szCs w:val="21"/>
+        </w:rPr>
+        <w:t xml:space="preserve">did it create a decision the player cared about?</w:t>
+      </w:r>
+    </w:p>
+    <w:p>
+      <w:pPr>
+        <w:pStyle w:val="ListParagraph"/>
+        <w:numPr>
+          <w:ilvl w:val="1"/>
+          <w:numId w:val="2"/>
+        </w:numPr>
+        <w:spacing w:after="60" w:line="264"/>
+      </w:pPr>
+      <w:r>
+        <w:rPr>
+          <w:sz w:val="21"/>
+          <w:szCs w:val="21"/>
+        </w:rPr>
+        <w:t xml:space="preserve">an outcome worth retelling?</w:t>
+      </w:r>
+    </w:p>
+    <w:p>
+      <w:pPr>
+        <w:pStyle w:val="ListParagraph"/>
+        <w:numPr>
+          <w:ilvl w:val="1"/>
+          <w:numId w:val="2"/>
+        </w:numPr>
+        <w:spacing w:after="60" w:line="264"/>
+      </w:pPr>
+      <w:r>
+        <w:rPr>
+          <w:sz w:val="21"/>
+          <w:szCs w:val="21"/>
+        </w:rPr>
+        <w:t xml:space="preserve">a moment he would seek out again?</w:t>
+      </w:r>
+    </w:p>
+    <w:p>
+      <w:pPr>
+        <w:spacing w:after="60" w:line="264"/>
+        <w:ind w:left="720"/>
+      </w:pPr>
+      <w:r>
+        <w:rPr>
+          <w:sz w:val="21"/>
+          <w:szCs w:val="21"/>
+        </w:rPr>
+        <w:t xml:space="preserve">It also answers no to: did it add a chore, a dead stretch, or a screen to click through?</w:t>
+      </w:r>
+    </w:p>
+    <w:p>
+      <w:pPr>
+        <w:tabs>
+          <w:tab w:val="left" w:pos="660"/>
+        </w:tabs>
+        <w:spacing w:after="60" w:line="264"/>
+        <w:ind w:left="660" w:hanging="360"/>
+      </w:pPr>
+      <w:r>
+        <w:rPr>
+          <w:sz w:val="21"/>
+          <w:szCs w:val="21"/>
+        </w:rPr>
+        <w:t xml:space="preserve">4.	</w:t>
+      </w:r>
+      <w:r>
+        <w:rPr>
+          <w:b/>
+          <w:bCs/>
+          <w:sz w:val="21"/>
+          <w:szCs w:val="21"/>
+        </w:rPr>
+        <w:t xml:space="preserve">The scorecard is no worse,</w:t>
+      </w:r>
+      <w:r>
+        <w:rPr>
+          <w:sz w:val="21"/>
+          <w:szCs w:val="21"/>
+        </w:rPr>
+        <w:t xml:space="preserve"> and improved where the stage aims to improve it.</w:t>
+      </w:r>
+    </w:p>
+    <w:p>
+      <w:pPr>
+        <w:spacing w:after="120" w:line="276"/>
+      </w:pPr>
+      <w:r>
+        <w:rPr>
+          <w:sz w:val="21"/>
+          <w:szCs w:val="21"/>
+        </w:rPr>
+        <w:t xml:space="preserve">A stage that works but isn't enjoyable is reworked or cut, not widened. Your verdict on playing it is the final gate.</w:t>
+      </w:r>
+    </w:p>
+    <w:p>
+      <w:pPr>
+        <w:pStyle w:val="Heading1"/>
+        <w:keepNext/>
+        <w:pageBreakBefore/>
+      </w:pPr>
+      <w:bookmarkStart w:name="_Toc30" w:id="30"/>
       <w:r>
         <w:rPr>
           <w:sz w:val="21"/>
@@ -5223,7 +6247,7 @@
         </w:rPr>
         <w:t xml:space="preserve">Throughout: how we know it got better</w:t>
       </w:r>
-      <w:bookmarkEnd w:id="27"/>
+      <w:bookmarkEnd w:id="30"/>
     </w:p>
     <w:p>
       <w:pPr>
@@ -5546,7 +6570,7 @@
         <w:keepNext/>
         <w:pageBreakBefore/>
       </w:pPr>
-      <w:bookmarkStart w:name="_Toc28" w:id="28"/>
+      <w:bookmarkStart w:name="_Toc31" w:id="31"/>
       <w:r>
         <w:rPr>
           <w:sz w:val="21"/>
@@ -5554,7 +6578,7 @@
         </w:rPr>
         <w:t xml:space="preserve">Suggested order and dependencies</w:t>
       </w:r>
-      <w:bookmarkEnd w:id="28"/>
+      <w:bookmarkEnd w:id="31"/>
     </w:p>
     <w:tbl>
       <w:tblPr>
@@ -5569,10 +6593,10 @@
         </w:tblBorders>
       </w:tblPr>
       <w:tblGrid>
-        <w:gridCol w:w="2185"/>
-        <w:gridCol w:w="3083"/>
-        <w:gridCol w:w="2185"/>
-        <w:gridCol w:w="2185"/>
+        <w:gridCol w:w="2093"/>
+        <w:gridCol w:w="3356"/>
+        <w:gridCol w:w="2093"/>
+        <w:gridCol w:w="2096"/>
       </w:tblGrid>
       <w:tr>
         <w:trPr>
@@ -5581,7 +6605,7 @@
         </w:trPr>
         <w:tc>
           <w:tcPr>
-            <w:tcW w:type="dxa" w:w="2185"/>
+            <w:tcW w:type="dxa" w:w="2093"/>
             <w:tcBorders>
               <w:top w:val="single" w:color="BFBFBF" w:sz="4"/>
               <w:left w:val="single" w:color="BFBFBF" w:sz="4"/>
@@ -5613,7 +6637,7 @@
         </w:tc>
         <w:tc>
           <w:tcPr>
-            <w:tcW w:type="dxa" w:w="3083"/>
+            <w:tcW w:type="dxa" w:w="3356"/>
             <w:tcBorders>
               <w:top w:val="single" w:color="BFBFBF" w:sz="4"/>
               <w:left w:val="single" w:color="BFBFBF" w:sz="4"/>
@@ -5639,13 +6663,13 @@
                 <w:sz w:val="17"/>
                 <w:szCs w:val="17"/>
               </w:rPr>
-              <w:t xml:space="preserve">Phase</w:t>
+              <w:t xml:space="preserve">Stage</w:t>
             </w:r>
           </w:p>
         </w:tc>
         <w:tc>
           <w:tcPr>
-            <w:tcW w:type="dxa" w:w="2185"/>
+            <w:tcW w:type="dxa" w:w="2093"/>
             <w:tcBorders>
               <w:top w:val="single" w:color="BFBFBF" w:sz="4"/>
               <w:left w:val="single" w:color="BFBFBF" w:sz="4"/>
@@ -5677,7 +6701,7 @@
         </w:tc>
         <w:tc>
           <w:tcPr>
-            <w:tcW w:type="dxa" w:w="2185"/>
+            <w:tcW w:type="dxa" w:w="2096"/>
             <w:tcBorders>
               <w:top w:val="single" w:color="BFBFBF" w:sz="4"/>
               <w:left w:val="single" w:color="BFBFBF" w:sz="4"/>
@@ -5714,7 +6738,7 @@
         </w:trPr>
         <w:tc>
           <w:tcPr>
-            <w:tcW w:type="dxa" w:w="2185"/>
+            <w:tcW w:type="dxa" w:w="2093"/>
             <w:tcBorders>
               <w:top w:val="single" w:color="BFBFBF" w:sz="4"/>
               <w:left w:val="single" w:color="BFBFBF" w:sz="4"/>
@@ -5743,7 +6767,7 @@
         </w:tc>
         <w:tc>
           <w:tcPr>
-            <w:tcW w:type="dxa" w:w="3083"/>
+            <w:tcW w:type="dxa" w:w="3356"/>
             <w:tcBorders>
               <w:top w:val="single" w:color="BFBFBF" w:sz="4"/>
               <w:left w:val="single" w:color="BFBFBF" w:sz="4"/>
@@ -5772,7 +6796,7 @@
         </w:tc>
         <w:tc>
           <w:tcPr>
-            <w:tcW w:type="dxa" w:w="2185"/>
+            <w:tcW w:type="dxa" w:w="2093"/>
             <w:tcBorders>
               <w:top w:val="single" w:color="BFBFBF" w:sz="4"/>
               <w:left w:val="single" w:color="BFBFBF" w:sz="4"/>
@@ -5801,7 +6825,7 @@
         </w:tc>
         <w:tc>
           <w:tcPr>
-            <w:tcW w:type="dxa" w:w="2185"/>
+            <w:tcW w:type="dxa" w:w="2096"/>
             <w:tcBorders>
               <w:top w:val="single" w:color="BFBFBF" w:sz="4"/>
               <w:left w:val="single" w:color="BFBFBF" w:sz="4"/>
@@ -5835,7 +6859,7 @@
         </w:trPr>
         <w:tc>
           <w:tcPr>
-            <w:tcW w:type="dxa" w:w="2185"/>
+            <w:tcW w:type="dxa" w:w="2093"/>
             <w:tcBorders>
               <w:top w:val="single" w:color="BFBFBF" w:sz="4"/>
               <w:left w:val="single" w:color="BFBFBF" w:sz="4"/>
@@ -5864,7 +6888,7 @@
         </w:tc>
         <w:tc>
           <w:tcPr>
-            <w:tcW w:type="dxa" w:w="3083"/>
+            <w:tcW w:type="dxa" w:w="3356"/>
             <w:tcBorders>
               <w:top w:val="single" w:color="BFBFBF" w:sz="4"/>
               <w:left w:val="single" w:color="BFBFBF" w:sz="4"/>
@@ -5893,7 +6917,7 @@
         </w:tc>
         <w:tc>
           <w:tcPr>
-            <w:tcW w:type="dxa" w:w="2185"/>
+            <w:tcW w:type="dxa" w:w="2093"/>
             <w:tcBorders>
               <w:top w:val="single" w:color="BFBFBF" w:sz="4"/>
               <w:left w:val="single" w:color="BFBFBF" w:sz="4"/>
@@ -5922,7 +6946,7 @@
         </w:tc>
         <w:tc>
           <w:tcPr>
-            <w:tcW w:type="dxa" w:w="2185"/>
+            <w:tcW w:type="dxa" w:w="2096"/>
             <w:tcBorders>
               <w:top w:val="single" w:color="BFBFBF" w:sz="4"/>
               <w:left w:val="single" w:color="BFBFBF" w:sz="4"/>
@@ -5956,7 +6980,7 @@
         </w:trPr>
         <w:tc>
           <w:tcPr>
-            <w:tcW w:type="dxa" w:w="2185"/>
+            <w:tcW w:type="dxa" w:w="2093"/>
             <w:tcBorders>
               <w:top w:val="single" w:color="BFBFBF" w:sz="4"/>
               <w:left w:val="single" w:color="BFBFBF" w:sz="4"/>
@@ -5985,7 +7009,7 @@
         </w:tc>
         <w:tc>
           <w:tcPr>
-            <w:tcW w:type="dxa" w:w="3083"/>
+            <w:tcW w:type="dxa" w:w="3356"/>
             <w:tcBorders>
               <w:top w:val="single" w:color="BFBFBF" w:sz="4"/>
               <w:left w:val="single" w:color="BFBFBF" w:sz="4"/>
@@ -6005,16 +7029,25 @@
             </w:pPr>
             <w:r>
               <w:rPr>
+                <w:b/>
+                <w:bCs/>
                 <w:sz w:val="17"/>
                 <w:szCs w:val="17"/>
               </w:rPr>
-              <w:t xml:space="preserve">1.2 Locations</w:t>
+              <w:t xml:space="preserve">1.2 Crew and authority</w:t>
+            </w:r>
+            <w:r>
+              <w:rPr>
+                <w:sz w:val="17"/>
+                <w:szCs w:val="17"/>
+              </w:rPr>
+              <w:t xml:space="preserve"> (playtested to enjoyment)</w:t>
             </w:r>
           </w:p>
         </w:tc>
         <w:tc>
           <w:tcPr>
-            <w:tcW w:type="dxa" w:w="2185"/>
+            <w:tcW w:type="dxa" w:w="2093"/>
             <w:tcBorders>
               <w:top w:val="single" w:color="BFBFBF" w:sz="4"/>
               <w:left w:val="single" w:color="BFBFBF" w:sz="4"/>
@@ -6043,7 +7076,7 @@
         </w:tc>
         <w:tc>
           <w:tcPr>
-            <w:tcW w:type="dxa" w:w="2185"/>
+            <w:tcW w:type="dxa" w:w="2096"/>
             <w:tcBorders>
               <w:top w:val="single" w:color="BFBFBF" w:sz="4"/>
               <w:left w:val="single" w:color="BFBFBF" w:sz="4"/>
@@ -6077,7 +7110,7 @@
         </w:trPr>
         <w:tc>
           <w:tcPr>
-            <w:tcW w:type="dxa" w:w="2185"/>
+            <w:tcW w:type="dxa" w:w="2093"/>
             <w:tcBorders>
               <w:top w:val="single" w:color="BFBFBF" w:sz="4"/>
               <w:left w:val="single" w:color="BFBFBF" w:sz="4"/>
@@ -6106,7 +7139,7 @@
         </w:tc>
         <w:tc>
           <w:tcPr>
-            <w:tcW w:type="dxa" w:w="3083"/>
+            <w:tcW w:type="dxa" w:w="3356"/>
             <w:tcBorders>
               <w:top w:val="single" w:color="BFBFBF" w:sz="4"/>
               <w:left w:val="single" w:color="BFBFBF" w:sz="4"/>
@@ -6129,13 +7162,13 @@
                 <w:sz w:val="17"/>
                 <w:szCs w:val="17"/>
               </w:rPr>
-              <w:t xml:space="preserve">1.3 Scores and 1.4 Rackets</w:t>
+              <w:t xml:space="preserve">1.3 Road to captain</w:t>
             </w:r>
           </w:p>
         </w:tc>
         <w:tc>
           <w:tcPr>
-            <w:tcW w:type="dxa" w:w="2185"/>
+            <w:tcW w:type="dxa" w:w="2093"/>
             <w:tcBorders>
               <w:top w:val="single" w:color="BFBFBF" w:sz="4"/>
               <w:left w:val="single" w:color="BFBFBF" w:sz="4"/>
@@ -6158,13 +7191,13 @@
                 <w:sz w:val="17"/>
                 <w:szCs w:val="17"/>
               </w:rPr>
-              <w:t xml:space="preserve">1.2 (places to case and run)</w:t>
+              <w:t xml:space="preserve">1.2</w:t>
             </w:r>
           </w:p>
         </w:tc>
         <w:tc>
           <w:tcPr>
-            <w:tcW w:type="dxa" w:w="2185"/>
+            <w:tcW w:type="dxa" w:w="2096"/>
             <w:tcBorders>
               <w:top w:val="single" w:color="BFBFBF" w:sz="4"/>
               <w:left w:val="single" w:color="BFBFBF" w:sz="4"/>
@@ -6187,7 +7220,7 @@
                 <w:sz w:val="17"/>
                 <w:szCs w:val="17"/>
               </w:rPr>
-              <w:t xml:space="preserve">L + L</w:t>
+              <w:t xml:space="preserve">M</w:t>
             </w:r>
           </w:p>
         </w:tc>
@@ -6198,7 +7231,7 @@
         </w:trPr>
         <w:tc>
           <w:tcPr>
-            <w:tcW w:type="dxa" w:w="2185"/>
+            <w:tcW w:type="dxa" w:w="2093"/>
             <w:tcBorders>
               <w:top w:val="single" w:color="BFBFBF" w:sz="4"/>
               <w:left w:val="single" w:color="BFBFBF" w:sz="4"/>
@@ -6227,7 +7260,7 @@
         </w:tc>
         <w:tc>
           <w:tcPr>
-            <w:tcW w:type="dxa" w:w="3083"/>
+            <w:tcW w:type="dxa" w:w="3356"/>
             <w:tcBorders>
               <w:top w:val="single" w:color="BFBFBF" w:sz="4"/>
               <w:left w:val="single" w:color="BFBFBF" w:sz="4"/>
@@ -6250,13 +7283,13 @@
                 <w:sz w:val="17"/>
                 <w:szCs w:val="17"/>
               </w:rPr>
-              <w:t xml:space="preserve">1.5–1.8 Gambling, soldier's season, identity, tuning</w:t>
+              <w:t xml:space="preserve">1.4 One racket (the book) · 1.5 One score (truck hijack)</w:t>
             </w:r>
           </w:p>
         </w:tc>
         <w:tc>
           <w:tcPr>
-            <w:tcW w:type="dxa" w:w="2185"/>
+            <w:tcW w:type="dxa" w:w="2093"/>
             <w:tcBorders>
               <w:top w:val="single" w:color="BFBFBF" w:sz="4"/>
               <w:left w:val="single" w:color="BFBFBF" w:sz="4"/>
@@ -6279,13 +7312,13 @@
                 <w:sz w:val="17"/>
                 <w:szCs w:val="17"/>
               </w:rPr>
-              <w:t xml:space="preserve">1.3–1.4</w:t>
+              <w:t xml:space="preserve">1.2</w:t>
             </w:r>
           </w:p>
         </w:tc>
         <w:tc>
           <w:tcPr>
-            <w:tcW w:type="dxa" w:w="2185"/>
+            <w:tcW w:type="dxa" w:w="2096"/>
             <w:tcBorders>
               <w:top w:val="single" w:color="BFBFBF" w:sz="4"/>
               <w:left w:val="single" w:color="BFBFBF" w:sz="4"/>
@@ -6308,7 +7341,7 @@
                 <w:sz w:val="17"/>
                 <w:szCs w:val="17"/>
               </w:rPr>
-              <w:t xml:space="preserve">L</w:t>
+              <w:t xml:space="preserve">M + M</w:t>
             </w:r>
           </w:p>
         </w:tc>
@@ -6319,7 +7352,7 @@
         </w:trPr>
         <w:tc>
           <w:tcPr>
-            <w:tcW w:type="dxa" w:w="2185"/>
+            <w:tcW w:type="dxa" w:w="2093"/>
             <w:tcBorders>
               <w:top w:val="single" w:color="BFBFBF" w:sz="4"/>
               <w:left w:val="single" w:color="BFBFBF" w:sz="4"/>
@@ -6348,7 +7381,7 @@
         </w:tc>
         <w:tc>
           <w:tcPr>
-            <w:tcW w:type="dxa" w:w="3083"/>
+            <w:tcW w:type="dxa" w:w="3356"/>
             <w:tcBorders>
               <w:top w:val="single" w:color="BFBFBF" w:sz="4"/>
               <w:left w:val="single" w:color="BFBFBF" w:sz="4"/>
@@ -6371,13 +7404,13 @@
                 <w:sz w:val="17"/>
                 <w:szCs w:val="17"/>
               </w:rPr>
-              <w:t xml:space="preserve">2: Stories visible</w:t>
+              <w:t xml:space="preserve">1.6 Breadth: scores, rackets, gambling, locations (one district, then all)</w:t>
             </w:r>
           </w:p>
         </w:tc>
         <w:tc>
           <w:tcPr>
-            <w:tcW w:type="dxa" w:w="2185"/>
+            <w:tcW w:type="dxa" w:w="2093"/>
             <w:tcBorders>
               <w:top w:val="single" w:color="BFBFBF" w:sz="4"/>
               <w:left w:val="single" w:color="BFBFBF" w:sz="4"/>
@@ -6400,13 +7433,13 @@
                 <w:sz w:val="17"/>
                 <w:szCs w:val="17"/>
               </w:rPr>
-              <w:t xml:space="preserve">1</w:t>
+              <w:t xml:space="preserve">1.4, 1.5 enjoyed</w:t>
             </w:r>
           </w:p>
         </w:tc>
         <w:tc>
           <w:tcPr>
-            <w:tcW w:type="dxa" w:w="2185"/>
+            <w:tcW w:type="dxa" w:w="2096"/>
             <w:tcBorders>
               <w:top w:val="single" w:color="BFBFBF" w:sz="4"/>
               <w:left w:val="single" w:color="BFBFBF" w:sz="4"/>
@@ -6429,7 +7462,7 @@
                 <w:sz w:val="17"/>
                 <w:szCs w:val="17"/>
               </w:rPr>
-              <w:t xml:space="preserve">M–L</w:t>
+              <w:t xml:space="preserve">L</w:t>
             </w:r>
           </w:p>
         </w:tc>
@@ -6440,7 +7473,7 @@
         </w:trPr>
         <w:tc>
           <w:tcPr>
-            <w:tcW w:type="dxa" w:w="2185"/>
+            <w:tcW w:type="dxa" w:w="2093"/>
             <w:tcBorders>
               <w:top w:val="single" w:color="BFBFBF" w:sz="4"/>
               <w:left w:val="single" w:color="BFBFBF" w:sz="4"/>
@@ -6469,7 +7502,7 @@
         </w:tc>
         <w:tc>
           <w:tcPr>
-            <w:tcW w:type="dxa" w:w="3083"/>
+            <w:tcW w:type="dxa" w:w="3356"/>
             <w:tcBorders>
               <w:top w:val="single" w:color="BFBFBF" w:sz="4"/>
               <w:left w:val="single" w:color="BFBFBF" w:sz="4"/>
@@ -6492,13 +7525,13 @@
                 <w:sz w:val="17"/>
                 <w:szCs w:val="17"/>
               </w:rPr>
-              <w:t xml:space="preserve">3.1–3.2 Feuds, authority, violence</w:t>
+              <w:t xml:space="preserve">1.7–1.8 Identity, stopgaps, tuning</w:t>
             </w:r>
           </w:p>
         </w:tc>
         <w:tc>
           <w:tcPr>
-            <w:tcW w:type="dxa" w:w="2185"/>
+            <w:tcW w:type="dxa" w:w="2093"/>
             <w:tcBorders>
               <w:top w:val="single" w:color="BFBFBF" w:sz="4"/>
               <w:left w:val="single" w:color="BFBFBF" w:sz="4"/>
@@ -6521,13 +7554,13 @@
                 <w:sz w:val="17"/>
                 <w:szCs w:val="17"/>
               </w:rPr>
-              <w:t xml:space="preserve">1, 2</w:t>
+              <w:t xml:space="preserve">1</w:t>
             </w:r>
           </w:p>
         </w:tc>
         <w:tc>
           <w:tcPr>
-            <w:tcW w:type="dxa" w:w="2185"/>
+            <w:tcW w:type="dxa" w:w="2096"/>
             <w:tcBorders>
               <w:top w:val="single" w:color="BFBFBF" w:sz="4"/>
               <w:left w:val="single" w:color="BFBFBF" w:sz="4"/>
@@ -6550,7 +7583,7 @@
                 <w:sz w:val="17"/>
                 <w:szCs w:val="17"/>
               </w:rPr>
-              <w:t xml:space="preserve">L + L</w:t>
+              <w:t xml:space="preserve">M</w:t>
             </w:r>
           </w:p>
         </w:tc>
@@ -6561,7 +7594,7 @@
         </w:trPr>
         <w:tc>
           <w:tcPr>
-            <w:tcW w:type="dxa" w:w="2185"/>
+            <w:tcW w:type="dxa" w:w="2093"/>
             <w:tcBorders>
               <w:top w:val="single" w:color="BFBFBF" w:sz="4"/>
               <w:left w:val="single" w:color="BFBFBF" w:sz="4"/>
@@ -6590,7 +7623,7 @@
         </w:tc>
         <w:tc>
           <w:tcPr>
-            <w:tcW w:type="dxa" w:w="3083"/>
+            <w:tcW w:type="dxa" w:w="3356"/>
             <w:tcBorders>
               <w:top w:val="single" w:color="BFBFBF" w:sz="4"/>
               <w:left w:val="single" w:color="BFBFBF" w:sz="4"/>
@@ -6613,13 +7646,13 @@
                 <w:sz w:val="17"/>
                 <w:szCs w:val="17"/>
               </w:rPr>
-              <w:t xml:space="preserve">3.3–3.4 Police faction, Feds</w:t>
+              <w:t xml:space="preserve">2: Stories visible</w:t>
             </w:r>
           </w:p>
         </w:tc>
         <w:tc>
           <w:tcPr>
-            <w:tcW w:type="dxa" w:w="2185"/>
+            <w:tcW w:type="dxa" w:w="2093"/>
             <w:tcBorders>
               <w:top w:val="single" w:color="BFBFBF" w:sz="4"/>
               <w:left w:val="single" w:color="BFBFBF" w:sz="4"/>
@@ -6642,13 +7675,13 @@
                 <w:sz w:val="17"/>
                 <w:szCs w:val="17"/>
               </w:rPr>
-              <w:t xml:space="preserve">3.1–3.2</w:t>
+              <w:t xml:space="preserve">1</w:t>
             </w:r>
           </w:p>
         </w:tc>
         <w:tc>
           <w:tcPr>
-            <w:tcW w:type="dxa" w:w="2185"/>
+            <w:tcW w:type="dxa" w:w="2096"/>
             <w:tcBorders>
               <w:top w:val="single" w:color="BFBFBF" w:sz="4"/>
               <w:left w:val="single" w:color="BFBFBF" w:sz="4"/>
@@ -6671,7 +7704,7 @@
                 <w:sz w:val="17"/>
                 <w:szCs w:val="17"/>
               </w:rPr>
-              <w:t xml:space="preserve">XL + L</w:t>
+              <w:t xml:space="preserve">M–L</w:t>
             </w:r>
           </w:p>
         </w:tc>
@@ -6682,7 +7715,7 @@
         </w:trPr>
         <w:tc>
           <w:tcPr>
-            <w:tcW w:type="dxa" w:w="2185"/>
+            <w:tcW w:type="dxa" w:w="2093"/>
             <w:tcBorders>
               <w:top w:val="single" w:color="BFBFBF" w:sz="4"/>
               <w:left w:val="single" w:color="BFBFBF" w:sz="4"/>
@@ -6711,7 +7744,7 @@
         </w:tc>
         <w:tc>
           <w:tcPr>
-            <w:tcW w:type="dxa" w:w="3083"/>
+            <w:tcW w:type="dxa" w:w="3356"/>
             <w:tcBorders>
               <w:top w:val="single" w:color="BFBFBF" w:sz="4"/>
               <w:left w:val="single" w:color="BFBFBF" w:sz="4"/>
@@ -6734,13 +7767,13 @@
                 <w:sz w:val="17"/>
                 <w:szCs w:val="17"/>
               </w:rPr>
-              <w:t xml:space="preserve">3.5–3.8 Rackets, politics, underworld, neighbourhood</w:t>
+              <w:t xml:space="preserve">3.1–3.2 Feuds, authority, violence</w:t>
             </w:r>
           </w:p>
         </w:tc>
         <w:tc>
           <w:tcPr>
-            <w:tcW w:type="dxa" w:w="2185"/>
+            <w:tcW w:type="dxa" w:w="2093"/>
             <w:tcBorders>
               <w:top w:val="single" w:color="BFBFBF" w:sz="4"/>
               <w:left w:val="single" w:color="BFBFBF" w:sz="4"/>
@@ -6763,13 +7796,13 @@
                 <w:sz w:val="17"/>
                 <w:szCs w:val="17"/>
               </w:rPr>
-              <w:t xml:space="preserve">3.3</w:t>
+              <w:t xml:space="preserve">1, 2</w:t>
             </w:r>
           </w:p>
         </w:tc>
         <w:tc>
           <w:tcPr>
-            <w:tcW w:type="dxa" w:w="2185"/>
+            <w:tcW w:type="dxa" w:w="2096"/>
             <w:tcBorders>
               <w:top w:val="single" w:color="BFBFBF" w:sz="4"/>
               <w:left w:val="single" w:color="BFBFBF" w:sz="4"/>
@@ -6792,7 +7825,7 @@
                 <w:sz w:val="17"/>
                 <w:szCs w:val="17"/>
               </w:rPr>
-              <w:t xml:space="preserve">L–XL</w:t>
+              <w:t xml:space="preserve">L + L</w:t>
             </w:r>
           </w:p>
         </w:tc>
@@ -6803,7 +7836,7 @@
         </w:trPr>
         <w:tc>
           <w:tcPr>
-            <w:tcW w:type="dxa" w:w="2185"/>
+            <w:tcW w:type="dxa" w:w="2093"/>
             <w:tcBorders>
               <w:top w:val="single" w:color="BFBFBF" w:sz="4"/>
               <w:left w:val="single" w:color="BFBFBF" w:sz="4"/>
@@ -6832,7 +7865,7 @@
         </w:tc>
         <w:tc>
           <w:tcPr>
-            <w:tcW w:type="dxa" w:w="3083"/>
+            <w:tcW w:type="dxa" w:w="3356"/>
             <w:tcBorders>
               <w:top w:val="single" w:color="BFBFBF" w:sz="4"/>
               <w:left w:val="single" w:color="BFBFBF" w:sz="4"/>
@@ -6855,13 +7888,13 @@
                 <w:sz w:val="17"/>
                 <w:szCs w:val="17"/>
               </w:rPr>
-              <w:t xml:space="preserve">3b: Playing at the top</w:t>
+              <w:t xml:space="preserve">3.3 One investigation, then the police faction; 3.4 the Feds</w:t>
             </w:r>
           </w:p>
         </w:tc>
         <w:tc>
           <w:tcPr>
-            <w:tcW w:type="dxa" w:w="2185"/>
+            <w:tcW w:type="dxa" w:w="2093"/>
             <w:tcBorders>
               <w:top w:val="single" w:color="BFBFBF" w:sz="4"/>
               <w:left w:val="single" w:color="BFBFBF" w:sz="4"/>
@@ -6884,13 +7917,13 @@
                 <w:sz w:val="17"/>
                 <w:szCs w:val="17"/>
               </w:rPr>
-              <w:t xml:space="preserve">3</w:t>
+              <w:t xml:space="preserve">3.1–3.2</w:t>
             </w:r>
           </w:p>
         </w:tc>
         <w:tc>
           <w:tcPr>
-            <w:tcW w:type="dxa" w:w="2185"/>
+            <w:tcW w:type="dxa" w:w="2096"/>
             <w:tcBorders>
               <w:top w:val="single" w:color="BFBFBF" w:sz="4"/>
               <w:left w:val="single" w:color="BFBFBF" w:sz="4"/>
@@ -6913,7 +7946,7 @@
                 <w:sz w:val="17"/>
                 <w:szCs w:val="17"/>
               </w:rPr>
-              <w:t xml:space="preserve">XL</w:t>
+              <w:t xml:space="preserve">L → XL</w:t>
             </w:r>
           </w:p>
         </w:tc>
@@ -6924,7 +7957,7 @@
         </w:trPr>
         <w:tc>
           <w:tcPr>
-            <w:tcW w:type="dxa" w:w="2185"/>
+            <w:tcW w:type="dxa" w:w="2093"/>
             <w:tcBorders>
               <w:top w:val="single" w:color="BFBFBF" w:sz="4"/>
               <w:left w:val="single" w:color="BFBFBF" w:sz="4"/>
@@ -6953,7 +7986,7 @@
         </w:tc>
         <w:tc>
           <w:tcPr>
-            <w:tcW w:type="dxa" w:w="3083"/>
+            <w:tcW w:type="dxa" w:w="3356"/>
             <w:tcBorders>
               <w:top w:val="single" w:color="BFBFBF" w:sz="4"/>
               <w:left w:val="single" w:color="BFBFBF" w:sz="4"/>
@@ -6976,13 +8009,13 @@
                 <w:sz w:val="17"/>
                 <w:szCs w:val="17"/>
               </w:rPr>
-              <w:t xml:space="preserve">4: A Life</w:t>
+              <w:t xml:space="preserve">3.5–3.8 Rackets, politics, underworld, neighbourhood</w:t>
             </w:r>
           </w:p>
         </w:tc>
         <w:tc>
           <w:tcPr>
-            <w:tcW w:type="dxa" w:w="2185"/>
+            <w:tcW w:type="dxa" w:w="2093"/>
             <w:tcBorders>
               <w:top w:val="single" w:color="BFBFBF" w:sz="4"/>
               <w:left w:val="single" w:color="BFBFBF" w:sz="4"/>
@@ -7005,13 +8038,13 @@
                 <w:sz w:val="17"/>
                 <w:szCs w:val="17"/>
               </w:rPr>
-              <w:t xml:space="preserve">3</w:t>
+              <w:t xml:space="preserve">3.3</w:t>
             </w:r>
           </w:p>
         </w:tc>
         <w:tc>
           <w:tcPr>
-            <w:tcW w:type="dxa" w:w="2185"/>
+            <w:tcW w:type="dxa" w:w="2096"/>
             <w:tcBorders>
               <w:top w:val="single" w:color="BFBFBF" w:sz="4"/>
               <w:left w:val="single" w:color="BFBFBF" w:sz="4"/>
@@ -7034,7 +8067,7 @@
                 <w:sz w:val="17"/>
                 <w:szCs w:val="17"/>
               </w:rPr>
-              <w:t xml:space="preserve">XL+</w:t>
+              <w:t xml:space="preserve">L–XL</w:t>
             </w:r>
           </w:p>
         </w:tc>
@@ -7045,7 +8078,7 @@
         </w:trPr>
         <w:tc>
           <w:tcPr>
-            <w:tcW w:type="dxa" w:w="2185"/>
+            <w:tcW w:type="dxa" w:w="2093"/>
             <w:tcBorders>
               <w:top w:val="single" w:color="BFBFBF" w:sz="4"/>
               <w:left w:val="single" w:color="BFBFBF" w:sz="4"/>
@@ -7074,7 +8107,7 @@
         </w:tc>
         <w:tc>
           <w:tcPr>
-            <w:tcW w:type="dxa" w:w="3083"/>
+            <w:tcW w:type="dxa" w:w="3356"/>
             <w:tcBorders>
               <w:top w:val="single" w:color="BFBFBF" w:sz="4"/>
               <w:left w:val="single" w:color="BFBFBF" w:sz="4"/>
@@ -7097,13 +8130,13 @@
                 <w:sz w:val="17"/>
                 <w:szCs w:val="17"/>
               </w:rPr>
-              <w:t xml:space="preserve">5: Big moments</w:t>
+              <w:t xml:space="preserve">3b: Playing at the top</w:t>
             </w:r>
           </w:p>
         </w:tc>
         <w:tc>
           <w:tcPr>
-            <w:tcW w:type="dxa" w:w="2185"/>
+            <w:tcW w:type="dxa" w:w="2093"/>
             <w:tcBorders>
               <w:top w:val="single" w:color="BFBFBF" w:sz="4"/>
               <w:left w:val="single" w:color="BFBFBF" w:sz="4"/>
@@ -7126,13 +8159,13 @@
                 <w:sz w:val="17"/>
                 <w:szCs w:val="17"/>
               </w:rPr>
-              <w:t xml:space="preserve">3, 4 as they land</w:t>
+              <w:t xml:space="preserve">3</w:t>
             </w:r>
           </w:p>
         </w:tc>
         <w:tc>
           <w:tcPr>
-            <w:tcW w:type="dxa" w:w="2185"/>
+            <w:tcW w:type="dxa" w:w="2096"/>
             <w:tcBorders>
               <w:top w:val="single" w:color="BFBFBF" w:sz="4"/>
               <w:left w:val="single" w:color="BFBFBF" w:sz="4"/>
@@ -7155,7 +8188,7 @@
                 <w:sz w:val="17"/>
                 <w:szCs w:val="17"/>
               </w:rPr>
-              <w:t xml:space="preserve">L</w:t>
+              <w:t xml:space="preserve">XL</w:t>
             </w:r>
           </w:p>
         </w:tc>
@@ -7166,7 +8199,7 @@
         </w:trPr>
         <w:tc>
           <w:tcPr>
-            <w:tcW w:type="dxa" w:w="2185"/>
+            <w:tcW w:type="dxa" w:w="2093"/>
             <w:tcBorders>
               <w:top w:val="single" w:color="BFBFBF" w:sz="4"/>
               <w:left w:val="single" w:color="BFBFBF" w:sz="4"/>
@@ -7189,13 +8222,13 @@
                 <w:sz w:val="17"/>
                 <w:szCs w:val="17"/>
               </w:rPr>
-              <w:t xml:space="preserve">—</w:t>
+              <w:t xml:space="preserve">13</w:t>
             </w:r>
           </w:p>
         </w:tc>
         <w:tc>
           <w:tcPr>
-            <w:tcW w:type="dxa" w:w="3083"/>
+            <w:tcW w:type="dxa" w:w="3356"/>
             <w:tcBorders>
               <w:top w:val="single" w:color="BFBFBF" w:sz="4"/>
               <w:left w:val="single" w:color="BFBFBF" w:sz="4"/>
@@ -7218,13 +8251,13 @@
                 <w:sz w:val="17"/>
                 <w:szCs w:val="17"/>
               </w:rPr>
-              <w:t xml:space="preserve">6: Presentation</w:t>
+              <w:t xml:space="preserve">4: A Life (playable prison as its own slice first)</w:t>
             </w:r>
           </w:p>
         </w:tc>
         <w:tc>
           <w:tcPr>
-            <w:tcW w:type="dxa" w:w="2185"/>
+            <w:tcW w:type="dxa" w:w="2093"/>
             <w:tcBorders>
               <w:top w:val="single" w:color="BFBFBF" w:sz="4"/>
               <w:left w:val="single" w:color="BFBFBF" w:sz="4"/>
@@ -7247,13 +8280,13 @@
                 <w:sz w:val="17"/>
                 <w:szCs w:val="17"/>
               </w:rPr>
-              <w:t xml:space="preserve">alongside</w:t>
+              <w:t xml:space="preserve">3</w:t>
             </w:r>
           </w:p>
         </w:tc>
         <w:tc>
           <w:tcPr>
-            <w:tcW w:type="dxa" w:w="2185"/>
+            <w:tcW w:type="dxa" w:w="2096"/>
             <w:tcBorders>
               <w:top w:val="single" w:color="BFBFBF" w:sz="4"/>
               <w:left w:val="single" w:color="BFBFBF" w:sz="4"/>
@@ -7276,6 +8309,369 @@
                 <w:sz w:val="17"/>
                 <w:szCs w:val="17"/>
               </w:rPr>
+              <w:t xml:space="preserve">XL+</w:t>
+            </w:r>
+          </w:p>
+        </w:tc>
+      </w:tr>
+      <w:tr>
+        <w:trPr>
+          <w:cantSplit/>
+        </w:trPr>
+        <w:tc>
+          <w:tcPr>
+            <w:tcW w:type="dxa" w:w="2093"/>
+            <w:tcBorders>
+              <w:top w:val="single" w:color="BFBFBF" w:sz="4"/>
+              <w:left w:val="single" w:color="BFBFBF" w:sz="4"/>
+              <w:bottom w:val="single" w:color="BFBFBF" w:sz="4"/>
+              <w:right w:val="single" w:color="BFBFBF" w:sz="4"/>
+            </w:tcBorders>
+            <w:tcMar>
+              <w:top w:type="dxa" w:w="50"/>
+              <w:left w:type="dxa" w:w="80"/>
+              <w:bottom w:type="dxa" w:w="50"/>
+              <w:right w:type="dxa" w:w="80"/>
+            </w:tcMar>
+          </w:tcPr>
+          <w:p>
+            <w:pPr>
+              <w:spacing w:after="0" w:line="252"/>
+            </w:pPr>
+            <w:r>
+              <w:rPr>
+                <w:sz w:val="17"/>
+                <w:szCs w:val="17"/>
+              </w:rPr>
+              <w:t xml:space="preserve">14</w:t>
+            </w:r>
+          </w:p>
+        </w:tc>
+        <w:tc>
+          <w:tcPr>
+            <w:tcW w:type="dxa" w:w="3356"/>
+            <w:tcBorders>
+              <w:top w:val="single" w:color="BFBFBF" w:sz="4"/>
+              <w:left w:val="single" w:color="BFBFBF" w:sz="4"/>
+              <w:bottom w:val="single" w:color="BFBFBF" w:sz="4"/>
+              <w:right w:val="single" w:color="BFBFBF" w:sz="4"/>
+            </w:tcBorders>
+            <w:tcMar>
+              <w:top w:type="dxa" w:w="50"/>
+              <w:left w:type="dxa" w:w="80"/>
+              <w:bottom w:type="dxa" w:w="50"/>
+              <w:right w:type="dxa" w:w="80"/>
+            </w:tcMar>
+          </w:tcPr>
+          <w:p>
+            <w:pPr>
+              <w:spacing w:after="0" w:line="252"/>
+            </w:pPr>
+            <w:r>
+              <w:rPr>
+                <w:sz w:val="17"/>
+                <w:szCs w:val="17"/>
+              </w:rPr>
+              <w:t xml:space="preserve">5: Big moments</w:t>
+            </w:r>
+          </w:p>
+        </w:tc>
+        <w:tc>
+          <w:tcPr>
+            <w:tcW w:type="dxa" w:w="2093"/>
+            <w:tcBorders>
+              <w:top w:val="single" w:color="BFBFBF" w:sz="4"/>
+              <w:left w:val="single" w:color="BFBFBF" w:sz="4"/>
+              <w:bottom w:val="single" w:color="BFBFBF" w:sz="4"/>
+              <w:right w:val="single" w:color="BFBFBF" w:sz="4"/>
+            </w:tcBorders>
+            <w:tcMar>
+              <w:top w:type="dxa" w:w="50"/>
+              <w:left w:type="dxa" w:w="80"/>
+              <w:bottom w:type="dxa" w:w="50"/>
+              <w:right w:type="dxa" w:w="80"/>
+            </w:tcMar>
+          </w:tcPr>
+          <w:p>
+            <w:pPr>
+              <w:spacing w:after="0" w:line="252"/>
+            </w:pPr>
+            <w:r>
+              <w:rPr>
+                <w:sz w:val="17"/>
+                <w:szCs w:val="17"/>
+              </w:rPr>
+              <w:t xml:space="preserve">3, 4 as they land</w:t>
+            </w:r>
+          </w:p>
+        </w:tc>
+        <w:tc>
+          <w:tcPr>
+            <w:tcW w:type="dxa" w:w="2096"/>
+            <w:tcBorders>
+              <w:top w:val="single" w:color="BFBFBF" w:sz="4"/>
+              <w:left w:val="single" w:color="BFBFBF" w:sz="4"/>
+              <w:bottom w:val="single" w:color="BFBFBF" w:sz="4"/>
+              <w:right w:val="single" w:color="BFBFBF" w:sz="4"/>
+            </w:tcBorders>
+            <w:tcMar>
+              <w:top w:type="dxa" w:w="50"/>
+              <w:left w:type="dxa" w:w="80"/>
+              <w:bottom w:type="dxa" w:w="50"/>
+              <w:right w:type="dxa" w:w="80"/>
+            </w:tcMar>
+          </w:tcPr>
+          <w:p>
+            <w:pPr>
+              <w:spacing w:after="0" w:line="252"/>
+            </w:pPr>
+            <w:r>
+              <w:rPr>
+                <w:sz w:val="17"/>
+                <w:szCs w:val="17"/>
+              </w:rPr>
+              <w:t xml:space="preserve">L</w:t>
+            </w:r>
+          </w:p>
+        </w:tc>
+      </w:tr>
+      <w:tr>
+        <w:trPr>
+          <w:cantSplit/>
+        </w:trPr>
+        <w:tc>
+          <w:tcPr>
+            <w:tcW w:type="dxa" w:w="2093"/>
+            <w:tcBorders>
+              <w:top w:val="single" w:color="BFBFBF" w:sz="4"/>
+              <w:left w:val="single" w:color="BFBFBF" w:sz="4"/>
+              <w:bottom w:val="single" w:color="BFBFBF" w:sz="4"/>
+              <w:right w:val="single" w:color="BFBFBF" w:sz="4"/>
+            </w:tcBorders>
+            <w:tcMar>
+              <w:top w:type="dxa" w:w="50"/>
+              <w:left w:type="dxa" w:w="80"/>
+              <w:bottom w:type="dxa" w:w="50"/>
+              <w:right w:type="dxa" w:w="80"/>
+            </w:tcMar>
+          </w:tcPr>
+          <w:p>
+            <w:pPr>
+              <w:spacing w:after="0" w:line="252"/>
+            </w:pPr>
+            <w:r>
+              <w:rPr>
+                <w:sz w:val="17"/>
+                <w:szCs w:val="17"/>
+              </w:rPr>
+              <w:t xml:space="preserve">—</w:t>
+            </w:r>
+          </w:p>
+        </w:tc>
+        <w:tc>
+          <w:tcPr>
+            <w:tcW w:type="dxa" w:w="3356"/>
+            <w:tcBorders>
+              <w:top w:val="single" w:color="BFBFBF" w:sz="4"/>
+              <w:left w:val="single" w:color="BFBFBF" w:sz="4"/>
+              <w:bottom w:val="single" w:color="BFBFBF" w:sz="4"/>
+              <w:right w:val="single" w:color="BFBFBF" w:sz="4"/>
+            </w:tcBorders>
+            <w:tcMar>
+              <w:top w:type="dxa" w:w="50"/>
+              <w:left w:type="dxa" w:w="80"/>
+              <w:bottom w:type="dxa" w:w="50"/>
+              <w:right w:type="dxa" w:w="80"/>
+            </w:tcMar>
+          </w:tcPr>
+          <w:p>
+            <w:pPr>
+              <w:spacing w:after="0" w:line="252"/>
+            </w:pPr>
+            <w:r>
+              <w:rPr>
+                <w:sz w:val="17"/>
+                <w:szCs w:val="17"/>
+              </w:rPr>
+              <w:t xml:space="preserve">Conversational depth</w:t>
+            </w:r>
+          </w:p>
+        </w:tc>
+        <w:tc>
+          <w:tcPr>
+            <w:tcW w:type="dxa" w:w="2093"/>
+            <w:tcBorders>
+              <w:top w:val="single" w:color="BFBFBF" w:sz="4"/>
+              <w:left w:val="single" w:color="BFBFBF" w:sz="4"/>
+              <w:bottom w:val="single" w:color="BFBFBF" w:sz="4"/>
+              <w:right w:val="single" w:color="BFBFBF" w:sz="4"/>
+            </w:tcBorders>
+            <w:tcMar>
+              <w:top w:type="dxa" w:w="50"/>
+              <w:left w:type="dxa" w:w="80"/>
+              <w:bottom w:type="dxa" w:w="50"/>
+              <w:right w:type="dxa" w:w="80"/>
+            </w:tcMar>
+          </w:tcPr>
+          <w:p>
+            <w:pPr>
+              <w:spacing w:after="0" w:line="252"/>
+            </w:pPr>
+            <w:r>
+              <w:rPr>
+                <w:sz w:val="17"/>
+                <w:szCs w:val="17"/>
+              </w:rPr>
+              <w:t xml:space="preserve">every stage</w:t>
+            </w:r>
+          </w:p>
+        </w:tc>
+        <w:tc>
+          <w:tcPr>
+            <w:tcW w:type="dxa" w:w="2096"/>
+            <w:tcBorders>
+              <w:top w:val="single" w:color="BFBFBF" w:sz="4"/>
+              <w:left w:val="single" w:color="BFBFBF" w:sz="4"/>
+              <w:bottom w:val="single" w:color="BFBFBF" w:sz="4"/>
+              <w:right w:val="single" w:color="BFBFBF" w:sz="4"/>
+            </w:tcBorders>
+            <w:tcMar>
+              <w:top w:type="dxa" w:w="50"/>
+              <w:left w:type="dxa" w:w="80"/>
+              <w:bottom w:type="dxa" w:w="50"/>
+              <w:right w:type="dxa" w:w="80"/>
+            </w:tcMar>
+          </w:tcPr>
+          <w:p>
+            <w:pPr>
+              <w:spacing w:after="0" w:line="252"/>
+            </w:pPr>
+            <w:r>
+              <w:rPr>
+                <w:sz w:val="17"/>
+                <w:szCs w:val="17"/>
+              </w:rPr>
+              <w:t xml:space="preserve">permanent</w:t>
+            </w:r>
+          </w:p>
+        </w:tc>
+      </w:tr>
+      <w:tr>
+        <w:trPr>
+          <w:cantSplit/>
+        </w:trPr>
+        <w:tc>
+          <w:tcPr>
+            <w:tcW w:type="dxa" w:w="2093"/>
+            <w:tcBorders>
+              <w:top w:val="single" w:color="BFBFBF" w:sz="4"/>
+              <w:left w:val="single" w:color="BFBFBF" w:sz="4"/>
+              <w:bottom w:val="single" w:color="BFBFBF" w:sz="4"/>
+              <w:right w:val="single" w:color="BFBFBF" w:sz="4"/>
+            </w:tcBorders>
+            <w:tcMar>
+              <w:top w:type="dxa" w:w="50"/>
+              <w:left w:type="dxa" w:w="80"/>
+              <w:bottom w:type="dxa" w:w="50"/>
+              <w:right w:type="dxa" w:w="80"/>
+            </w:tcMar>
+          </w:tcPr>
+          <w:p>
+            <w:pPr>
+              <w:spacing w:after="0" w:line="252"/>
+            </w:pPr>
+            <w:r>
+              <w:rPr>
+                <w:sz w:val="17"/>
+                <w:szCs w:val="17"/>
+              </w:rPr>
+              <w:t xml:space="preserve">—</w:t>
+            </w:r>
+          </w:p>
+        </w:tc>
+        <w:tc>
+          <w:tcPr>
+            <w:tcW w:type="dxa" w:w="3356"/>
+            <w:tcBorders>
+              <w:top w:val="single" w:color="BFBFBF" w:sz="4"/>
+              <w:left w:val="single" w:color="BFBFBF" w:sz="4"/>
+              <w:bottom w:val="single" w:color="BFBFBF" w:sz="4"/>
+              <w:right w:val="single" w:color="BFBFBF" w:sz="4"/>
+            </w:tcBorders>
+            <w:tcMar>
+              <w:top w:type="dxa" w:w="50"/>
+              <w:left w:type="dxa" w:w="80"/>
+              <w:bottom w:type="dxa" w:w="50"/>
+              <w:right w:type="dxa" w:w="80"/>
+            </w:tcMar>
+          </w:tcPr>
+          <w:p>
+            <w:pPr>
+              <w:spacing w:after="0" w:line="252"/>
+            </w:pPr>
+            <w:r>
+              <w:rPr>
+                <w:sz w:val="17"/>
+                <w:szCs w:val="17"/>
+              </w:rPr>
+              <w:t xml:space="preserve">6: Presentation</w:t>
+            </w:r>
+          </w:p>
+        </w:tc>
+        <w:tc>
+          <w:tcPr>
+            <w:tcW w:type="dxa" w:w="2093"/>
+            <w:tcBorders>
+              <w:top w:val="single" w:color="BFBFBF" w:sz="4"/>
+              <w:left w:val="single" w:color="BFBFBF" w:sz="4"/>
+              <w:bottom w:val="single" w:color="BFBFBF" w:sz="4"/>
+              <w:right w:val="single" w:color="BFBFBF" w:sz="4"/>
+            </w:tcBorders>
+            <w:tcMar>
+              <w:top w:type="dxa" w:w="50"/>
+              <w:left w:type="dxa" w:w="80"/>
+              <w:bottom w:type="dxa" w:w="50"/>
+              <w:right w:type="dxa" w:w="80"/>
+            </w:tcMar>
+          </w:tcPr>
+          <w:p>
+            <w:pPr>
+              <w:spacing w:after="0" w:line="252"/>
+            </w:pPr>
+            <w:r>
+              <w:rPr>
+                <w:sz w:val="17"/>
+                <w:szCs w:val="17"/>
+              </w:rPr>
+              <w:t xml:space="preserve">alongside</w:t>
+            </w:r>
+          </w:p>
+        </w:tc>
+        <w:tc>
+          <w:tcPr>
+            <w:tcW w:type="dxa" w:w="2096"/>
+            <w:tcBorders>
+              <w:top w:val="single" w:color="BFBFBF" w:sz="4"/>
+              <w:left w:val="single" w:color="BFBFBF" w:sz="4"/>
+              <w:bottom w:val="single" w:color="BFBFBF" w:sz="4"/>
+              <w:right w:val="single" w:color="BFBFBF" w:sz="4"/>
+            </w:tcBorders>
+            <w:tcMar>
+              <w:top w:type="dxa" w:w="50"/>
+              <w:left w:type="dxa" w:w="80"/>
+              <w:bottom w:type="dxa" w:w="50"/>
+              <w:right w:type="dxa" w:w="80"/>
+            </w:tcMar>
+          </w:tcPr>
+          <w:p>
+            <w:pPr>
+              <w:spacing w:after="0" w:line="252"/>
+            </w:pPr>
+            <w:r>
+              <w:rPr>
+                <w:sz w:val="17"/>
+                <w:szCs w:val="17"/>
+              </w:rPr>
               <w:t xml:space="preserve">M each</w:t>
             </w:r>
           </w:p>
@@ -7296,8 +8692,8 @@
           <w:sz w:val="21"/>
           <w:szCs w:val="21"/>
         </w:rPr>
-        <w:t xml:space="preserve">Phases 0–2 make the existing game good past hour five. Phase 3 makes the world self-sustaining. Phases 3b and 4 make it a life.
-Phase 5 makes it memorable.</w:t>
+        <w:t xml:space="preserve">Phases 0–2 make the existing game good past hour five, with the made man's crew at its heart. Phase 3 makes the world
+self-sustaining. Phases 3b and 4 make it a life. Phase 5 makes it memorable.</w:t>
       </w:r>
     </w:p>
     <w:sectPr>

--- a/docs/rpg/SCOPE_OVERVIEW.docx
+++ b/docs/rpg/SCOPE_OVERVIEW.docx
@@ -1198,6 +1198,106 @@
           <w:szCs w:val="21"/>
         </w:rPr>
         <w:t xml:space="preserve">.)</w:t>
+      </w:r>
+    </w:p>
+    <w:p>
+      <w:pPr>
+        <w:tabs>
+          <w:tab w:val="left" w:pos="660"/>
+        </w:tabs>
+        <w:spacing w:after="60" w:line="264"/>
+        <w:ind w:left="660" w:hanging="360"/>
+      </w:pPr>
+      <w:r>
+        <w:rPr>
+          <w:sz w:val="21"/>
+          <w:szCs w:val="21"/>
+        </w:rPr>
+        <w:t xml:space="preserve">5.	</w:t>
+      </w:r>
+      <w:r>
+        <w:rPr>
+          <w:b/>
+          <w:bCs/>
+          <w:sz w:val="21"/>
+          <w:szCs w:val="21"/>
+        </w:rPr>
+        <w:t xml:space="preserve">Keep the game playable.</w:t>
+      </w:r>
+      <w:r>
+        <w:rPr>
+          <w:sz w:val="21"/>
+          <w:szCs w:val="21"/>
+        </w:rPr>
+        <w:t xml:space="preserve"> Develop, test and deploy stable increments; never disappear into a months-long rebuild. Every
+stage ends with a working, deployed game.</w:t>
+      </w:r>
+    </w:p>
+    <w:p>
+      <w:pPr>
+        <w:tabs>
+          <w:tab w:val="left" w:pos="660"/>
+        </w:tabs>
+        <w:spacing w:after="60" w:line="264"/>
+        <w:ind w:left="660" w:hanging="360"/>
+      </w:pPr>
+      <w:r>
+        <w:rPr>
+          <w:sz w:val="21"/>
+          <w:szCs w:val="21"/>
+        </w:rPr>
+        <w:t xml:space="preserve">6.	</w:t>
+      </w:r>
+      <w:r>
+        <w:rPr>
+          <w:b/>
+          <w:bCs/>
+          <w:sz w:val="21"/>
+          <w:szCs w:val="21"/>
+        </w:rPr>
+        <w:t xml:space="preserve">Keep testing actual gameplay.</w:t>
+      </w:r>
+      <w:r>
+        <w:rPr>
+          <w:sz w:val="21"/>
+          <w:szCs w:val="21"/>
+        </w:rPr>
+        <w:t xml:space="preserve"> A technically complete feature isn't necessarily an enjoyable one. Long-running playthroughs
+(the climber over 150+ days, browser playthroughs over weeks of game time) are run every stage to expose repetition, shallow
+decisions and broken progression.</w:t>
+      </w:r>
+    </w:p>
+    <w:p>
+      <w:pPr>
+        <w:tabs>
+          <w:tab w:val="left" w:pos="660"/>
+        </w:tabs>
+        <w:spacing w:after="60" w:line="264"/>
+        <w:ind w:left="660" w:hanging="360"/>
+      </w:pPr>
+      <w:r>
+        <w:rPr>
+          <w:sz w:val="21"/>
+          <w:szCs w:val="21"/>
+        </w:rPr>
+        <w:t xml:space="preserve">7.	</w:t>
+      </w:r>
+      <w:r>
+        <w:rPr>
+          <w:b/>
+          <w:bCs/>
+          <w:sz w:val="21"/>
+          <w:szCs w:val="21"/>
+        </w:rPr>
+        <w:t xml:space="preserve">Keep systems interconnected.</w:t>
+      </w:r>
+      <w:r>
+        <w:rPr>
+          <w:sz w:val="21"/>
+          <w:szCs w:val="21"/>
+        </w:rPr>
+        <w:t xml:space="preserve"> Every new mechanic must influence existing characters, relationships, opportunities or
+consequences. A mechanic nothing else reads is not added.</w:t>
       </w:r>
     </w:p>
     <w:p>
